--- a/downloads/workbook/ai-5-week-30.docx
+++ b/downloads/workbook/ai-5-week-30.docx
@@ -992,6 +992,178 @@
         <w:t>Project connection: For your Image-pattern Network Investigation, save the input, procedure, observed result and limitation of this check. Label this worked example as practice; use a different, previously unreviewed case when checking independent understanding.</w:t>
       </w:r>
     </w:p>
+    <w:p>
+      <w:pPr>
+        <w:pStyle w:val="Heading1"/>
+      </w:pPr>
+      <w:r>
+        <w:t>13. Project portfolio milestone</w:t>
+      </w:r>
+    </w:p>
+    <w:p>
+      <w:r>
+        <w:t>Project: Image-pattern Network Investigation</w:t>
+      </w:r>
+    </w:p>
+    <w:p>
+      <w:r>
+        <w:t>Current milestone: Prepare the demonstration. Gather reproducible instructions, evidence, access checks and remaining limitations.</w:t>
+      </w:r>
+    </w:p>
+    <w:p>
+      <w:r>
+        <w:t>For your Image-pattern Network Investigation, save the input, procedure, observed result and limitation of this check. Label this worked example as practice; use a different, previously unreviewed case when checking independent understanding.</w:t>
+      </w:r>
+    </w:p>
+    <w:tbl>
+      <w:tblPr>
+        <w:tblStyle w:val="LightShading-Accent1"/>
+        <w:tblW w:type="auto" w:w="0"/>
+        <w:tblLook w:firstColumn="1" w:firstRow="1" w:lastColumn="0" w:lastRow="0" w:noHBand="0" w:noVBand="1" w:val="04A0"/>
+      </w:tblPr>
+      <w:tblGrid>
+        <w:gridCol w:w="5112"/>
+        <w:gridCol w:w="5112"/>
+      </w:tblGrid>
+      <w:tr>
+        <w:trPr>
+          <w:tblHeader/>
+        </w:trPr>
+        <w:tc>
+          <w:tcPr>
+            <w:tcW w:type="dxa" w:w="5112"/>
+          </w:tcPr>
+          <w:p>
+            <w:r>
+              <w:t>Evidence to keep</w:t>
+            </w:r>
+          </w:p>
+        </w:tc>
+        <w:tc>
+          <w:tcPr>
+            <w:tcW w:type="dxa" w:w="5112"/>
+          </w:tcPr>
+          <w:p>
+            <w:r>
+              <w:t>My record</w:t>
+            </w:r>
+          </w:p>
+        </w:tc>
+      </w:tr>
+      <w:tr>
+        <w:tc>
+          <w:tcPr>
+            <w:tcW w:type="dxa" w:w="5112"/>
+          </w:tcPr>
+          <w:p>
+            <w:r>
+              <w:t>This week’s input and deciding step</w:t>
+            </w:r>
+          </w:p>
+        </w:tc>
+        <w:tc>
+          <w:tcPr>
+            <w:tcW w:type="dxa" w:w="5112"/>
+          </w:tcPr>
+          <w:p>
+            <w:r/>
+          </w:p>
+        </w:tc>
+      </w:tr>
+      <w:tr>
+        <w:tc>
+          <w:tcPr>
+            <w:tcW w:type="dxa" w:w="5112"/>
+          </w:tcPr>
+          <w:p>
+            <w:r>
+              <w:t>Prediction and actual result (or labelled paper trace)</w:t>
+            </w:r>
+          </w:p>
+        </w:tc>
+        <w:tc>
+          <w:tcPr>
+            <w:tcW w:type="dxa" w:w="5112"/>
+          </w:tcPr>
+          <w:p>
+            <w:r/>
+          </w:p>
+        </w:tc>
+      </w:tr>
+      <w:tr>
+        <w:tc>
+          <w:tcPr>
+            <w:tcW w:type="dxa" w:w="5112"/>
+          </w:tcPr>
+          <w:p>
+            <w:r>
+              <w:t>One change since the previous checkpoint and why</w:t>
+            </w:r>
+          </w:p>
+        </w:tc>
+        <w:tc>
+          <w:tcPr>
+            <w:tcW w:type="dxa" w:w="5112"/>
+          </w:tcPr>
+          <w:p>
+            <w:r/>
+          </w:p>
+        </w:tc>
+      </w:tr>
+      <w:tr>
+        <w:tc>
+          <w:tcPr>
+            <w:tcW w:type="dxa" w:w="5112"/>
+          </w:tcPr>
+          <w:p>
+            <w:r>
+              <w:t>One error or limit and the next test</w:t>
+            </w:r>
+          </w:p>
+        </w:tc>
+        <w:tc>
+          <w:tcPr>
+            <w:tcW w:type="dxa" w:w="5112"/>
+          </w:tcPr>
+          <w:p>
+            <w:r/>
+          </w:p>
+        </w:tc>
+      </w:tr>
+    </w:tbl>
+    <w:p>
+      <w:pPr>
+        <w:pStyle w:val="Heading3"/>
+      </w:pPr>
+      <w:r>
+        <w:t>Explain what this week adds to your project. Reuse last week’s record rather than starting again.</w:t>
+      </w:r>
+    </w:p>
+    <w:p>
+      <w:r>
+        <w:t>________________________________________________________________</w:t>
+      </w:r>
+    </w:p>
+    <w:p>
+      <w:r>
+        <w:t>________________________________________________________________</w:t>
+      </w:r>
+    </w:p>
+    <w:p>
+      <w:r>
+        <w:t>________________________________________________________________</w:t>
+      </w:r>
+    </w:p>
+    <w:p>
+      <w:r>
+        <w:t>________________________________________________________________</w:t>
+      </w:r>
+    </w:p>
+    <w:p>
+      <w:r>
+        <w:t>________________________________________________________________</w:t>
+      </w:r>
+    </w:p>
     <w:sectPr>
       <w:pgSz w:w="12240" w:h="15840"/>
       <w:pgMar w:top="936" w:right="1008" w:bottom="936" w:left="1008" w:header="720" w:footer="720" w:gutter="0"/>

--- a/downloads/workbook/ai-5-week-30.docx
+++ b/downloads/workbook/ai-5-week-30.docx
@@ -1164,6 +1164,248 @@
         <w:t>________________________________________________________________</w:t>
       </w:r>
     </w:p>
+    <w:p>
+      <w:pPr>
+        <w:pStyle w:val="Heading1"/>
+      </w:pPr>
+      <w:r>
+        <w:t>14. Supported practice and learning evidence</w:t>
+      </w:r>
+    </w:p>
+    <w:p>
+      <w:r>
+        <w:t>Use this supported practice once, in the browser or on paper. Keep the reserved independent assessment for a separate first attempt before teacher feedback.</w:t>
+      </w:r>
+    </w:p>
+    <w:p>
+      <w:r>
+        <w:t>Separate within-setting performance from changing setting proportions.</w:t>
+      </w:r>
+    </w:p>
+    <w:p>
+      <w:pPr>
+        <w:pStyle w:val="Heading3"/>
+      </w:pPr>
+      <w:r>
+        <w:t>Practice 1: explain the deciding evidence</w:t>
+      </w:r>
+    </w:p>
+    <w:p>
+      <w:r>
+        <w:t>Which labelled step matches this detail? New accuracy 28/50=56%; more use now occurs in the harder dim setting.</w:t>
+      </w:r>
+    </w:p>
+    <w:p>
+      <w:r>
+        <w:t>1. New pooled rate</w:t>
+      </w:r>
+    </w:p>
+    <w:p>
+      <w:r>
+        <w:t>2. Keep slice rates</w:t>
+      </w:r>
+    </w:p>
+    <w:p>
+      <w:r>
+        <w:t>3. Old pooled rate</w:t>
+      </w:r>
+    </w:p>
+    <w:p>
+      <w:pPr>
+        <w:pStyle w:val="Heading3"/>
+      </w:pPr>
+      <w:r>
+        <w:t>My selected conclusion, deciding fact and explanation</w:t>
+      </w:r>
+    </w:p>
+    <w:p>
+      <w:r>
+        <w:t>________________________________________________________________</w:t>
+      </w:r>
+    </w:p>
+    <w:p>
+      <w:r>
+        <w:t>________________________________________________________________</w:t>
+      </w:r>
+    </w:p>
+    <w:p>
+      <w:r>
+        <w:t>________________________________________________________________</w:t>
+      </w:r>
+    </w:p>
+    <w:p>
+      <w:r>
+        <w:t>________________________________________________________________</w:t>
+      </w:r>
+    </w:p>
+    <w:p>
+      <w:r>
+        <w:t>________________________________________________________________</w:t>
+      </w:r>
+    </w:p>
+    <w:p>
+      <w:r>
+        <w:t>Hint if needed: Read the steps in the pictorial case. Match the supplied detail to the stage that performs or records it.</w:t>
+      </w:r>
+    </w:p>
+    <w:p>
+      <w:r>
+        <w:t>After your attempt, compare with the supported explanation: New pooled rate New accuracy 28/50=56%; more use now occurs in the harder dim setting. A pooled rate depends on how often each condition appears as well as performance within that condition. Bright and dim accuracy stay fixed in this example. The new use contains more dim cases, so its pooled accuracy falls. Report both group counts and group rates before concluding that the network itself deteriorated.</w:t>
+      </w:r>
+    </w:p>
+    <w:p>
+      <w:pPr>
+        <w:pStyle w:val="Heading3"/>
+      </w:pPr>
+      <w:r>
+        <w:t>Practice 2: explain the deciding evidence</w:t>
+      </w:r>
+    </w:p>
+    <w:p>
+      <w:r>
+        <w:t>Changed-case practice: New-use mix returns to40 bright and 10 dim with the same slice rates. Which conclusion is supported by the supplied facts?</w:t>
+      </w:r>
+    </w:p>
+    <w:p>
+      <w:r>
+        <w:t>1. This one example guarantees correct results for every future input.</w:t>
+      </w:r>
+    </w:p>
+    <w:p>
+      <w:r>
+        <w:t>2. Pooled accuracy returns to74%.</w:t>
+      </w:r>
+    </w:p>
+    <w:p>
+      <w:r>
+        <w:t>3. We can decide the result without examining the changed input or the procedure.</w:t>
+      </w:r>
+    </w:p>
+    <w:p>
+      <w:pPr>
+        <w:pStyle w:val="Heading3"/>
+      </w:pPr>
+      <w:r>
+        <w:t>My selected conclusion, deciding fact and explanation</w:t>
+      </w:r>
+    </w:p>
+    <w:p>
+      <w:r>
+        <w:t>________________________________________________________________</w:t>
+      </w:r>
+    </w:p>
+    <w:p>
+      <w:r>
+        <w:t>________________________________________________________________</w:t>
+      </w:r>
+    </w:p>
+    <w:p>
+      <w:r>
+        <w:t>________________________________________________________________</w:t>
+      </w:r>
+    </w:p>
+    <w:p>
+      <w:r>
+        <w:t>________________________________________________________________</w:t>
+      </w:r>
+    </w:p>
+    <w:p>
+      <w:r>
+        <w:t>________________________________________________________________</w:t>
+      </w:r>
+    </w:p>
+    <w:p>
+      <w:r>
+        <w:t>Hint if needed: Use the changed condition and the deciding step in the pictorial trace. The answer must say what follows from those facts.</w:t>
+      </w:r>
+    </w:p>
+    <w:p>
+      <w:r>
+        <w:t>After your attempt, compare with the supported explanation: Pooled accuracy returns to74%. The mixture weights change, while each slice’s conditional performance stays fixed.</w:t>
+      </w:r>
+    </w:p>
+    <w:p>
+      <w:pPr>
+        <w:pStyle w:val="Heading3"/>
+      </w:pPr>
+      <w:r>
+        <w:t>Repair a missing building block</w:t>
+      </w:r>
+    </w:p>
+    <w:p>
+      <w:r>
+        <w:t>Review Uncertainty and failure analysis (ai-5/29). Goal: Distinguish a predicted class, confidence score and observed correctness. Short practice: What is C’s positive-class probability and chosen-label confidence? Point to the relevant step in the picture, then write the changed result and the rule or evidence that supports it.. Return to this week and explain what you changed.</w:t>
+      </w:r>
+    </w:p>
+    <w:p>
+      <w:r>
+        <w:t>Review Similarity and normalisation (ai-5/27). Goal: Calculate vector length and normalise a nonzero vector. Short practice: Why do the original two metrics select different winners? Point to the relevant step in the picture, then write the changed result and the rule or evidence that supports it.. Return to this week and explain what you changed.</w:t>
+      </w:r>
+    </w:p>
+    <w:p>
+      <w:r>
+        <w:t>Review Augmentation and leakage (ai-5/24). Goal: Check whether a transformation preserves the task label. Short practice: How many independent source groups are in the final test? Point to the relevant step in the picture, then write the changed result and the rule or evidence that supports it.. Return to this week and explain what you changed.</w:t>
+      </w:r>
+    </w:p>
+    <w:p>
+      <w:pPr>
+        <w:pStyle w:val="Heading3"/>
+      </w:pPr>
+      <w:r>
+        <w:t>Predict, run and debug</w:t>
+      </w:r>
+    </w:p>
+    <w:p>
+      <w:r>
+        <w:t>The browser lab lets you edit the supported Python examples already included in this lesson. Predict first, run, inspect the actual output or error, change one input, then run again. Keep code, predictions, actual results and a reasoned revision together. On paper, label your result as a trace rather than an execution.</w:t>
+      </w:r>
+    </w:p>
+    <w:p>
+      <w:pPr>
+        <w:pStyle w:val="Heading3"/>
+      </w:pPr>
+      <w:r>
+        <w:t>Keep your completed work</w:t>
+      </w:r>
+    </w:p>
+    <w:p>
+      <w:r>
+        <w:t>Use Download completed work in the hosted lesson to export your answers, reflections, practice feedback and code-run evidence. Open the HTML copy to read or print it. Drafts stay in this browser when storage is available; clear drafts on a shared device.</w:t>
+      </w:r>
+    </w:p>
+    <w:p>
+      <w:pPr>
+        <w:pStyle w:val="Heading3"/>
+      </w:pPr>
+      <w:r>
+        <w:t>What I repaired, the evidence I kept and the next test</w:t>
+      </w:r>
+    </w:p>
+    <w:p>
+      <w:r>
+        <w:t>________________________________________________________________</w:t>
+      </w:r>
+    </w:p>
+    <w:p>
+      <w:r>
+        <w:t>________________________________________________________________</w:t>
+      </w:r>
+    </w:p>
+    <w:p>
+      <w:r>
+        <w:t>________________________________________________________________</w:t>
+      </w:r>
+    </w:p>
+    <w:p>
+      <w:r>
+        <w:t>________________________________________________________________</w:t>
+      </w:r>
+    </w:p>
+    <w:p>
+      <w:r>
+        <w:t>________________________________________________________________</w:t>
+      </w:r>
+    </w:p>
     <w:sectPr>
       <w:pgSz w:w="12240" w:h="15840"/>
       <w:pgMar w:top="936" w:right="1008" w:bottom="936" w:left="1008" w:header="720" w:footer="720" w:gutter="0"/>

--- a/downloads/workbook/ai-5-week-30.docx
+++ b/downloads/workbook/ai-5-week-30.docx
@@ -30,33 +30,45 @@
     </w:p>
     <w:p>
       <w:r>
-        <w:t>Try the recall before opening notes. Then use a different colour or a labelled second line to correct your explanation.</w:t>
+        <w:t>Record your starting explanation for Dataset shift in neural models before opening notes. Show any later correction separately.</w:t>
       </w:r>
     </w:p>
     <w:p>
       <w:pPr>
-        <w:pStyle w:val="Heading3"/>
-      </w:pPr>
-      <w:r>
-        <w:t>Uncertainty and failure analysis</w:t>
+        <w:spacing w:line="336" w:lineRule="auto" w:after="180"/>
+      </w:pPr>
+      <w:r>
+        <w:rPr>
+          <w:b w:val="0"/>
+        </w:rPr>
+        <w:t>Try the recall before opening notes. Then use a different colour or a labelled second line to correct your explanation.</w:t>
       </w:r>
     </w:p>
     <w:p>
-      <w:r>
-        <w:t>Without opening the old lesson, explain one key idea from Uncertainty and failure analysis. Give an example and a mistake that the idea helps you avoid.</w:t>
+      <w:pPr>
+        <w:pStyle w:val="Heading3"/>
+      </w:pPr>
+      <w:r>
+        <w:t>Uncertainty and failure analysis</w:t>
       </w:r>
     </w:p>
     <w:p>
       <w:pPr>
-        <w:pStyle w:val="Heading3"/>
-      </w:pPr>
-      <w:r>
-        <w:t>My remembered idea, example and correction</w:t>
+        <w:spacing w:line="336" w:lineRule="auto" w:after="180"/>
+      </w:pPr>
+      <w:r>
+        <w:rPr>
+          <w:b w:val="0"/>
+        </w:rPr>
+        <w:t>Without opening the old lesson, explain one key idea from Uncertainty and failure analysis. Give an example and a mistake that the idea helps you avoid.</w:t>
       </w:r>
     </w:p>
     <w:p>
-      <w:r>
-        <w:t>________________________________________________________________</w:t>
+      <w:pPr>
+        <w:pStyle w:val="Heading3"/>
+      </w:pPr>
+      <w:r>
+        <w:t>My remembered idea, example and correction</w:t>
       </w:r>
     </w:p>
     <w:p>
@@ -70,29 +82,35 @@
       </w:r>
     </w:p>
     <w:p>
-      <w:pPr>
-        <w:pStyle w:val="Heading3"/>
-      </w:pPr>
-      <w:r>
-        <w:t>Similarity and normalisation</w:t>
+      <w:r>
+        <w:t>________________________________________________________________</w:t>
       </w:r>
     </w:p>
     <w:p>
-      <w:r>
-        <w:t>Without opening the old lesson, explain one key idea from Similarity and normalisation. Give an example and a mistake that the idea helps you avoid.</w:t>
+      <w:pPr>
+        <w:pStyle w:val="Heading3"/>
+      </w:pPr>
+      <w:r>
+        <w:t>Similarity and normalisation</w:t>
       </w:r>
     </w:p>
     <w:p>
       <w:pPr>
-        <w:pStyle w:val="Heading3"/>
-      </w:pPr>
-      <w:r>
-        <w:t>My remembered idea, example and correction</w:t>
+        <w:spacing w:line="336" w:lineRule="auto" w:after="180"/>
+      </w:pPr>
+      <w:r>
+        <w:rPr>
+          <w:b w:val="0"/>
+        </w:rPr>
+        <w:t>Without opening the old lesson, explain one key idea from Similarity and normalisation. Give an example and a mistake that the idea helps you avoid.</w:t>
       </w:r>
     </w:p>
     <w:p>
-      <w:r>
-        <w:t>________________________________________________________________</w:t>
+      <w:pPr>
+        <w:pStyle w:val="Heading3"/>
+      </w:pPr>
+      <w:r>
+        <w:t>My remembered idea, example and correction</w:t>
       </w:r>
     </w:p>
     <w:p>
@@ -106,29 +124,35 @@
       </w:r>
     </w:p>
     <w:p>
-      <w:pPr>
-        <w:pStyle w:val="Heading3"/>
-      </w:pPr>
-      <w:r>
-        <w:t>Augmentation and leakage</w:t>
+      <w:r>
+        <w:t>________________________________________________________________</w:t>
       </w:r>
     </w:p>
     <w:p>
-      <w:r>
-        <w:t>Without opening the old lesson, explain one key idea from Augmentation and leakage. Give an example and a mistake that the idea helps you avoid.</w:t>
+      <w:pPr>
+        <w:pStyle w:val="Heading3"/>
+      </w:pPr>
+      <w:r>
+        <w:t>Augmentation and leakage</w:t>
       </w:r>
     </w:p>
     <w:p>
       <w:pPr>
-        <w:pStyle w:val="Heading3"/>
-      </w:pPr>
-      <w:r>
-        <w:t>My remembered idea, example and correction</w:t>
+        <w:spacing w:line="336" w:lineRule="auto" w:after="180"/>
+      </w:pPr>
+      <w:r>
+        <w:rPr>
+          <w:b w:val="0"/>
+        </w:rPr>
+        <w:t>Without opening the old lesson, explain one key idea from Augmentation and leakage. Give an example and a mistake that the idea helps you avoid.</w:t>
       </w:r>
     </w:p>
     <w:p>
-      <w:r>
-        <w:t>________________________________________________________________</w:t>
+      <w:pPr>
+        <w:pStyle w:val="Heading3"/>
+      </w:pPr>
+      <w:r>
+        <w:t>My remembered idea, example and correction</w:t>
       </w:r>
     </w:p>
     <w:p>
@@ -142,16 +166,44 @@
       </w:r>
     </w:p>
     <w:p>
-      <w:pPr>
-        <w:pStyle w:val="Heading1"/>
-      </w:pPr>
-      <w:r>
-        <w:t>02. Practise with fading help</w:t>
+      <w:r>
+        <w:t>________________________________________________________________</w:t>
       </w:r>
     </w:p>
     <w:p>
-      <w:r>
-        <w:t>Use W2: Use the right denominator for Dataset shift in neural models. Record the answer once; the lesson and workbook refer to the same attempt.</w:t>
+      <w:pPr>
+        <w:pStyle w:val="Heading1"/>
+      </w:pPr>
+      <w:r>
+        <w:t>02. Practise with fading help</w:t>
+      </w:r>
+    </w:p>
+    <w:p>
+      <w:r>
+        <w:t>Complete the supported Dataset shift in neural models trace and record the first step you can explain without help.</w:t>
+      </w:r>
+    </w:p>
+    <w:p>
+      <w:pPr>
+        <w:spacing w:line="336" w:lineRule="auto" w:after="180"/>
+      </w:pPr>
+      <w:r>
+        <w:rPr>
+          <w:b w:val="0"/>
+        </w:rPr>
+        <w:t xml:space="preserve">Use W2: Use the right denominator for </w:t>
+      </w:r>
+      <w:r>
+        <w:rPr>
+          <w:b/>
+        </w:rPr>
+        <w:t>Dataset shift</w:t>
+      </w:r>
+      <w:r>
+        <w:rPr>
+          <w:b w:val="0"/>
+        </w:rPr>
+        <w:t xml:space="preserve"> in neural models. Record the answer once; the lesson and workbook refer to the same attempt.</w:t>
       </w:r>
     </w:p>
     <w:tbl>
@@ -279,25 +331,49 @@
     </w:p>
     <w:p>
       <w:r>
-        <w:t>Use the worked case for Dataset shift in neural models. Proposed explanation: “Average the percentages regardless of group sizes”. Decide whether this explanation is supported. Point to the step or supplied fact that decides; explain your repair if needed.</w:t>
+        <w:t>Check the proposed Dataset shift in neural models explanation against the supplied facts before discussing it.</w:t>
       </w:r>
     </w:p>
     <w:p>
       <w:pPr>
-        <w:pStyle w:val="Heading3"/>
-      </w:pPr>
-      <w:r>
-        <w:t>My explanation before partner discussion</w:t>
+        <w:spacing w:line="336" w:lineRule="auto" w:after="180"/>
+      </w:pPr>
+      <w:r>
+        <w:rPr>
+          <w:b w:val="0"/>
+        </w:rPr>
+        <w:t xml:space="preserve">Use the worked case for </w:t>
+      </w:r>
+      <w:r>
+        <w:rPr>
+          <w:b/>
+        </w:rPr>
+        <w:t>Dataset shift</w:t>
+      </w:r>
+      <w:r>
+        <w:rPr>
+          <w:b w:val="0"/>
+        </w:rPr>
+        <w:t xml:space="preserve"> in neural models. Proposed explanation: “Average the percentages regardless of group sizes”. Decide whether this explanation is supported.</w:t>
       </w:r>
     </w:p>
     <w:p>
-      <w:r>
-        <w:t>________________________________________________________________</w:t>
+      <w:pPr>
+        <w:spacing w:line="336" w:lineRule="auto" w:after="180"/>
+      </w:pPr>
+      <w:r>
+        <w:rPr>
+          <w:b w:val="0"/>
+        </w:rPr>
+        <w:t>Point to the step or supplied fact that decides; explain your repair if needed.</w:t>
       </w:r>
     </w:p>
     <w:p>
-      <w:r>
-        <w:t>________________________________________________________________</w:t>
+      <w:pPr>
+        <w:pStyle w:val="Heading3"/>
+      </w:pPr>
+      <w:r>
+        <w:t>My explanation before partner discussion</w:t>
       </w:r>
     </w:p>
     <w:p>
@@ -311,52 +387,64 @@
       </w:r>
     </w:p>
     <w:p>
-      <w:pPr>
-        <w:pStyle w:val="Heading1"/>
-      </w:pPr>
-      <w:r>
-        <w:t>04. Independent transfer case</w:t>
+      <w:r>
+        <w:t>________________________________________________________________</w:t>
       </w:r>
     </w:p>
     <w:p>
-      <w:pPr>
-        <w:pStyle w:val="Heading3"/>
-      </w:pPr>
-      <w:r>
-        <w:t>Independent case: Analyse a new mixture independently</w:t>
+      <w:r>
+        <w:t>________________________________________________________________</w:t>
       </w:r>
     </w:p>
     <w:p>
-      <w:r>
-        <w:t>A separate audit has development groups P: 60 cases, 48 correct and Q: 40 cases, 20 correct. New-use groups are P: 20 cases, 16 correct and Q: 80 cases, 40 correct. Compute each group rate, both overall accuracies, and the percentage-point change. Under the same group rates, what accuracy would equal-sized P and Q groups have?</w:t>
+      <w:pPr>
+        <w:pStyle w:val="Heading1"/>
+      </w:pPr>
+      <w:r>
+        <w:t>04. Independent transfer case</w:t>
       </w:r>
     </w:p>
     <w:p>
-      <w:pPr>
-        <w:pStyle w:val="Heading3"/>
-      </w:pPr>
-      <w:r>
-        <w:t>My independent explanation, trace and limits</w:t>
+      <w:r>
+        <w:t>Write one first attempt at the reserved independent case before feedback. Repeated copies of that case refer to the same recorded attempt.</w:t>
       </w:r>
     </w:p>
     <w:p>
-      <w:r>
-        <w:t>________________________________________________________________</w:t>
+      <w:pPr>
+        <w:pStyle w:val="Heading3"/>
+      </w:pPr>
+      <w:r>
+        <w:t>Independent case: Analyse a new mixture independently</w:t>
       </w:r>
     </w:p>
     <w:p>
-      <w:r>
-        <w:t>________________________________________________________________</w:t>
+      <w:pPr>
+        <w:spacing w:line="336" w:lineRule="auto" w:after="180"/>
+      </w:pPr>
+      <w:r>
+        <w:rPr>
+          <w:b w:val="0"/>
+        </w:rPr>
+        <w:t>A separate audit has development groups P: 60 cases, 48 correct and Q: 40 cases, 20 correct. New-use groups are P: 20 cases, 16 correct and Q: 80 cases, 40 correct.</w:t>
       </w:r>
     </w:p>
     <w:p>
-      <w:r>
-        <w:t>________________________________________________________________</w:t>
+      <w:pPr>
+        <w:spacing w:line="336" w:lineRule="auto" w:after="180"/>
+      </w:pPr>
+      <w:r>
+        <w:rPr>
+          <w:b w:val="0"/>
+        </w:rPr>
+        <w:t>Compute each group rate, both overall accuracies, and the percentage-point change. Under the same group rates, what accuracy would equal-sized P and Q groups have?</w:t>
       </w:r>
     </w:p>
     <w:p>
-      <w:r>
-        <w:t>________________________________________________________________</w:t>
+      <w:pPr>
+        <w:pStyle w:val="Heading3"/>
+      </w:pPr>
+      <w:r>
+        <w:t>My independent explanation, trace and limits</w:t>
       </w:r>
     </w:p>
     <w:p>
@@ -376,53 +464,66 @@
     </w:p>
     <w:p>
       <w:r>
-        <w:t>Attempt this case before feedback. Record any help. Earlier examples below are further practice; a case already practised with feedback cannot establish fresh transfer.</w:t>
+        <w:t>________________________________________________________________</w:t>
       </w:r>
     </w:p>
     <w:p>
-      <w:pPr>
-        <w:pStyle w:val="Heading1"/>
-      </w:pPr>
-      <w:r>
-        <w:t>05. W1 Audit the two cohorts</w:t>
+      <w:r>
+        <w:t>________________________________________________________________</w:t>
       </w:r>
     </w:p>
     <w:p>
       <w:r>
-        <w:t>From the table, calculate clear and dim accuracy in each cohort and the clear/dim proportions. Which observed quantities change, and which remain the same?</w:t>
+        <w:t>________________________________________________________________</w:t>
       </w:r>
     </w:p>
     <w:p>
-      <w:pPr>
-        <w:pStyle w:val="Heading3"/>
-      </w:pPr>
-      <w:r>
-        <w:t>My reasoning and evidence</w:t>
+      <w:r>
+        <w:t>________________________________________________________________</w:t>
       </w:r>
     </w:p>
     <w:p>
-      <w:r>
-        <w:t>________________________________________________________________</w:t>
+      <w:pPr>
+        <w:spacing w:line="336" w:lineRule="auto" w:after="180"/>
+      </w:pPr>
+      <w:r>
+        <w:rPr>
+          <w:b w:val="0"/>
+        </w:rPr>
+        <w:t>Attempt this case before feedback. Record any help. Earlier examples below are further practice; a case already practised with feedback cannot establish fresh transfer.</w:t>
       </w:r>
     </w:p>
     <w:p>
-      <w:r>
-        <w:t>________________________________________________________________</w:t>
+      <w:pPr>
+        <w:pStyle w:val="Heading1"/>
+      </w:pPr>
+      <w:r>
+        <w:t>05. W1 Audit the two cohorts</w:t>
       </w:r>
     </w:p>
     <w:p>
       <w:r>
-        <w:t>________________________________________________________________</w:t>
+        <w:t>Audit the two cohorts. Apply the supplied Dataset shift in neural models facts and keep your reasoning.</w:t>
       </w:r>
     </w:p>
     <w:p>
-      <w:r>
-        <w:t>________________________________________________________________</w:t>
+      <w:pPr>
+        <w:spacing w:line="336" w:lineRule="auto" w:after="180"/>
+        <w:shd w:fill="F5F1FB"/>
+      </w:pPr>
+      <w:r>
+        <w:rPr>
+          <w:b w:val="0"/>
+        </w:rPr>
+        <w:t>From the table, calculate clear and dim accuracy in each cohort and the clear/dim proportions. Which observed quantities change, and which remain the same?</w:t>
       </w:r>
     </w:p>
     <w:p>
-      <w:r>
-        <w:t>________________________________________________________________</w:t>
+      <w:pPr>
+        <w:pStyle w:val="Heading3"/>
+      </w:pPr>
+      <w:r>
+        <w:t>My reasoning and evidence</w:t>
       </w:r>
     </w:p>
     <w:p>
@@ -431,24 +532,18 @@
       </w:r>
     </w:p>
     <w:p>
-      <w:pPr>
-        <w:pStyle w:val="Heading1"/>
-      </w:pPr>
-      <w:r>
-        <w:t>06. W2 Use the right denominator</w:t>
+      <w:r>
+        <w:t>________________________________________________________________</w:t>
       </w:r>
     </w:p>
     <w:p>
       <w:r>
-        <w:t>Calculate overall correct counts, accuracy and errors in both cohorts, plus the percentage-point drop. Explain why averaging 90 percent and 50 percent without weights gives the wrong overall result here.</w:t>
+        <w:t>________________________________________________________________</w:t>
       </w:r>
     </w:p>
     <w:p>
-      <w:pPr>
-        <w:pStyle w:val="Heading3"/>
-      </w:pPr>
-      <w:r>
-        <w:t>My reasoning and evidence</w:t>
+      <w:r>
+        <w:t>________________________________________________________________</w:t>
       </w:r>
     </w:p>
     <w:p>
@@ -462,44 +557,50 @@
       </w:r>
     </w:p>
     <w:p>
-      <w:r>
-        <w:t>________________________________________________________________</w:t>
+      <w:pPr>
+        <w:pStyle w:val="Heading1"/>
+      </w:pPr>
+      <w:r>
+        <w:t>06. W2 Use the right denominator</w:t>
       </w:r>
     </w:p>
     <w:p>
       <w:r>
-        <w:t>________________________________________________________________</w:t>
+        <w:t>Use the right denominator. Apply the supplied Dataset shift in neural models facts and keep your reasoning.</w:t>
       </w:r>
     </w:p>
     <w:p>
-      <w:r>
-        <w:t>________________________________________________________________</w:t>
+      <w:pPr>
+        <w:spacing w:line="336" w:lineRule="auto" w:after="180"/>
+      </w:pPr>
+      <w:r>
+        <w:rPr>
+          <w:b w:val="0"/>
+        </w:rPr>
+        <w:t>Calculate overall correct counts, accuracy and errors in both cohorts, plus the percentage-point drop. Explain why averaging 90 percent and 50 percent without weights gives the wrong overall result here.</w:t>
       </w:r>
     </w:p>
     <w:p>
-      <w:r>
-        <w:t>________________________________________________________________</w:t>
+      <w:pPr>
+        <w:pStyle w:val="Heading3"/>
+      </w:pPr>
+      <w:r>
+        <w:t>My reasoning and evidence</w:t>
       </w:r>
     </w:p>
     <w:p>
-      <w:pPr>
-        <w:pStyle w:val="Heading1"/>
-      </w:pPr>
-      <w:r>
-        <w:t>07. W3 Separate an alert from an outcome</w:t>
+      <w:r>
+        <w:t>________________________________________________________________</w:t>
       </w:r>
     </w:p>
     <w:p>
       <w:r>
-        <w:t>New-use monitoring shows more dim images but reference labels have not arrived. What can you report now, what can you not calculate, and what checks should precede blaming the neural network?</w:t>
+        <w:t>________________________________________________________________</w:t>
       </w:r>
     </w:p>
     <w:p>
-      <w:pPr>
-        <w:pStyle w:val="Heading3"/>
-      </w:pPr>
-      <w:r>
-        <w:t>My reasoning and evidence</w:t>
+      <w:r>
+        <w:t>________________________________________________________________</w:t>
       </w:r>
     </w:p>
     <w:p>
@@ -518,39 +619,58 @@
       </w:r>
     </w:p>
     <w:p>
-      <w:r>
-        <w:t>________________________________________________________________</w:t>
+      <w:pPr>
+        <w:pStyle w:val="Heading1"/>
+      </w:pPr>
+      <w:r>
+        <w:t>07. W3 Separate an alert from an outcome</w:t>
       </w:r>
     </w:p>
     <w:p>
       <w:r>
-        <w:t>________________________________________________________________</w:t>
+        <w:t>Separate an alert from an outcome. Apply the supplied Dataset shift in neural models facts and keep your reasoning.</w:t>
       </w:r>
     </w:p>
     <w:p>
-      <w:r>
-        <w:t>________________________________________________________________</w:t>
+      <w:pPr>
+        <w:spacing w:line="336" w:lineRule="auto" w:after="180"/>
+        <w:shd w:fill="F5F1FB"/>
+      </w:pPr>
+      <w:r>
+        <w:rPr>
+          <w:b w:val="0"/>
+        </w:rPr>
+        <w:t xml:space="preserve">New-use </w:t>
+      </w:r>
+      <w:r>
+        <w:rPr>
+          <w:b/>
+        </w:rPr>
+        <w:t>monitoring</w:t>
+      </w:r>
+      <w:r>
+        <w:rPr>
+          <w:b w:val="0"/>
+        </w:rPr>
+        <w:t xml:space="preserve"> shows more dim images but reference labels have not arrived. What can you report now, what can you not calculate, and what checks should precede blaming the neural network?</w:t>
       </w:r>
     </w:p>
     <w:p>
       <w:pPr>
-        <w:pStyle w:val="Heading1"/>
-      </w:pPr>
-      <w:r>
-        <w:t>08. W4 Analyse a new mixture independently</w:t>
+        <w:pStyle w:val="Heading3"/>
+      </w:pPr>
+      <w:r>
+        <w:t>My reasoning and evidence</w:t>
       </w:r>
     </w:p>
     <w:p>
       <w:r>
-        <w:t>A separate audit has development groups P: 60 cases, 48 correct and Q: 40 cases, 20 correct. New-use groups are P: 20 cases, 16 correct and Q: 80 cases, 40 correct. Compute each group rate, both overall accuracies, and the percentage-point change. Under the same group rates, what accuracy would equal-sized P and Q groups have?</w:t>
+        <w:t>________________________________________________________________</w:t>
       </w:r>
     </w:p>
     <w:p>
-      <w:pPr>
-        <w:pStyle w:val="Heading3"/>
-      </w:pPr>
-      <w:r>
-        <w:t>My reasoning and evidence</w:t>
+      <w:r>
+        <w:t>________________________________________________________________</w:t>
       </w:r>
     </w:p>
     <w:p>
@@ -574,44 +694,56 @@
       </w:r>
     </w:p>
     <w:p>
-      <w:r>
-        <w:t>________________________________________________________________</w:t>
+      <w:pPr>
+        <w:pStyle w:val="Heading1"/>
+      </w:pPr>
+      <w:r>
+        <w:t>08. W4 Analyse a new mixture independently</w:t>
       </w:r>
     </w:p>
     <w:p>
       <w:r>
-        <w:t>________________________________________________________________</w:t>
+        <w:t>Attempt before feedback. If this repeats the selected independent case, reuse that first attempt; otherwise keep a separate record. Analyse a new mixture independently. Apply the supplied Dataset shift in neural models facts and keep your reasoning.</w:t>
       </w:r>
     </w:p>
     <w:p>
-      <w:r>
-        <w:t>________________________________________________________________</w:t>
+      <w:pPr>
+        <w:spacing w:line="336" w:lineRule="auto" w:after="180"/>
+      </w:pPr>
+      <w:r>
+        <w:rPr>
+          <w:b w:val="0"/>
+        </w:rPr>
+        <w:t>A separate audit has development groups P: 60 cases, 48 correct and Q: 40 cases, 20 correct. New-use groups are P: 20 cases, 16 correct and Q: 80 cases, 40 correct.</w:t>
       </w:r>
     </w:p>
     <w:p>
-      <w:r>
-        <w:t>________________________________________________________________</w:t>
+      <w:pPr>
+        <w:spacing w:line="336" w:lineRule="auto" w:after="180"/>
+      </w:pPr>
+      <w:r>
+        <w:rPr>
+          <w:b w:val="0"/>
+        </w:rPr>
+        <w:t>Compute each group rate, both overall accuracies, and the percentage-point change. Under the same group rates, what accuracy would equal-sized P and Q groups have?</w:t>
       </w:r>
     </w:p>
     <w:p>
       <w:pPr>
-        <w:pStyle w:val="Heading1"/>
-      </w:pPr>
-      <w:r>
-        <w:t>09. W5 Protect the comparison</w:t>
+        <w:pStyle w:val="Heading3"/>
+      </w:pPr>
+      <w:r>
+        <w:t>My reasoning and evidence</w:t>
       </w:r>
     </w:p>
     <w:p>
       <w:r>
-        <w:t>A team retrains using new-use errors, then evaluates on those same images and their brightened copies. Explain why the score is not independent evidence and propose a comparison that includes the original model.</w:t>
+        <w:t>________________________________________________________________</w:t>
       </w:r>
     </w:p>
     <w:p>
-      <w:pPr>
-        <w:pStyle w:val="Heading3"/>
-      </w:pPr>
-      <w:r>
-        <w:t>My reasoning and evidence</w:t>
+      <w:r>
+        <w:t>________________________________________________________________</w:t>
       </w:r>
     </w:p>
     <w:p>
@@ -649,25 +781,43 @@
         <w:pStyle w:val="Heading1"/>
       </w:pPr>
       <w:r>
-        <w:t>10. Project checkpoint and reflection</w:t>
+        <w:t>09. W5 Protect the comparison</w:t>
       </w:r>
     </w:p>
     <w:p>
       <w:r>
-        <w:t>Add a labelled dataset shift in neural models evidence sheet to Image-pattern Network Investigation. Show how you can explain how a changed input mix can change overall accuracy. Use the supplied fictional case and keep its inputs, intermediate steps, calculation or prediction, and limitation. Connect this record to last week’s record; a matching answer without a trace is insufficient.</w:t>
+        <w:t>Protect the comparison. Apply the supplied Dataset shift in neural models facts and keep your reasoning.</w:t>
       </w:r>
     </w:p>
     <w:p>
       <w:pPr>
-        <w:pStyle w:val="Heading3"/>
-      </w:pPr>
-      <w:r>
-        <w:t>My project change, supporting evidence and remaining limit</w:t>
+        <w:spacing w:line="336" w:lineRule="auto" w:after="180"/>
+      </w:pPr>
+      <w:r>
+        <w:rPr>
+          <w:b w:val="0"/>
+        </w:rPr>
+        <w:t xml:space="preserve">A team retrains using new-use errors, then evaluates on those same images and their brightened copies. Explain why the score is not independent </w:t>
+      </w:r>
+      <w:r>
+        <w:rPr>
+          <w:b/>
+        </w:rPr>
+        <w:t>evidence</w:t>
+      </w:r>
+      <w:r>
+        <w:rPr>
+          <w:b w:val="0"/>
+        </w:rPr>
+        <w:t xml:space="preserve"> and propose a comparison that includes the original model.</w:t>
       </w:r>
     </w:p>
     <w:p>
-      <w:r>
-        <w:t>________________________________________________________________</w:t>
+      <w:pPr>
+        <w:pStyle w:val="Heading3"/>
+      </w:pPr>
+      <w:r>
+        <w:t>My reasoning and evidence</w:t>
       </w:r>
     </w:p>
     <w:p>
@@ -696,11 +846,154 @@
       </w:r>
     </w:p>
     <w:p>
+      <w:r>
+        <w:t>________________________________________________________________</w:t>
+      </w:r>
+    </w:p>
+    <w:p>
       <w:pPr>
         <w:pStyle w:val="Heading1"/>
       </w:pPr>
       <w:r>
+        <w:t>10. Project checkpoint and reflection</w:t>
+      </w:r>
+    </w:p>
+    <w:p>
+      <w:r>
+        <w:t>Connect Dataset shift in neural models to Image-pattern Network Investigation, identify a limit and choose the next useful test.</w:t>
+      </w:r>
+    </w:p>
+    <w:p>
+      <w:pPr>
+        <w:spacing w:line="336" w:lineRule="auto" w:after="180"/>
+      </w:pPr>
+      <w:r>
+        <w:rPr>
+          <w:b w:val="0"/>
+        </w:rPr>
+        <w:t xml:space="preserve">Add a labelled </w:t>
+      </w:r>
+      <w:r>
+        <w:rPr>
+          <w:b/>
+        </w:rPr>
+        <w:t>dataset shift</w:t>
+      </w:r>
+      <w:r>
+        <w:rPr>
+          <w:b w:val="0"/>
+        </w:rPr>
+        <w:t xml:space="preserve"> in neural models </w:t>
+      </w:r>
+      <w:r>
+        <w:rPr>
+          <w:b/>
+        </w:rPr>
+        <w:t>evidence</w:t>
+      </w:r>
+      <w:r>
+        <w:rPr>
+          <w:b w:val="0"/>
+        </w:rPr>
+        <w:t xml:space="preserve"> sheet to Image-pattern Network Investigation. Show how you can explain how a changed </w:t>
+      </w:r>
+      <w:r>
+        <w:rPr>
+          <w:b/>
+        </w:rPr>
+        <w:t>input</w:t>
+      </w:r>
+      <w:r>
+        <w:rPr>
+          <w:b w:val="0"/>
+        </w:rPr>
+        <w:t xml:space="preserve"> mix can change overall accuracy.</w:t>
+      </w:r>
+    </w:p>
+    <w:p>
+      <w:pPr>
+        <w:spacing w:line="336" w:lineRule="auto" w:after="180"/>
+      </w:pPr>
+      <w:r>
+        <w:rPr>
+          <w:b w:val="0"/>
+        </w:rPr>
+        <w:t xml:space="preserve">Use the supplied fictional case and keep its </w:t>
+      </w:r>
+      <w:r>
+        <w:rPr>
+          <w:b/>
+        </w:rPr>
+        <w:t>input</w:t>
+      </w:r>
+      <w:r>
+        <w:rPr>
+          <w:b w:val="0"/>
+        </w:rPr>
+        <w:t xml:space="preserve">s, intermediate steps, calculation or </w:t>
+      </w:r>
+      <w:r>
+        <w:rPr>
+          <w:b/>
+        </w:rPr>
+        <w:t>prediction</w:t>
+      </w:r>
+      <w:r>
+        <w:rPr>
+          <w:b w:val="0"/>
+        </w:rPr>
+        <w:t>, and limitation. Connect this record to last week’s record; a matching answer without a trace is insufficient.</w:t>
+      </w:r>
+    </w:p>
+    <w:p>
+      <w:pPr>
+        <w:pStyle w:val="Heading3"/>
+      </w:pPr>
+      <w:r>
+        <w:t>My project change, supporting evidence and remaining limit</w:t>
+      </w:r>
+    </w:p>
+    <w:p>
+      <w:r>
+        <w:t>________________________________________________________________</w:t>
+      </w:r>
+    </w:p>
+    <w:p>
+      <w:r>
+        <w:t>________________________________________________________________</w:t>
+      </w:r>
+    </w:p>
+    <w:p>
+      <w:r>
+        <w:t>________________________________________________________________</w:t>
+      </w:r>
+    </w:p>
+    <w:p>
+      <w:r>
+        <w:t>________________________________________________________________</w:t>
+      </w:r>
+    </w:p>
+    <w:p>
+      <w:r>
+        <w:t>________________________________________________________________</w:t>
+      </w:r>
+    </w:p>
+    <w:p>
+      <w:r>
+        <w:t>________________________________________________________________</w:t>
+      </w:r>
+    </w:p>
+    <w:p>
+      <w:pPr>
+        <w:pStyle w:val="Heading1"/>
+      </w:pPr>
+      <w:r>
         <w:t>11. Feedback, return check and learning record</w:t>
+      </w:r>
+    </w:p>
+    <w:p>
+      <w:r>
+        <w:t>Record the first repaired step and a different case to revisit after a delay.</w:t>
       </w:r>
     </w:p>
     <w:tbl>
@@ -840,7 +1133,13 @@
       </w:tr>
     </w:tbl>
     <w:p>
-      <w:r>
+      <w:pPr>
+        <w:spacing w:line="336" w:lineRule="auto" w:after="180"/>
+      </w:pPr>
+      <w:r>
+        <w:rPr>
+          <w:b w:val="0"/>
+        </w:rPr>
         <w:t>Revisit this idea with your teacher after a delay. Familiarity is different from explaining and using it on a changed case.</w:t>
       </w:r>
     </w:p>
@@ -854,17 +1153,52 @@
     </w:p>
     <w:p>
       <w:r>
-        <w:t>Separate within-setting performance from changing setting proportions.</w:t>
+        <w:t>Separate within-setting performance from changing setting proportions. Explain the labelled step before checking the changed condition.</w:t>
       </w:r>
     </w:p>
     <w:p>
-      <w:r>
-        <w:t>Toy old-use mix: bright 40 cases32 correct; dim 10 cases5 correct. New-use mix: bright 10 cases8 correct; dim 40 cases20 correct.</w:t>
+      <w:pPr>
+        <w:spacing w:line="336" w:lineRule="auto" w:after="180"/>
+      </w:pPr>
+      <w:r>
+        <w:rPr>
+          <w:b w:val="0"/>
+        </w:rPr>
+        <w:t>Separate within-setting performance from changing setting proportions.</w:t>
       </w:r>
     </w:p>
     <w:p>
-      <w:r>
-        <w:t>All inputs and outcomes in this worked example are invented classroom data; no real model run is claimed.</w:t>
+      <w:pPr>
+        <w:spacing w:line="336" w:lineRule="auto" w:after="180"/>
+      </w:pPr>
+      <w:r>
+        <w:rPr>
+          <w:b w:val="0"/>
+        </w:rPr>
+        <w:t>Toy old-use mix: bright 40 cases32 correct; dim 10 cases5 correct. New-use mix: bright 10 cases8 correct; dim 40 cases20 correct.</w:t>
+      </w:r>
+    </w:p>
+    <w:p>
+      <w:pPr>
+        <w:spacing w:line="336" w:lineRule="auto" w:after="180"/>
+      </w:pPr>
+      <w:r>
+        <w:rPr>
+          <w:b w:val="0"/>
+        </w:rPr>
+        <w:t xml:space="preserve">All </w:t>
+      </w:r>
+      <w:r>
+        <w:rPr>
+          <w:b/>
+        </w:rPr>
+        <w:t>input</w:t>
+      </w:r>
+      <w:r>
+        <w:rPr>
+          <w:b w:val="0"/>
+        </w:rPr>
+        <w:t>s and outcomes in this worked example are invented classroom data; no real model run is claimed.</w:t>
       </w:r>
     </w:p>
     <w:p>
@@ -940,8 +1274,26 @@
       </w:r>
     </w:p>
     <w:p>
-      <w:r>
-        <w:t>Did the supplied model’s dim-light accuracy deteriorate? Point to the relevant step in the picture, then write the changed result and the rule or evidence that supports it.</w:t>
+      <w:pPr>
+        <w:spacing w:line="336" w:lineRule="auto" w:after="180"/>
+      </w:pPr>
+      <w:r>
+        <w:rPr>
+          <w:b w:val="0"/>
+        </w:rPr>
+        <w:t xml:space="preserve">Did the supplied model’s dim-light accuracy deteriorate? Point to the relevant step in the picture, then write the changed result and the rule or </w:t>
+      </w:r>
+      <w:r>
+        <w:rPr>
+          <w:b/>
+        </w:rPr>
+        <w:t>evidence</w:t>
+      </w:r>
+      <w:r>
+        <w:rPr>
+          <w:b w:val="0"/>
+        </w:rPr>
+        <w:t xml:space="preserve"> that supports it.</w:t>
       </w:r>
     </w:p>
     <w:p>
@@ -983,36 +1335,150 @@
       </w:r>
     </w:p>
     <w:p>
-      <w:r>
-        <w:t>Support used: alone / hint / worked example. This record is practice evidence.</w:t>
+      <w:pPr>
+        <w:pStyle w:val="Heading3"/>
+      </w:pPr>
+      <w:r>
+        <w:t>Record the help used</w:t>
       </w:r>
     </w:p>
     <w:p>
-      <w:r>
-        <w:t>Project connection: For your Image-pattern Network Investigation, save the input, procedure, observed result and limitation of this check. Label this worked example as practice; use a different, previously unreviewed case when checking independent understanding.</w:t>
+      <w:pPr>
+        <w:spacing w:line="336" w:lineRule="auto" w:after="180"/>
+        <w:shd w:fill="F1F6F8"/>
+      </w:pPr>
+      <w:r>
+        <w:rPr>
+          <w:b w:val="0"/>
+        </w:rPr>
+        <w:t xml:space="preserve">Support used: alone / hint / worked example. This record is practice </w:t>
+      </w:r>
+      <w:r>
+        <w:rPr>
+          <w:b/>
+        </w:rPr>
+        <w:t>evidence</w:t>
+      </w:r>
+      <w:r>
+        <w:rPr>
+          <w:b w:val="0"/>
+        </w:rPr>
+        <w:t>.</w:t>
       </w:r>
     </w:p>
     <w:p>
       <w:pPr>
-        <w:pStyle w:val="Heading1"/>
-      </w:pPr>
-      <w:r>
-        <w:t>13. Project portfolio milestone</w:t>
+        <w:spacing w:line="336" w:lineRule="auto" w:after="180"/>
+      </w:pPr>
+      <w:r>
+        <w:rPr>
+          <w:b w:val="0"/>
+        </w:rPr>
+        <w:t xml:space="preserve">Project connection: For your Image-pattern Network Investigation, save the </w:t>
+      </w:r>
+      <w:r>
+        <w:rPr>
+          <w:b/>
+        </w:rPr>
+        <w:t>input</w:t>
+      </w:r>
+      <w:r>
+        <w:rPr>
+          <w:b w:val="0"/>
+        </w:rPr>
+        <w:t>, procedure, observed result and limitation of this check.</w:t>
       </w:r>
     </w:p>
     <w:p>
-      <w:r>
-        <w:t>Project: Image-pattern Network Investigation</w:t>
+      <w:pPr>
+        <w:spacing w:line="336" w:lineRule="auto" w:after="180"/>
+      </w:pPr>
+      <w:r>
+        <w:rPr>
+          <w:b w:val="0"/>
+        </w:rPr>
+        <w:t>Label this worked example as practice; use a different, previously unreviewed case when checking independent understanding.</w:t>
       </w:r>
     </w:p>
     <w:p>
-      <w:r>
-        <w:t>Current milestone: Prepare the demonstration. Gather reproducible instructions, evidence, access checks and remaining limitations.</w:t>
+      <w:pPr>
+        <w:pStyle w:val="Heading1"/>
+      </w:pPr>
+      <w:r>
+        <w:t>13. Project portfolio milestone</w:t>
       </w:r>
     </w:p>
     <w:p>
       <w:r>
-        <w:t>For your Image-pattern Network Investigation, save the input, procedure, observed result and limitation of this check. Label this worked example as practice; use a different, previously unreviewed case when checking independent understanding.</w:t>
+        <w:t>Keep this week’s input, deciding step, result and limit together in the Image-pattern Network Investigation record.</w:t>
+      </w:r>
+    </w:p>
+    <w:p>
+      <w:pPr>
+        <w:spacing w:line="336" w:lineRule="auto" w:after="180"/>
+      </w:pPr>
+      <w:r>
+        <w:rPr>
+          <w:b w:val="0"/>
+        </w:rPr>
+        <w:t>Project: Image-pattern Network Investigation</w:t>
+      </w:r>
+    </w:p>
+    <w:p>
+      <w:pPr>
+        <w:spacing w:line="336" w:lineRule="auto" w:after="180"/>
+      </w:pPr>
+      <w:r>
+        <w:rPr>
+          <w:b w:val="0"/>
+        </w:rPr>
+        <w:t xml:space="preserve">Current milestone: Prepare the demonstration. Gather reproducible instructions, </w:t>
+      </w:r>
+      <w:r>
+        <w:rPr>
+          <w:b/>
+        </w:rPr>
+        <w:t>evidence</w:t>
+      </w:r>
+      <w:r>
+        <w:rPr>
+          <w:b w:val="0"/>
+        </w:rPr>
+        <w:t>, access checks and remaining limitations.</w:t>
+      </w:r>
+    </w:p>
+    <w:p>
+      <w:pPr>
+        <w:spacing w:line="336" w:lineRule="auto" w:after="180"/>
+      </w:pPr>
+      <w:r>
+        <w:rPr>
+          <w:b w:val="0"/>
+        </w:rPr>
+        <w:t xml:space="preserve">For your Image-pattern Network Investigation, save the </w:t>
+      </w:r>
+      <w:r>
+        <w:rPr>
+          <w:b/>
+        </w:rPr>
+        <w:t>input</w:t>
+      </w:r>
+      <w:r>
+        <w:rPr>
+          <w:b w:val="0"/>
+        </w:rPr>
+        <w:t>, procedure, observed result and limitation of this check.</w:t>
+      </w:r>
+    </w:p>
+    <w:p>
+      <w:pPr>
+        <w:spacing w:line="336" w:lineRule="auto" w:after="180"/>
+      </w:pPr>
+      <w:r>
+        <w:rPr>
+          <w:b w:val="0"/>
+        </w:rPr>
+        <w:t>Label this worked example as practice; use a different, previously unreviewed case when checking independent understanding.</w:t>
       </w:r>
     </w:p>
     <w:tbl>
@@ -1174,53 +1640,92 @@
     </w:p>
     <w:p>
       <w:r>
-        <w:t>Use this supported practice once, in the browser or on paper. Keep the reserved independent assessment for a separate first attempt before teacher feedback.</w:t>
+        <w:t>Try the supported questions before comparing with hints and feedback. Record what you repaired and the evidence you retained.</w:t>
       </w:r>
     </w:p>
     <w:p>
-      <w:r>
-        <w:t>Separate within-setting performance from changing setting proportions.</w:t>
+      <w:pPr>
+        <w:spacing w:line="336" w:lineRule="auto" w:after="180"/>
+      </w:pPr>
+      <w:r>
+        <w:rPr>
+          <w:b w:val="0"/>
+        </w:rPr>
+        <w:t>Use this supported practice once, in the browser or on paper. Keep the reserved independent assessment for a separate first attempt before teacher feedback.</w:t>
       </w:r>
     </w:p>
     <w:p>
       <w:pPr>
-        <w:pStyle w:val="Heading3"/>
-      </w:pPr>
-      <w:r>
-        <w:t>Practice 1: explain the deciding evidence</w:t>
+        <w:spacing w:line="336" w:lineRule="auto" w:after="180"/>
+      </w:pPr>
+      <w:r>
+        <w:rPr>
+          <w:b w:val="0"/>
+        </w:rPr>
+        <w:t>Separate within-setting performance from changing setting proportions.</w:t>
       </w:r>
     </w:p>
     <w:p>
-      <w:r>
-        <w:t>Which labelled step matches this detail? New accuracy 28/50=56%; more use now occurs in the harder dim setting.</w:t>
+      <w:pPr>
+        <w:pStyle w:val="Heading3"/>
+      </w:pPr>
+      <w:r>
+        <w:t>Practice 1: explain the deciding evidence</w:t>
       </w:r>
     </w:p>
     <w:p>
-      <w:r>
-        <w:t>1. New pooled rate</w:t>
+      <w:pPr>
+        <w:spacing w:line="336" w:lineRule="auto" w:after="180"/>
+      </w:pPr>
+      <w:r>
+        <w:rPr>
+          <w:b w:val="0"/>
+        </w:rPr>
+        <w:t>Which labelled step matches this detail? New accuracy 28/50=56%; more use now occurs in the harder dim setting.</w:t>
       </w:r>
     </w:p>
     <w:p>
-      <w:r>
-        <w:t>2. Keep slice rates</w:t>
+      <w:pPr>
+        <w:spacing w:line="336" w:lineRule="auto" w:after="180"/>
+        <w:shd w:fill="F4F9FC"/>
+      </w:pPr>
+      <w:r>
+        <w:rPr>
+          <w:b w:val="0"/>
+        </w:rPr>
+        <w:t>1. New pooled rate</w:t>
       </w:r>
     </w:p>
     <w:p>
-      <w:r>
-        <w:t>3. Old pooled rate</w:t>
+      <w:pPr>
+        <w:spacing w:line="336" w:lineRule="auto" w:after="180"/>
+        <w:shd w:fill="F4F9FC"/>
+      </w:pPr>
+      <w:r>
+        <w:rPr>
+          <w:b w:val="0"/>
+        </w:rPr>
+        <w:t>2. Keep slice rates</w:t>
       </w:r>
     </w:p>
     <w:p>
       <w:pPr>
-        <w:pStyle w:val="Heading3"/>
-      </w:pPr>
-      <w:r>
-        <w:t>My selected conclusion, deciding fact and explanation</w:t>
+        <w:spacing w:line="336" w:lineRule="auto" w:after="180"/>
+        <w:shd w:fill="F4F9FC"/>
+      </w:pPr>
+      <w:r>
+        <w:rPr>
+          <w:b w:val="0"/>
+        </w:rPr>
+        <w:t>3. Old pooled rate</w:t>
       </w:r>
     </w:p>
     <w:p>
-      <w:r>
-        <w:t>________________________________________________________________</w:t>
+      <w:pPr>
+        <w:pStyle w:val="Heading3"/>
+      </w:pPr>
+      <w:r>
+        <w:t>My selected conclusion, deciding fact and explanation</w:t>
       </w:r>
     </w:p>
     <w:p>
@@ -1245,40 +1750,71 @@
     </w:p>
     <w:p>
       <w:r>
-        <w:t>Hint if needed: Read the steps in the pictorial case. Match the supplied detail to the stage that performs or records it.</w:t>
+        <w:t>________________________________________________________________</w:t>
       </w:r>
     </w:p>
     <w:p>
-      <w:r>
-        <w:t>After your attempt, compare with the supported explanation: New pooled rate New accuracy 28/50=56%; more use now occurs in the harder dim setting. A pooled rate depends on how often each condition appears as well as performance within that condition. Bright and dim accuracy stay fixed in this example. The new use contains more dim cases, so its pooled accuracy falls. Report both group counts and group rates before concluding that the network itself deteriorated.</w:t>
+      <w:pPr>
+        <w:pStyle w:val="Heading3"/>
+      </w:pPr>
+      <w:r>
+        <w:t>Hint · try first</w:t>
       </w:r>
     </w:p>
     <w:p>
       <w:pPr>
-        <w:pStyle w:val="Heading3"/>
-      </w:pPr>
-      <w:r>
-        <w:t>Practice 2: explain the deciding evidence</w:t>
+        <w:spacing w:line="336" w:lineRule="auto" w:after="180"/>
+        <w:shd w:fill="F1F6F8"/>
+      </w:pPr>
+      <w:r>
+        <w:rPr>
+          <w:b w:val="0"/>
+        </w:rPr>
+        <w:t>Hint if needed: Read the steps in the pictorial case. Match the supplied detail to the stage that performs or records it.</w:t>
       </w:r>
     </w:p>
     <w:p>
-      <w:r>
-        <w:t>Changed-case practice: New-use mix returns to40 bright and 10 dim with the same slice rates. Which conclusion is supported by the supplied facts?</w:t>
+      <w:pPr>
+        <w:pStyle w:val="Heading3"/>
+      </w:pPr>
+      <w:r>
+        <w:t>Feedback · compare after trying</w:t>
       </w:r>
     </w:p>
     <w:p>
-      <w:r>
-        <w:t>1. This one example guarantees correct results for every future input.</w:t>
+      <w:pPr>
+        <w:spacing w:line="336" w:lineRule="auto" w:after="180"/>
+        <w:shd w:fill="F1F6FC"/>
+      </w:pPr>
+      <w:r>
+        <w:rPr>
+          <w:b w:val="0"/>
+        </w:rPr>
+        <w:t>After your attempt, compare with the supported explanation: New pooled rate New accuracy 28/50=56%; more use now occurs in the harder dim setting.</w:t>
       </w:r>
     </w:p>
     <w:p>
-      <w:r>
-        <w:t>2. Pooled accuracy returns to74%.</w:t>
+      <w:pPr>
+        <w:spacing w:line="336" w:lineRule="auto" w:after="180"/>
+        <w:shd w:fill="F1F6FC"/>
+      </w:pPr>
+      <w:r>
+        <w:rPr>
+          <w:b w:val="0"/>
+        </w:rPr>
+        <w:t>A pooled rate depends on how often each condition appears as well as performance within that condition. Bright and dim accuracy stay fixed in this example. The new use contains more dim cases, so its pooled accuracy falls.</w:t>
       </w:r>
     </w:p>
     <w:p>
-      <w:r>
-        <w:t>3. We can decide the result without examining the changed input or the procedure.</w:t>
+      <w:pPr>
+        <w:spacing w:line="336" w:lineRule="auto" w:after="180"/>
+        <w:shd w:fill="F1F6FC"/>
+      </w:pPr>
+      <w:r>
+        <w:rPr>
+          <w:b w:val="0"/>
+        </w:rPr>
+        <w:t>Report both group counts and group rates before concluding that the network itself deteriorated.</w:t>
       </w:r>
     </w:p>
     <w:p>
@@ -1286,65 +1822,120 @@
         <w:pStyle w:val="Heading3"/>
       </w:pPr>
       <w:r>
-        <w:t>My selected conclusion, deciding fact and explanation</w:t>
+        <w:t>Practice 2: explain the deciding evidence</w:t>
       </w:r>
     </w:p>
     <w:p>
-      <w:r>
-        <w:t>________________________________________________________________</w:t>
+      <w:pPr>
+        <w:pStyle w:val="Heading3"/>
+      </w:pPr>
+      <w:r>
+        <w:t>Changed case · predict first</w:t>
       </w:r>
     </w:p>
     <w:p>
-      <w:r>
-        <w:t>________________________________________________________________</w:t>
+      <w:pPr>
+        <w:spacing w:line="336" w:lineRule="auto" w:after="180"/>
+        <w:shd w:fill="F5F1FB"/>
+      </w:pPr>
+      <w:r>
+        <w:rPr>
+          <w:b w:val="0"/>
+        </w:rPr>
+        <w:t>Changed-case practice: New-use mix returns to40 bright and 10 dim with the same slice rates. Which conclusion is supported by the supplied facts?</w:t>
       </w:r>
     </w:p>
     <w:p>
-      <w:r>
-        <w:t>________________________________________________________________</w:t>
+      <w:pPr>
+        <w:spacing w:line="336" w:lineRule="auto" w:after="180"/>
+        <w:shd w:fill="F4F9FC"/>
+      </w:pPr>
+      <w:r>
+        <w:rPr>
+          <w:b w:val="0"/>
+        </w:rPr>
+        <w:t xml:space="preserve">1. This one example guarantees correct results for every future </w:t>
+      </w:r>
+      <w:r>
+        <w:rPr>
+          <w:b/>
+        </w:rPr>
+        <w:t>input</w:t>
+      </w:r>
+      <w:r>
+        <w:rPr>
+          <w:b w:val="0"/>
+        </w:rPr>
+        <w:t>.</w:t>
       </w:r>
     </w:p>
     <w:p>
-      <w:r>
-        <w:t>________________________________________________________________</w:t>
+      <w:pPr>
+        <w:spacing w:line="336" w:lineRule="auto" w:after="180"/>
+        <w:shd w:fill="F4F9FC"/>
+      </w:pPr>
+      <w:r>
+        <w:rPr>
+          <w:b w:val="0"/>
+        </w:rPr>
+        <w:t>2. Pooled accuracy returns to74%.</w:t>
       </w:r>
     </w:p>
     <w:p>
-      <w:r>
-        <w:t>________________________________________________________________</w:t>
+      <w:pPr>
+        <w:spacing w:line="336" w:lineRule="auto" w:after="180"/>
+        <w:shd w:fill="F4F9FC"/>
+      </w:pPr>
+      <w:r>
+        <w:rPr>
+          <w:b w:val="0"/>
+        </w:rPr>
+        <w:t xml:space="preserve">3. We can decide the result without examining the changed </w:t>
+      </w:r>
+      <w:r>
+        <w:rPr>
+          <w:b/>
+        </w:rPr>
+        <w:t>input</w:t>
+      </w:r>
+      <w:r>
+        <w:rPr>
+          <w:b w:val="0"/>
+        </w:rPr>
+        <w:t xml:space="preserve"> or the procedure.</w:t>
       </w:r>
     </w:p>
     <w:p>
-      <w:r>
-        <w:t>Hint if needed: Use the changed condition and the deciding step in the pictorial trace. The answer must say what follows from those facts.</w:t>
+      <w:pPr>
+        <w:pStyle w:val="Heading3"/>
+      </w:pPr>
+      <w:r>
+        <w:t>My selected conclusion, deciding fact and explanation</w:t>
       </w:r>
     </w:p>
     <w:p>
       <w:r>
-        <w:t>After your attempt, compare with the supported explanation: Pooled accuracy returns to74%. The mixture weights change, while each slice’s conditional performance stays fixed.</w:t>
+        <w:t>________________________________________________________________</w:t>
       </w:r>
     </w:p>
     <w:p>
-      <w:pPr>
-        <w:pStyle w:val="Heading3"/>
-      </w:pPr>
-      <w:r>
-        <w:t>Repair a missing building block</w:t>
+      <w:r>
+        <w:t>________________________________________________________________</w:t>
       </w:r>
     </w:p>
     <w:p>
       <w:r>
-        <w:t>Review Uncertainty and failure analysis (ai-5/29). Goal: Distinguish a predicted class, confidence score and observed correctness. Short practice: What is C’s positive-class probability and chosen-label confidence? Point to the relevant step in the picture, then write the changed result and the rule or evidence that supports it.. Return to this week and explain what you changed.</w:t>
+        <w:t>________________________________________________________________</w:t>
       </w:r>
     </w:p>
     <w:p>
       <w:r>
-        <w:t>Review Similarity and normalisation (ai-5/27). Goal: Calculate vector length and normalise a nonzero vector. Short practice: Why do the original two metrics select different winners? Point to the relevant step in the picture, then write the changed result and the rule or evidence that supports it.. Return to this week and explain what you changed.</w:t>
+        <w:t>________________________________________________________________</w:t>
       </w:r>
     </w:p>
     <w:p>
       <w:r>
-        <w:t>Review Augmentation and leakage (ai-5/24). Goal: Check whether a transformation preserves the task label. Short practice: How many independent source groups are in the final test? Point to the relevant step in the picture, then write the changed result and the rule or evidence that supports it.. Return to this week and explain what you changed.</w:t>
+        <w:t>________________________________________________________________</w:t>
       </w:r>
     </w:p>
     <w:p>
@@ -1352,12 +1943,19 @@
         <w:pStyle w:val="Heading3"/>
       </w:pPr>
       <w:r>
-        <w:t>Predict, run and debug</w:t>
+        <w:t>Hint · try first</w:t>
       </w:r>
     </w:p>
     <w:p>
-      <w:r>
-        <w:t>The browser lab lets you edit the supported Python examples already included in this lesson. Predict first, run, inspect the actual output or error, change one input, then run again. Keep code, predictions, actual results and a reasoned revision together. On paper, label your result as a trace rather than an execution.</w:t>
+      <w:pPr>
+        <w:spacing w:line="336" w:lineRule="auto" w:after="180"/>
+        <w:shd w:fill="F1F6F8"/>
+      </w:pPr>
+      <w:r>
+        <w:rPr>
+          <w:b w:val="0"/>
+        </w:rPr>
+        <w:t>Hint if needed: Use the changed condition and the deciding step in the pictorial trace. The answer must say what follows from those facts.</w:t>
       </w:r>
     </w:p>
     <w:p>
@@ -1365,12 +1963,19 @@
         <w:pStyle w:val="Heading3"/>
       </w:pPr>
       <w:r>
-        <w:t>Keep your completed work</w:t>
+        <w:t>Feedback · compare after trying</w:t>
       </w:r>
     </w:p>
     <w:p>
-      <w:r>
-        <w:t>Use Download completed work in the hosted lesson to export your answers, reflections, practice feedback and code-run evidence. Open the HTML copy to read or print it. Drafts stay in this browser when storage is available; clear drafts on a shared device.</w:t>
+      <w:pPr>
+        <w:spacing w:line="336" w:lineRule="auto" w:after="180"/>
+        <w:shd w:fill="F1F6FC"/>
+      </w:pPr>
+      <w:r>
+        <w:rPr>
+          <w:b w:val="0"/>
+        </w:rPr>
+        <w:t>After your attempt, compare with the supported explanation: Pooled accuracy returns to74%. The mixture weights change, while each slice’s conditional performance stays fixed.</w:t>
       </w:r>
     </w:p>
     <w:p>
@@ -1378,12 +1983,963 @@
         <w:pStyle w:val="Heading3"/>
       </w:pPr>
       <w:r>
-        <w:t>What I repaired, the evidence I kept and the next test</w:t>
+        <w:t>Repair a missing building block</w:t>
       </w:r>
     </w:p>
     <w:p>
+      <w:pPr>
+        <w:spacing w:line="336" w:lineRule="auto" w:after="180"/>
+      </w:pPr>
+      <w:r>
+        <w:rPr>
+          <w:b w:val="0"/>
+        </w:rPr>
+        <w:t>Review Uncertainty and failure analysis (ai-5/29). Goal: Distinguish a predicted class, confidence score and observed correctness. Short practice: What is C’s positive-class probability and chosen-label confidence?</w:t>
+      </w:r>
+    </w:p>
+    <w:p>
+      <w:pPr>
+        <w:spacing w:line="336" w:lineRule="auto" w:after="180"/>
+      </w:pPr>
+      <w:r>
+        <w:rPr>
+          <w:b w:val="0"/>
+        </w:rPr>
+        <w:t xml:space="preserve">Point to the relevant step in the picture, then write the changed result and the rule or </w:t>
+      </w:r>
+      <w:r>
+        <w:rPr>
+          <w:b/>
+        </w:rPr>
+        <w:t>evidence</w:t>
+      </w:r>
+      <w:r>
+        <w:rPr>
+          <w:b w:val="0"/>
+        </w:rPr>
+        <w:t xml:space="preserve"> that supports it.. Return to this week and explain what you changed.</w:t>
+      </w:r>
+    </w:p>
+    <w:p>
+      <w:pPr>
+        <w:spacing w:line="336" w:lineRule="auto" w:after="180"/>
+      </w:pPr>
+      <w:r>
+        <w:rPr>
+          <w:b w:val="0"/>
+        </w:rPr>
+        <w:t>Review Similarity and normalisation (ai-5/27). Goal: Calculate vector length and normalise a nonzero vector. Short practice: Why do the original two metrics select different winners?</w:t>
+      </w:r>
+    </w:p>
+    <w:p>
+      <w:pPr>
+        <w:spacing w:line="336" w:lineRule="auto" w:after="180"/>
+      </w:pPr>
+      <w:r>
+        <w:rPr>
+          <w:b w:val="0"/>
+        </w:rPr>
+        <w:t xml:space="preserve">Point to the relevant step in the picture, then write the changed result and the rule or </w:t>
+      </w:r>
+      <w:r>
+        <w:rPr>
+          <w:b/>
+        </w:rPr>
+        <w:t>evidence</w:t>
+      </w:r>
+      <w:r>
+        <w:rPr>
+          <w:b w:val="0"/>
+        </w:rPr>
+        <w:t xml:space="preserve"> that supports it.. Return to this week and explain what you changed.</w:t>
+      </w:r>
+    </w:p>
+    <w:p>
+      <w:pPr>
+        <w:spacing w:line="336" w:lineRule="auto" w:after="180"/>
+      </w:pPr>
+      <w:r>
+        <w:rPr>
+          <w:b w:val="0"/>
+        </w:rPr>
+        <w:t>Review Augmentation and leakage (ai-5/24). Goal: Check whether a transformation preserves the task label. Short practice: How many independent source groups are in the final test?</w:t>
+      </w:r>
+    </w:p>
+    <w:p>
+      <w:pPr>
+        <w:spacing w:line="336" w:lineRule="auto" w:after="180"/>
+      </w:pPr>
+      <w:r>
+        <w:rPr>
+          <w:b w:val="0"/>
+        </w:rPr>
+        <w:t xml:space="preserve">Point to the relevant step in the picture, then write the changed result and the rule or </w:t>
+      </w:r>
+      <w:r>
+        <w:rPr>
+          <w:b/>
+        </w:rPr>
+        <w:t>evidence</w:t>
+      </w:r>
+      <w:r>
+        <w:rPr>
+          <w:b w:val="0"/>
+        </w:rPr>
+        <w:t xml:space="preserve"> that supports it.. Return to this week and explain what you changed.</w:t>
+      </w:r>
+    </w:p>
+    <w:p>
+      <w:pPr>
+        <w:pStyle w:val="Heading3"/>
+      </w:pPr>
+      <w:r>
+        <w:t>Predict, run and debug</w:t>
+      </w:r>
+    </w:p>
+    <w:p>
+      <w:pPr>
+        <w:spacing w:line="336" w:lineRule="auto" w:after="180"/>
+      </w:pPr>
+      <w:r>
+        <w:rPr>
+          <w:b w:val="0"/>
+        </w:rPr>
+        <w:t xml:space="preserve">The browser lab lets you edit the supported Python examples already included in this lesson. Predict first, run, inspect the actual </w:t>
+      </w:r>
+      <w:r>
+        <w:rPr>
+          <w:b/>
+        </w:rPr>
+        <w:t>output</w:t>
+      </w:r>
+      <w:r>
+        <w:rPr>
+          <w:b w:val="0"/>
+        </w:rPr>
+        <w:t xml:space="preserve"> or error, change one </w:t>
+      </w:r>
+      <w:r>
+        <w:rPr>
+          <w:b/>
+        </w:rPr>
+        <w:t>input</w:t>
+      </w:r>
+      <w:r>
+        <w:rPr>
+          <w:b w:val="0"/>
+        </w:rPr>
+        <w:t>, then run again.</w:t>
+      </w:r>
+    </w:p>
+    <w:p>
+      <w:pPr>
+        <w:spacing w:line="336" w:lineRule="auto" w:after="180"/>
+      </w:pPr>
+      <w:r>
+        <w:rPr>
+          <w:b w:val="0"/>
+        </w:rPr>
+        <w:t xml:space="preserve">Keep code, </w:t>
+      </w:r>
+      <w:r>
+        <w:rPr>
+          <w:b/>
+        </w:rPr>
+        <w:t>prediction</w:t>
+      </w:r>
+      <w:r>
+        <w:rPr>
+          <w:b w:val="0"/>
+        </w:rPr>
+        <w:t>s, actual results and a reasoned revision together. On paper, label your result as a trace rather than an execution.</w:t>
+      </w:r>
+    </w:p>
+    <w:p>
+      <w:pPr>
+        <w:pStyle w:val="Heading3"/>
+      </w:pPr>
+      <w:r>
+        <w:t>Keep your completed work</w:t>
+      </w:r>
+    </w:p>
+    <w:p>
+      <w:pPr>
+        <w:spacing w:line="336" w:lineRule="auto" w:after="180"/>
+      </w:pPr>
+      <w:r>
+        <w:rPr>
+          <w:b w:val="0"/>
+        </w:rPr>
+        <w:t xml:space="preserve">Use Download completed work in the hosted lesson to export your answers, reflections, practice feedback and code-run </w:t>
+      </w:r>
+      <w:r>
+        <w:rPr>
+          <w:b/>
+        </w:rPr>
+        <w:t>evidence</w:t>
+      </w:r>
+      <w:r>
+        <w:rPr>
+          <w:b w:val="0"/>
+        </w:rPr>
+        <w:t>. Open the HTML copy to read or print it.</w:t>
+      </w:r>
+    </w:p>
+    <w:p>
+      <w:pPr>
+        <w:spacing w:line="336" w:lineRule="auto" w:after="180"/>
+      </w:pPr>
+      <w:r>
+        <w:rPr>
+          <w:b w:val="0"/>
+        </w:rPr>
+        <w:t>Drafts stay in this browser when storage is available; clear drafts on a shared device.</w:t>
+      </w:r>
+    </w:p>
+    <w:p>
+      <w:pPr>
+        <w:pStyle w:val="Heading3"/>
+      </w:pPr>
+      <w:r>
+        <w:t>What I repaired, the evidence I kept and the next test</w:t>
+      </w:r>
+    </w:p>
+    <w:p>
       <w:r>
         <w:t>________________________________________________________________</w:t>
+      </w:r>
+    </w:p>
+    <w:p>
+      <w:r>
+        <w:t>________________________________________________________________</w:t>
+      </w:r>
+    </w:p>
+    <w:p>
+      <w:r>
+        <w:t>________________________________________________________________</w:t>
+      </w:r>
+    </w:p>
+    <w:p>
+      <w:r>
+        <w:t>________________________________________________________________</w:t>
+      </w:r>
+    </w:p>
+    <w:p>
+      <w:r>
+        <w:t>________________________________________________________________</w:t>
+      </w:r>
+    </w:p>
+    <w:p>
+      <w:pPr>
+        <w:pStyle w:val="Heading1"/>
+      </w:pPr>
+      <w:r>
+        <w:t>15. Visual concept journey</w:t>
+      </w:r>
+    </w:p>
+    <w:p>
+      <w:r>
+        <w:t>Explain each Dataset shift in neural models picture from its labels, then record a relevant limit.</w:t>
+      </w:r>
+    </w:p>
+    <w:p>
+      <w:pPr>
+        <w:pStyle w:val="Heading3"/>
+      </w:pPr>
+      <w:r>
+        <w:t>01. Dataset shift in neural models: the case</w:t>
+      </w:r>
+    </w:p>
+    <w:p>
+      <w:r>
+        <w:drawing>
+          <wp:inline xmlns:a="http://schemas.openxmlformats.org/drawingml/2006/main" xmlns:pic="http://schemas.openxmlformats.org/drawingml/2006/picture">
+            <wp:extent cx="5486400" cy="3142488"/>
+            <wp:docPr id="3" name="Picture 3" descr="Separate within-setting performance from changing setting proportions. Supplied facts: Toy old-use mix: bright 40 cases32 correct; dim 10 cases5 correct. New-use mix: bright 10 cases8 correct; dim 40 cases20 correct. All inputs and outcomes in this worked example are invented classroom data; no real model run is claimed."/>
+            <wp:cNvGraphicFramePr>
+              <a:graphicFrameLocks noChangeAspect="1"/>
+            </wp:cNvGraphicFramePr>
+            <a:graphic>
+              <a:graphicData uri="http://schemas.openxmlformats.org/drawingml/2006/picture">
+                <pic:pic>
+                  <pic:nvPicPr>
+                    <pic:cNvPr id="0" name="academy-story-ai-5-30-01.png"/>
+                    <pic:cNvPicPr/>
+                  </pic:nvPicPr>
+                  <pic:blipFill>
+                    <a:blip r:embed="rId11"/>
+                    <a:stretch>
+                      <a:fillRect/>
+                    </a:stretch>
+                  </pic:blipFill>
+                  <pic:spPr>
+                    <a:xfrm>
+                      <a:off x="0" y="0"/>
+                      <a:ext cx="5486400" cy="3142488"/>
+                    </a:xfrm>
+                    <a:prstGeom prst="rect"/>
+                  </pic:spPr>
+                </pic:pic>
+              </a:graphicData>
+            </a:graphic>
+          </wp:inline>
+        </w:drawing>
+      </w:r>
+    </w:p>
+    <w:p>
+      <w:pPr>
+        <w:spacing w:line="336" w:lineRule="auto" w:after="180"/>
+      </w:pPr>
+      <w:r>
+        <w:rPr>
+          <w:b w:val="0"/>
+        </w:rPr>
+        <w:t>Separate within-setting performance from changing setting proportions. Supplied facts: Toy old-use mix: bright 40 cases32 correct; dim 10 cases5 correct. New-use mix: bright 10 cases8 correct; dim 40 cases20 correct.</w:t>
+      </w:r>
+    </w:p>
+    <w:p>
+      <w:pPr>
+        <w:spacing w:line="336" w:lineRule="auto" w:after="180"/>
+      </w:pPr>
+      <w:r>
+        <w:rPr>
+          <w:b w:val="0"/>
+        </w:rPr>
+        <w:t xml:space="preserve">All </w:t>
+      </w:r>
+      <w:r>
+        <w:rPr>
+          <w:b/>
+        </w:rPr>
+        <w:t>input</w:t>
+      </w:r>
+      <w:r>
+        <w:rPr>
+          <w:b w:val="0"/>
+        </w:rPr>
+        <w:t>s and outcomes in this worked example are invented classroom data; no real model run is claimed.</w:t>
+      </w:r>
+    </w:p>
+    <w:p>
+      <w:pPr>
+        <w:spacing w:line="336" w:lineRule="auto" w:after="180"/>
+        <w:shd w:fill="F5F1FB"/>
+      </w:pPr>
+      <w:r>
+        <w:rPr>
+          <w:b w:val="0"/>
+        </w:rPr>
+        <w:t>Point to the given fact that matters most. Explain why it matters.</w:t>
+      </w:r>
+    </w:p>
+    <w:p>
+      <w:pPr>
+        <w:pStyle w:val="Heading3"/>
+      </w:pPr>
+      <w:r>
+        <w:t>My picture explanation, deciding evidence and one limit</w:t>
+      </w:r>
+    </w:p>
+    <w:p>
+      <w:r>
+        <w:t>________________________________________________________________</w:t>
+      </w:r>
+    </w:p>
+    <w:p>
+      <w:r>
+        <w:t>________________________________________________________________</w:t>
+      </w:r>
+    </w:p>
+    <w:p>
+      <w:r>
+        <w:t>________________________________________________________________</w:t>
+      </w:r>
+    </w:p>
+    <w:p>
+      <w:r>
+        <w:t>________________________________________________________________</w:t>
+      </w:r>
+    </w:p>
+    <w:p>
+      <w:pPr>
+        <w:pStyle w:val="Heading3"/>
+      </w:pPr>
+      <w:r>
+        <w:t>02. Follow the deciding steps</w:t>
+      </w:r>
+    </w:p>
+    <w:p>
+      <w:r>
+        <w:drawing>
+          <wp:inline xmlns:a="http://schemas.openxmlformats.org/drawingml/2006/main" xmlns:pic="http://schemas.openxmlformats.org/drawingml/2006/picture">
+            <wp:extent cx="5486400" cy="3182112"/>
+            <wp:docPr id="4" name="Picture 4" descr="Keep slice rates: Bright is 80% in both mixes; dim is 50% in both. → Old pooled rate: Old accuracy 37/50=74%. → New pooled rate: New accuracy 28/50=56%; more use now occurs in the harder dim setting."/>
+            <wp:cNvGraphicFramePr>
+              <a:graphicFrameLocks noChangeAspect="1"/>
+            </wp:cNvGraphicFramePr>
+            <a:graphic>
+              <a:graphicData uri="http://schemas.openxmlformats.org/drawingml/2006/picture">
+                <pic:pic>
+                  <pic:nvPicPr>
+                    <pic:cNvPr id="0" name="academy-story-ai-5-30-02.png"/>
+                    <pic:cNvPicPr/>
+                  </pic:nvPicPr>
+                  <pic:blipFill>
+                    <a:blip r:embed="rId12"/>
+                    <a:stretch>
+                      <a:fillRect/>
+                    </a:stretch>
+                  </pic:blipFill>
+                  <pic:spPr>
+                    <a:xfrm>
+                      <a:off x="0" y="0"/>
+                      <a:ext cx="5486400" cy="3182112"/>
+                    </a:xfrm>
+                    <a:prstGeom prst="rect"/>
+                  </pic:spPr>
+                </pic:pic>
+              </a:graphicData>
+            </a:graphic>
+          </wp:inline>
+        </w:drawing>
+      </w:r>
+    </w:p>
+    <w:p>
+      <w:pPr>
+        <w:spacing w:line="336" w:lineRule="auto" w:after="180"/>
+      </w:pPr>
+      <w:r>
+        <w:rPr>
+          <w:b w:val="0"/>
+        </w:rPr>
+        <w:t xml:space="preserve">Keep slice rates: Bright is </w:t>
+      </w:r>
+      <w:r>
+        <w:rPr>
+          <w:b/>
+        </w:rPr>
+        <w:t>80%</w:t>
+      </w:r>
+      <w:r>
+        <w:rPr>
+          <w:b w:val="0"/>
+        </w:rPr>
+        <w:t xml:space="preserve"> in both mixes; dim is 50% in both. → Old pooled rate: Old accuracy 37/50=74%. → New pooled rate: New accuracy 28/50=56%; more use now occurs in the harder dim setting.</w:t>
+      </w:r>
+    </w:p>
+    <w:p>
+      <w:pPr>
+        <w:spacing w:line="336" w:lineRule="auto" w:after="180"/>
+        <w:shd w:fill="F5F1FB"/>
+      </w:pPr>
+      <w:r>
+        <w:rPr>
+          <w:b w:val="0"/>
+        </w:rPr>
+        <w:t xml:space="preserve">Point to each numbered stage and explain which recorded </w:t>
+      </w:r>
+      <w:r>
+        <w:rPr>
+          <w:b/>
+        </w:rPr>
+        <w:t>input</w:t>
+      </w:r>
+      <w:r>
+        <w:rPr>
+          <w:b w:val="0"/>
+        </w:rPr>
+        <w:t xml:space="preserve"> it uses.</w:t>
+      </w:r>
+    </w:p>
+    <w:p>
+      <w:pPr>
+        <w:pStyle w:val="Heading3"/>
+      </w:pPr>
+      <w:r>
+        <w:t>My picture explanation, deciding evidence and one limit</w:t>
+      </w:r>
+    </w:p>
+    <w:p>
+      <w:r>
+        <w:t>________________________________________________________________</w:t>
+      </w:r>
+    </w:p>
+    <w:p>
+      <w:r>
+        <w:t>________________________________________________________________</w:t>
+      </w:r>
+    </w:p>
+    <w:p>
+      <w:r>
+        <w:t>________________________________________________________________</w:t>
+      </w:r>
+    </w:p>
+    <w:p>
+      <w:r>
+        <w:t>________________________________________________________________</w:t>
+      </w:r>
+    </w:p>
+    <w:p>
+      <w:pPr>
+        <w:pStyle w:val="Heading3"/>
+      </w:pPr>
+      <w:r>
+        <w:t>03. Fixed slice rates, changed pooled accuracy</w:t>
+      </w:r>
+    </w:p>
+    <w:p>
+      <w:r>
+        <w:drawing>
+          <wp:inline xmlns:a="http://schemas.openxmlformats.org/drawingml/2006/main" xmlns:pic="http://schemas.openxmlformats.org/drawingml/2006/picture">
+            <wp:extent cx="5486400" cy="3584448"/>
+            <wp:docPr id="5" name="Picture 5" descr="Fixed slice rates, changed pooled accuracy. Units: accuracy percent. bright: 80. dim: 50. old pooled: 74. new pooled: 56."/>
+            <wp:cNvGraphicFramePr>
+              <a:graphicFrameLocks noChangeAspect="1"/>
+            </wp:cNvGraphicFramePr>
+            <a:graphic>
+              <a:graphicData uri="http://schemas.openxmlformats.org/drawingml/2006/picture">
+                <pic:pic>
+                  <pic:nvPicPr>
+                    <pic:cNvPr id="0" name="academy-story-ai-5-30-03.png"/>
+                    <pic:cNvPicPr/>
+                  </pic:nvPicPr>
+                  <pic:blipFill>
+                    <a:blip r:embed="rId13"/>
+                    <a:stretch>
+                      <a:fillRect/>
+                    </a:stretch>
+                  </pic:blipFill>
+                  <pic:spPr>
+                    <a:xfrm>
+                      <a:off x="0" y="0"/>
+                      <a:ext cx="5486400" cy="3584448"/>
+                    </a:xfrm>
+                    <a:prstGeom prst="rect"/>
+                  </pic:spPr>
+                </pic:pic>
+              </a:graphicData>
+            </a:graphic>
+          </wp:inline>
+        </w:drawing>
+      </w:r>
+    </w:p>
+    <w:p>
+      <w:pPr>
+        <w:spacing w:line="336" w:lineRule="auto" w:after="180"/>
+      </w:pPr>
+      <w:r>
+        <w:rPr>
+          <w:b w:val="0"/>
+        </w:rPr>
+        <w:t>Fixed slice rates, changed pooled accuracy. Units: accuracy percent. bright: 80. dim: 50. old pooled: 74. new pooled: 56.</w:t>
+      </w:r>
+    </w:p>
+    <w:p>
+      <w:pPr>
+        <w:spacing w:line="336" w:lineRule="auto" w:after="180"/>
+        <w:shd w:fill="F5F1FB"/>
+      </w:pPr>
+      <w:r>
+        <w:rPr>
+          <w:b w:val="0"/>
+        </w:rPr>
+        <w:t>Read the labels and values. Explain the relationship the model shows.</w:t>
+      </w:r>
+    </w:p>
+    <w:p>
+      <w:pPr>
+        <w:pStyle w:val="Heading3"/>
+      </w:pPr>
+      <w:r>
+        <w:t>My picture explanation, deciding evidence and one limit</w:t>
+      </w:r>
+    </w:p>
+    <w:p>
+      <w:r>
+        <w:t>________________________________________________________________</w:t>
+      </w:r>
+    </w:p>
+    <w:p>
+      <w:r>
+        <w:t>________________________________________________________________</w:t>
+      </w:r>
+    </w:p>
+    <w:p>
+      <w:r>
+        <w:t>________________________________________________________________</w:t>
+      </w:r>
+    </w:p>
+    <w:p>
+      <w:r>
+        <w:t>________________________________________________________________</w:t>
+      </w:r>
+    </w:p>
+    <w:p>
+      <w:pPr>
+        <w:pStyle w:val="Heading3"/>
+      </w:pPr>
+      <w:r>
+        <w:t>04. Change one thing. Trace what follows.</w:t>
+      </w:r>
+    </w:p>
+    <w:p>
+      <w:r>
+        <w:drawing>
+          <wp:inline xmlns:a="http://schemas.openxmlformats.org/drawingml/2006/main" xmlns:pic="http://schemas.openxmlformats.org/drawingml/2006/picture">
+            <wp:extent cx="5486400" cy="3026664"/>
+            <wp:docPr id="6" name="Picture 6" descr="Original case: New accuracy 28/50=56%; more use now occurs in the harder dim setting. Changed condition: New-use mix returns to40 bright and 10 dim with the same slice rates. Expected result: Pooled accuracy returns to74%. Reason: The mixture weights change, while each slice’s conditional performance stays fixed."/>
+            <wp:cNvGraphicFramePr>
+              <a:graphicFrameLocks noChangeAspect="1"/>
+            </wp:cNvGraphicFramePr>
+            <a:graphic>
+              <a:graphicData uri="http://schemas.openxmlformats.org/drawingml/2006/picture">
+                <pic:pic>
+                  <pic:nvPicPr>
+                    <pic:cNvPr id="0" name="academy-story-ai-5-30-04.png"/>
+                    <pic:cNvPicPr/>
+                  </pic:nvPicPr>
+                  <pic:blipFill>
+                    <a:blip r:embed="rId14"/>
+                    <a:stretch>
+                      <a:fillRect/>
+                    </a:stretch>
+                  </pic:blipFill>
+                  <pic:spPr>
+                    <a:xfrm>
+                      <a:off x="0" y="0"/>
+                      <a:ext cx="5486400" cy="3026664"/>
+                    </a:xfrm>
+                    <a:prstGeom prst="rect"/>
+                  </pic:spPr>
+                </pic:pic>
+              </a:graphicData>
+            </a:graphic>
+          </wp:inline>
+        </w:drawing>
+      </w:r>
+    </w:p>
+    <w:p>
+      <w:pPr>
+        <w:spacing w:line="336" w:lineRule="auto" w:after="180"/>
+      </w:pPr>
+      <w:r>
+        <w:rPr>
+          <w:b w:val="0"/>
+        </w:rPr>
+        <w:t>Original case: New accuracy 28/50=56%; more use now occurs in the harder dim setting. Changed condition: New-use mix returns to40 bright and 10 dim with the same slice rates. Expected result: Pooled accuracy returns to74%.</w:t>
+      </w:r>
+    </w:p>
+    <w:p>
+      <w:pPr>
+        <w:spacing w:line="336" w:lineRule="auto" w:after="180"/>
+      </w:pPr>
+      <w:r>
+        <w:rPr>
+          <w:b w:val="0"/>
+        </w:rPr>
+        <w:t>Reason: The mixture weights change, while each slice’s conditional performance stays fixed.</w:t>
+      </w:r>
+    </w:p>
+    <w:p>
+      <w:pPr>
+        <w:spacing w:line="336" w:lineRule="auto" w:after="180"/>
+        <w:shd w:fill="F5F1FB"/>
+      </w:pPr>
+      <w:r>
+        <w:rPr>
+          <w:b w:val="0"/>
+        </w:rPr>
+        <w:t>Predict before checking the worked changed-case result. Name what changed and what the supplied facts allow you to conclude.</w:t>
+      </w:r>
+    </w:p>
+    <w:p>
+      <w:pPr>
+        <w:pStyle w:val="Heading3"/>
+      </w:pPr>
+      <w:r>
+        <w:t>My picture explanation, deciding evidence and one limit</w:t>
+      </w:r>
+    </w:p>
+    <w:p>
+      <w:r>
+        <w:t>________________________________________________________________</w:t>
+      </w:r>
+    </w:p>
+    <w:p>
+      <w:r>
+        <w:t>________________________________________________________________</w:t>
+      </w:r>
+    </w:p>
+    <w:p>
+      <w:r>
+        <w:t>________________________________________________________________</w:t>
+      </w:r>
+    </w:p>
+    <w:p>
+      <w:r>
+        <w:t>________________________________________________________________</w:t>
+      </w:r>
+    </w:p>
+    <w:p>
+      <w:pPr>
+        <w:pStyle w:val="Heading3"/>
+      </w:pPr>
+      <w:r>
+        <w:t>05. Connect the explanation to its limit</w:t>
+      </w:r>
+    </w:p>
+    <w:p>
+      <w:r>
+        <w:drawing>
+          <wp:inline xmlns:a="http://schemas.openxmlformats.org/drawingml/2006/main" xmlns:pic="http://schemas.openxmlformats.org/drawingml/2006/picture">
+            <wp:extent cx="5486400" cy="2834640"/>
+            <wp:docPr id="7" name="Picture 7" descr="A pooled rate depends on how often each condition appears as well as performance within that condition. Bright and dim accuracy stay fixed in this example. The new use contains more dim cases, so its pooled accuracy falls. Report both group counts and group rates before concluding that the network itself deteriorated. Limit: Real shift can also change labels, sensors and within-slice behaviour; this toy decomposition isolates only mixture change."/>
+            <wp:cNvGraphicFramePr>
+              <a:graphicFrameLocks noChangeAspect="1"/>
+            </wp:cNvGraphicFramePr>
+            <a:graphic>
+              <a:graphicData uri="http://schemas.openxmlformats.org/drawingml/2006/picture">
+                <pic:pic>
+                  <pic:nvPicPr>
+                    <pic:cNvPr id="0" name="academy-story-ai-5-30-05.png"/>
+                    <pic:cNvPicPr/>
+                  </pic:nvPicPr>
+                  <pic:blipFill>
+                    <a:blip r:embed="rId15"/>
+                    <a:stretch>
+                      <a:fillRect/>
+                    </a:stretch>
+                  </pic:blipFill>
+                  <pic:spPr>
+                    <a:xfrm>
+                      <a:off x="0" y="0"/>
+                      <a:ext cx="5486400" cy="2834640"/>
+                    </a:xfrm>
+                    <a:prstGeom prst="rect"/>
+                  </pic:spPr>
+                </pic:pic>
+              </a:graphicData>
+            </a:graphic>
+          </wp:inline>
+        </w:drawing>
+      </w:r>
+    </w:p>
+    <w:p>
+      <w:pPr>
+        <w:spacing w:line="336" w:lineRule="auto" w:after="180"/>
+      </w:pPr>
+      <w:r>
+        <w:rPr>
+          <w:b w:val="0"/>
+        </w:rPr>
+        <w:t>A pooled rate depends on how often each condition appears as well as performance within that condition. Bright and dim accuracy stay fixed in this example. The new use contains more dim cases, so its pooled accuracy falls.</w:t>
+      </w:r>
+    </w:p>
+    <w:p>
+      <w:pPr>
+        <w:spacing w:line="336" w:lineRule="auto" w:after="180"/>
+      </w:pPr>
+      <w:r>
+        <w:rPr>
+          <w:b w:val="0"/>
+        </w:rPr>
+        <w:t>Report both group counts and group rates before concluding that the network itself deteriorated.</w:t>
+      </w:r>
+    </w:p>
+    <w:p>
+      <w:pPr>
+        <w:spacing w:line="336" w:lineRule="auto" w:after="180"/>
+      </w:pPr>
+      <w:r>
+        <w:rPr>
+          <w:b w:val="0"/>
+        </w:rPr>
+        <w:t>Limit: Real shift can also change labels, sensors and within-slice behaviour; this toy decomposition isolates only mixture change.</w:t>
+      </w:r>
+    </w:p>
+    <w:p>
+      <w:pPr>
+        <w:spacing w:line="336" w:lineRule="auto" w:after="180"/>
+        <w:shd w:fill="F5F1FB"/>
+      </w:pPr>
+      <w:r>
+        <w:rPr>
+          <w:b w:val="0"/>
+        </w:rPr>
+        <w:t>Explain the case, then point to a limit on the claim.</w:t>
+      </w:r>
+    </w:p>
+    <w:p>
+      <w:pPr>
+        <w:pStyle w:val="Heading3"/>
+      </w:pPr>
+      <w:r>
+        <w:t>My picture explanation, deciding evidence and one limit</w:t>
+      </w:r>
+    </w:p>
+    <w:p>
+      <w:r>
+        <w:t>________________________________________________________________</w:t>
+      </w:r>
+    </w:p>
+    <w:p>
+      <w:r>
+        <w:t>________________________________________________________________</w:t>
+      </w:r>
+    </w:p>
+    <w:p>
+      <w:r>
+        <w:t>________________________________________________________________</w:t>
+      </w:r>
+    </w:p>
+    <w:p>
+      <w:r>
+        <w:t>________________________________________________________________</w:t>
+      </w:r>
+    </w:p>
+    <w:p>
+      <w:pPr>
+        <w:pStyle w:val="Heading3"/>
+      </w:pPr>
+      <w:r>
+        <w:t>06. Make the idea visible in your project</w:t>
+      </w:r>
+    </w:p>
+    <w:p>
+      <w:r>
+        <w:drawing>
+          <wp:inline xmlns:a="http://schemas.openxmlformats.org/drawingml/2006/main" xmlns:pic="http://schemas.openxmlformats.org/drawingml/2006/picture">
+            <wp:extent cx="5486400" cy="3681984"/>
+            <wp:docPr id="8" name="Picture 8" descr="For your Image-pattern Network Investigation, save the input, procedure, observed result and limitation of this check. Label this worked example as practice; use a different, previously unreviewed case when checking independent understanding. Draw your input, deciding step, result and limit. Supported question: Did the supplied model’s dim-light accuracy deteriorate? Point to the relevant step in the picture, then write the changed result and the rule or evidence that supports it."/>
+            <wp:cNvGraphicFramePr>
+              <a:graphicFrameLocks noChangeAspect="1"/>
+            </wp:cNvGraphicFramePr>
+            <a:graphic>
+              <a:graphicData uri="http://schemas.openxmlformats.org/drawingml/2006/picture">
+                <pic:pic>
+                  <pic:nvPicPr>
+                    <pic:cNvPr id="0" name="academy-story-ai-5-30-06.png"/>
+                    <pic:cNvPicPr/>
+                  </pic:nvPicPr>
+                  <pic:blipFill>
+                    <a:blip r:embed="rId16"/>
+                    <a:stretch>
+                      <a:fillRect/>
+                    </a:stretch>
+                  </pic:blipFill>
+                  <pic:spPr>
+                    <a:xfrm>
+                      <a:off x="0" y="0"/>
+                      <a:ext cx="5486400" cy="3681984"/>
+                    </a:xfrm>
+                    <a:prstGeom prst="rect"/>
+                  </pic:spPr>
+                </pic:pic>
+              </a:graphicData>
+            </a:graphic>
+          </wp:inline>
+        </w:drawing>
+      </w:r>
+    </w:p>
+    <w:p>
+      <w:pPr>
+        <w:spacing w:line="336" w:lineRule="auto" w:after="180"/>
+      </w:pPr>
+      <w:r>
+        <w:rPr>
+          <w:b w:val="0"/>
+        </w:rPr>
+        <w:t xml:space="preserve">For your Image-pattern Network Investigation, save the </w:t>
+      </w:r>
+      <w:r>
+        <w:rPr>
+          <w:b/>
+        </w:rPr>
+        <w:t>input</w:t>
+      </w:r>
+      <w:r>
+        <w:rPr>
+          <w:b w:val="0"/>
+        </w:rPr>
+        <w:t>, procedure, observed result and limitation of this check.</w:t>
+      </w:r>
+    </w:p>
+    <w:p>
+      <w:pPr>
+        <w:spacing w:line="336" w:lineRule="auto" w:after="180"/>
+      </w:pPr>
+      <w:r>
+        <w:rPr>
+          <w:b w:val="0"/>
+        </w:rPr>
+        <w:t xml:space="preserve">Label this worked example as practice; use a different, previously unreviewed case when checking independent understanding. Draw your </w:t>
+      </w:r>
+      <w:r>
+        <w:rPr>
+          <w:b/>
+        </w:rPr>
+        <w:t>input</w:t>
+      </w:r>
+      <w:r>
+        <w:rPr>
+          <w:b w:val="0"/>
+        </w:rPr>
+        <w:t>, deciding step, result and limit.</w:t>
+      </w:r>
+    </w:p>
+    <w:p>
+      <w:pPr>
+        <w:spacing w:line="336" w:lineRule="auto" w:after="180"/>
+      </w:pPr>
+      <w:r>
+        <w:rPr>
+          <w:b w:val="0"/>
+        </w:rPr>
+        <w:t xml:space="preserve">Supported question: Did the supplied model’s dim-light accuracy deteriorate? Point to the relevant step in the picture, then write the changed result and the rule or </w:t>
+      </w:r>
+      <w:r>
+        <w:rPr>
+          <w:b/>
+        </w:rPr>
+        <w:t>evidence</w:t>
+      </w:r>
+      <w:r>
+        <w:rPr>
+          <w:b w:val="0"/>
+        </w:rPr>
+        <w:t xml:space="preserve"> that supports it.</w:t>
+      </w:r>
+    </w:p>
+    <w:p>
+      <w:pPr>
+        <w:spacing w:line="336" w:lineRule="auto" w:after="180"/>
+        <w:shd w:fill="F5F1FB"/>
+      </w:pPr>
+      <w:r>
+        <w:rPr>
+          <w:b w:val="0"/>
+        </w:rPr>
+        <w:t xml:space="preserve">Draw your project trace and justify the deciding step using </w:t>
+      </w:r>
+      <w:r>
+        <w:rPr>
+          <w:b/>
+        </w:rPr>
+        <w:t>evidence</w:t>
+      </w:r>
+      <w:r>
+        <w:rPr>
+          <w:b w:val="0"/>
+        </w:rPr>
+        <w:t>.</w:t>
+      </w:r>
+    </w:p>
+    <w:p>
+      <w:pPr>
+        <w:pStyle w:val="Heading3"/>
+      </w:pPr>
+      <w:r>
+        <w:t>My picture explanation, deciding evidence and one limit</w:t>
       </w:r>
     </w:p>
     <w:p>

--- a/downloads/workbook/ai-5-week-30.docx
+++ b/downloads/workbook/ai-5-week-30.docx
@@ -168,6 +168,383 @@
     <w:p>
       <w:r>
         <w:t>________________________________________________________________</w:t>
+      </w:r>
+    </w:p>
+    <w:p>
+      <w:pPr>
+        <w:pStyle w:val="Heading3"/>
+      </w:pPr>
+      <w:r>
+        <w:t>Lesson reference for workbook practice</w:t>
+      </w:r>
+    </w:p>
+    <w:p>
+      <w:pPr>
+        <w:spacing w:line="336" w:lineRule="auto" w:after="180"/>
+        <w:shd w:fill="F1F6F8"/>
+      </w:pPr>
+      <w:r>
+        <w:rPr>
+          <w:b w:val="0"/>
+        </w:rPr>
+        <w:t>Use this reference for the original W1–W3 and W5 exercises. The separately named independent case supplies its own changed facts; use those facts for that attempt before feedback.</w:t>
+      </w:r>
+    </w:p>
+    <w:p>
+      <w:pPr>
+        <w:spacing w:line="336" w:lineRule="auto" w:after="180"/>
+      </w:pPr>
+      <w:r>
+        <w:rPr>
+          <w:b w:val="0"/>
+        </w:rPr>
+        <w:t>A neural image classifier developed using mostly clear pictures may later receive mostly dim pictures. Its learned weights can stay unchanged while its overall results change.</w:t>
+      </w:r>
+    </w:p>
+    <w:p>
+      <w:pPr>
+        <w:spacing w:line="336" w:lineRule="auto" w:after="180"/>
+      </w:pPr>
+      <w:r>
+        <w:rPr>
+          <w:b/>
+        </w:rPr>
+        <w:t>Dataset shift</w:t>
+      </w:r>
+      <w:r>
+        <w:rPr>
+          <w:b w:val="0"/>
+        </w:rPr>
+        <w:t xml:space="preserve"> concerns changes in the data encountered, including </w:t>
+      </w:r>
+      <w:r>
+        <w:rPr>
+          <w:b/>
+        </w:rPr>
+        <w:t>input</w:t>
+      </w:r>
+      <w:r>
+        <w:rPr>
+          <w:b w:val="0"/>
+        </w:rPr>
+        <w:t xml:space="preserve">s, label frequencies or the relationship between </w:t>
+      </w:r>
+      <w:r>
+        <w:rPr>
+          <w:b/>
+        </w:rPr>
+        <w:t>input</w:t>
+      </w:r>
+      <w:r>
+        <w:rPr>
+          <w:b w:val="0"/>
+        </w:rPr>
+        <w:t>s and labels.</w:t>
+      </w:r>
+    </w:p>
+    <w:p>
+      <w:pPr>
+        <w:spacing w:line="336" w:lineRule="auto" w:after="180"/>
+      </w:pPr>
+      <w:r>
+        <w:rPr>
+          <w:b w:val="0"/>
+        </w:rPr>
+        <w:t>A shift does not always reduce accuracy, and an accuracy change alone does not identify its cause.</w:t>
+      </w:r>
+    </w:p>
+    <w:p>
+      <w:pPr>
+        <w:spacing w:line="336" w:lineRule="auto" w:after="180"/>
+      </w:pPr>
+      <w:r>
+        <w:rPr>
+          <w:b w:val="0"/>
+        </w:rPr>
+        <w:t>Use the fictional audit below. Clear and dim are disjoint groups defined before the audit, and every case belongs to exactly one group. The same model checkpoint, pre</w:t>
+      </w:r>
+      <w:r>
+        <w:rPr>
+          <w:b/>
+        </w:rPr>
+        <w:t>process</w:t>
+      </w:r>
+      <w:r>
+        <w:rPr>
+          <w:b w:val="0"/>
+        </w:rPr>
+        <w:t xml:space="preserve">ing and </w:t>
+      </w:r>
+      <w:r>
+        <w:rPr>
+          <w:b/>
+        </w:rPr>
+        <w:t>prediction</w:t>
+      </w:r>
+      <w:r>
+        <w:rPr>
+          <w:b w:val="0"/>
+        </w:rPr>
+        <w:t xml:space="preserve"> threshold are used throughout.</w:t>
+      </w:r>
+    </w:p>
+    <w:p>
+      <w:pPr>
+        <w:spacing w:line="336" w:lineRule="auto" w:after="180"/>
+      </w:pPr>
+      <w:r>
+        <w:rPr>
+          <w:b w:val="0"/>
+        </w:rPr>
+        <w:t>Counts are constructed teaching data, not results from a deployed model. Both cohorts have checked reference labels.</w:t>
+      </w:r>
+    </w:p>
+    <w:tbl>
+      <w:tblPr>
+        <w:tblStyle w:val="LightShading-Accent1"/>
+        <w:tblW w:type="auto" w:w="0"/>
+        <w:tblLook w:firstColumn="1" w:firstRow="1" w:lastColumn="0" w:lastRow="0" w:noHBand="0" w:noVBand="1" w:val="04A0"/>
+      </w:tblPr>
+      <w:tblGrid>
+        <w:gridCol w:w="2556"/>
+        <w:gridCol w:w="2556"/>
+        <w:gridCol w:w="2556"/>
+        <w:gridCol w:w="2556"/>
+      </w:tblGrid>
+      <w:tr>
+        <w:trPr>
+          <w:tblHeader/>
+        </w:trPr>
+        <w:tc>
+          <w:tcPr>
+            <w:tcW w:type="dxa" w:w="2556"/>
+          </w:tcPr>
+          <w:p>
+            <w:r>
+              <w:t>Cohort</w:t>
+            </w:r>
+          </w:p>
+        </w:tc>
+        <w:tc>
+          <w:tcPr>
+            <w:tcW w:type="dxa" w:w="2556"/>
+          </w:tcPr>
+          <w:p>
+            <w:r>
+              <w:t>Group</w:t>
+            </w:r>
+          </w:p>
+        </w:tc>
+        <w:tc>
+          <w:tcPr>
+            <w:tcW w:type="dxa" w:w="2556"/>
+          </w:tcPr>
+          <w:p>
+            <w:r>
+              <w:t>Cases</w:t>
+            </w:r>
+          </w:p>
+        </w:tc>
+        <w:tc>
+          <w:tcPr>
+            <w:tcW w:type="dxa" w:w="2556"/>
+          </w:tcPr>
+          <w:p>
+            <w:r>
+              <w:t>Correct</w:t>
+            </w:r>
+          </w:p>
+        </w:tc>
+      </w:tr>
+      <w:tr>
+        <w:tc>
+          <w:tcPr>
+            <w:tcW w:type="dxa" w:w="2556"/>
+          </w:tcPr>
+          <w:p>
+            <w:r>
+              <w:t>Development audit</w:t>
+            </w:r>
+          </w:p>
+        </w:tc>
+        <w:tc>
+          <w:tcPr>
+            <w:tcW w:type="dxa" w:w="2556"/>
+          </w:tcPr>
+          <w:p>
+            <w:r>
+              <w:t>Clear</w:t>
+            </w:r>
+          </w:p>
+        </w:tc>
+        <w:tc>
+          <w:tcPr>
+            <w:tcW w:type="dxa" w:w="2556"/>
+          </w:tcPr>
+          <w:p>
+            <w:r>
+              <w:t>80</w:t>
+            </w:r>
+          </w:p>
+        </w:tc>
+        <w:tc>
+          <w:tcPr>
+            <w:tcW w:type="dxa" w:w="2556"/>
+          </w:tcPr>
+          <w:p>
+            <w:r>
+              <w:t>72</w:t>
+            </w:r>
+          </w:p>
+        </w:tc>
+      </w:tr>
+      <w:tr>
+        <w:tc>
+          <w:tcPr>
+            <w:tcW w:type="dxa" w:w="2556"/>
+          </w:tcPr>
+          <w:p>
+            <w:r>
+              <w:t>Development audit</w:t>
+            </w:r>
+          </w:p>
+        </w:tc>
+        <w:tc>
+          <w:tcPr>
+            <w:tcW w:type="dxa" w:w="2556"/>
+          </w:tcPr>
+          <w:p>
+            <w:r>
+              <w:t>Dim</w:t>
+            </w:r>
+          </w:p>
+        </w:tc>
+        <w:tc>
+          <w:tcPr>
+            <w:tcW w:type="dxa" w:w="2556"/>
+          </w:tcPr>
+          <w:p>
+            <w:r>
+              <w:t>20</w:t>
+            </w:r>
+          </w:p>
+        </w:tc>
+        <w:tc>
+          <w:tcPr>
+            <w:tcW w:type="dxa" w:w="2556"/>
+          </w:tcPr>
+          <w:p>
+            <w:r>
+              <w:t>10</w:t>
+            </w:r>
+          </w:p>
+        </w:tc>
+      </w:tr>
+      <w:tr>
+        <w:tc>
+          <w:tcPr>
+            <w:tcW w:type="dxa" w:w="2556"/>
+          </w:tcPr>
+          <w:p>
+            <w:r>
+              <w:t>New-use audit</w:t>
+            </w:r>
+          </w:p>
+        </w:tc>
+        <w:tc>
+          <w:tcPr>
+            <w:tcW w:type="dxa" w:w="2556"/>
+          </w:tcPr>
+          <w:p>
+            <w:r>
+              <w:t>Clear</w:t>
+            </w:r>
+          </w:p>
+        </w:tc>
+        <w:tc>
+          <w:tcPr>
+            <w:tcW w:type="dxa" w:w="2556"/>
+          </w:tcPr>
+          <w:p>
+            <w:r>
+              <w:t>20</w:t>
+            </w:r>
+          </w:p>
+        </w:tc>
+        <w:tc>
+          <w:tcPr>
+            <w:tcW w:type="dxa" w:w="2556"/>
+          </w:tcPr>
+          <w:p>
+            <w:r>
+              <w:t>18</w:t>
+            </w:r>
+          </w:p>
+        </w:tc>
+      </w:tr>
+      <w:tr>
+        <w:tc>
+          <w:tcPr>
+            <w:tcW w:type="dxa" w:w="2556"/>
+          </w:tcPr>
+          <w:p>
+            <w:r>
+              <w:t>New-use audit</w:t>
+            </w:r>
+          </w:p>
+        </w:tc>
+        <w:tc>
+          <w:tcPr>
+            <w:tcW w:type="dxa" w:w="2556"/>
+          </w:tcPr>
+          <w:p>
+            <w:r>
+              <w:t>Dim</w:t>
+            </w:r>
+          </w:p>
+        </w:tc>
+        <w:tc>
+          <w:tcPr>
+            <w:tcW w:type="dxa" w:w="2556"/>
+          </w:tcPr>
+          <w:p>
+            <w:r>
+              <w:t>80</w:t>
+            </w:r>
+          </w:p>
+        </w:tc>
+        <w:tc>
+          <w:tcPr>
+            <w:tcW w:type="dxa" w:w="2556"/>
+          </w:tcPr>
+          <w:p>
+            <w:r>
+              <w:t>40</w:t>
+            </w:r>
+          </w:p>
+        </w:tc>
+      </w:tr>
+    </w:tbl>
+    <w:p>
+      <w:pPr>
+        <w:spacing w:line="336" w:lineRule="auto" w:after="180"/>
+      </w:pPr>
+      <w:r>
+        <w:rPr>
+          <w:b w:val="0"/>
+        </w:rPr>
+        <w:t>Clear accuracy is 72 / 80 = 90 percent in development and 18 / 20 = 90 percent in new use. Dim accuracy is 10 / 20 = 50 percent and 40 / 80 = 50 percent.</w:t>
+      </w:r>
+    </w:p>
+    <w:p>
+      <w:pPr>
+        <w:spacing w:line="336" w:lineRule="auto" w:after="180"/>
+      </w:pPr>
+      <w:r>
+        <w:rPr>
+          <w:b w:val="0"/>
+        </w:rPr>
+        <w:t>The observed group rates are unchanged, but the group proportions are different.</w:t>
       </w:r>
     </w:p>
     <w:p>
@@ -1175,7 +1552,7 @@
         <w:rPr>
           <w:b w:val="0"/>
         </w:rPr>
-        <w:t>Toy old-use mix: bright 40 cases32 correct; dim 10 cases5 correct. New-use mix: bright 10 cases8 correct; dim 40 cases20 correct.</w:t>
+        <w:t>Toy old-use mix: bright 40 cases 32 correct; dim 10 cases 5 correct. New-use mix: bright 10 cases 8 correct; dim 40 cases 20 correct.</w:t>
       </w:r>
     </w:p>
     <w:p>
@@ -2255,7 +2632,7 @@
         <w:drawing>
           <wp:inline xmlns:a="http://schemas.openxmlformats.org/drawingml/2006/main" xmlns:pic="http://schemas.openxmlformats.org/drawingml/2006/picture">
             <wp:extent cx="5486400" cy="3142488"/>
-            <wp:docPr id="3" name="Picture 3" descr="Separate within-setting performance from changing setting proportions. Supplied facts: Toy old-use mix: bright 40 cases32 correct; dim 10 cases5 correct. New-use mix: bright 10 cases8 correct; dim 40 cases20 correct. All inputs and outcomes in this worked example are invented classroom data; no real model run is claimed."/>
+            <wp:docPr id="3" name="Picture 3" descr="Separate within-setting performance from changing setting proportions. Supplied facts: Toy old-use mix: bright 40 cases 32 correct; dim 10 cases 5 correct. New-use mix: bright 10 cases 8 correct; dim 40 cases 20 correct. All inputs and outcomes in this worked example are invented classroom data; no real model run is claimed."/>
             <wp:cNvGraphicFramePr>
               <a:graphicFrameLocks noChangeAspect="1"/>
             </wp:cNvGraphicFramePr>
@@ -2294,7 +2671,7 @@
         <w:rPr>
           <w:b w:val="0"/>
         </w:rPr>
-        <w:t>Separate within-setting performance from changing setting proportions. Supplied facts: Toy old-use mix: bright 40 cases32 correct; dim 10 cases5 correct. New-use mix: bright 10 cases8 correct; dim 40 cases20 correct.</w:t>
+        <w:t>Separate within-setting performance from changing setting proportions. Supplied facts: Toy old-use mix: bright 40 cases 32 correct; dim 10 cases 5 correct. New-use mix: bright 10 cases 8 correct; dim 40 cases 20 correct.</w:t>
       </w:r>
     </w:p>
     <w:p>

--- a/downloads/workbook/ai-5-week-30.docx
+++ b/downloads/workbook/ai-5-week-30.docx
@@ -25,22 +25,45 @@
         <w:pStyle w:val="Heading1"/>
       </w:pPr>
       <w:r>
-        <w:t>01. Recall and choose your starting point</w:t>
-      </w:r>
-    </w:p>
-    <w:p>
-      <w:r>
-        <w:t>Record your starting explanation for Dataset shift in neural models before opening notes. Show any later correction separately.</w:t>
-      </w:r>
-    </w:p>
-    <w:p>
-      <w:pPr>
-        <w:spacing w:line="336" w:lineRule="auto" w:after="180"/>
-      </w:pPr>
-      <w:r>
-        <w:rPr>
-          <w:b w:val="0"/>
-        </w:rPr>
+        <w:t>One readable shift investigation record.</w:t>
+      </w:r>
+    </w:p>
+    <w:p>
+      <w:r>
+        <w:t>Retain group definitions, counts, model versions, missing labels and evaluation boundaries.</w:t>
+      </w:r>
+    </w:p>
+    <w:p>
+      <w:r>
+        <w:t>Recall → W1–W3/W5 → independent mixture → project monitoring record → delayed return.</w:t>
+      </w:r>
+    </w:p>
+    <w:p>
+      <w:pPr>
+        <w:pStyle w:val="Heading1"/>
+      </w:pPr>
+      <w:r>
+        <w:t>01. Recall · Retrieve before notes</w:t>
+      </w:r>
+    </w:p>
+    <w:p>
+      <w:r>
+        <w:t>Keep this task’s inputs,rule and response together.</w:t>
+      </w:r>
+    </w:p>
+    <w:p>
+      <w:pPr>
+        <w:pStyle w:val="Heading2"/>
+      </w:pPr>
+      <w:r>
+        <w:t>Complete task and evidence</w:t>
+      </w:r>
+    </w:p>
+    <w:p>
+      <w:pPr>
+        <w:pStyle w:val="ListBullet"/>
+      </w:pPr>
+      <w:r>
         <w:t>Try the recall before opening notes. Then use a different colour or a labelled second line to correct your explanation.</w:t>
       </w:r>
     </w:p>
@@ -54,12 +77,9 @@
     </w:p>
     <w:p>
       <w:pPr>
-        <w:spacing w:line="336" w:lineRule="auto" w:after="180"/>
-      </w:pPr>
-      <w:r>
-        <w:rPr>
-          <w:b w:val="0"/>
-        </w:rPr>
+        <w:pStyle w:val="ListBullet"/>
+      </w:pPr>
+      <w:r>
         <w:t>Without opening the old lesson, explain one key idea from Uncertainty and failure analysis. Give an example and a mistake that the idea helps you avoid.</w:t>
       </w:r>
     </w:p>
@@ -96,12 +116,9 @@
     </w:p>
     <w:p>
       <w:pPr>
-        <w:spacing w:line="336" w:lineRule="auto" w:after="180"/>
-      </w:pPr>
-      <w:r>
-        <w:rPr>
-          <w:b w:val="0"/>
-        </w:rPr>
+        <w:pStyle w:val="ListBullet"/>
+      </w:pPr>
+      <w:r>
         <w:t>Without opening the old lesson, explain one key idea from Similarity and normalisation. Give an example and a mistake that the idea helps you avoid.</w:t>
       </w:r>
     </w:p>
@@ -138,12 +155,9 @@
     </w:p>
     <w:p>
       <w:pPr>
-        <w:spacing w:line="336" w:lineRule="auto" w:after="180"/>
-      </w:pPr>
-      <w:r>
-        <w:rPr>
-          <w:b w:val="0"/>
-        </w:rPr>
+        <w:pStyle w:val="ListBullet"/>
+      </w:pPr>
+      <w:r>
         <w:t>Without opening the old lesson, explain one key idea from Augmentation and leakage. Give an example and a mistake that the idea helps you avoid.</w:t>
       </w:r>
     </w:p>
@@ -180,123 +194,26 @@
     </w:p>
     <w:p>
       <w:pPr>
-        <w:spacing w:line="336" w:lineRule="auto" w:after="180"/>
-        <w:shd w:fill="F1F6F8"/>
-      </w:pPr>
-      <w:r>
-        <w:rPr>
-          <w:b w:val="0"/>
-        </w:rPr>
+        <w:pStyle w:val="ListBullet"/>
+      </w:pPr>
+      <w:r>
         <w:t>Use this reference for the original W1–W3 and W5 exercises. The separately named independent case supplies its own changed facts; use those facts for that attempt before feedback.</w:t>
       </w:r>
     </w:p>
     <w:p>
       <w:pPr>
-        <w:spacing w:line="336" w:lineRule="auto" w:after="180"/>
-      </w:pPr>
-      <w:r>
-        <w:rPr>
-          <w:b w:val="0"/>
-        </w:rPr>
-        <w:t>A neural image classifier developed using mostly clear pictures may later receive mostly dim pictures. Its learned weights can stay unchanged while its overall results change.</w:t>
-      </w:r>
-    </w:p>
-    <w:p>
-      <w:pPr>
-        <w:spacing w:line="336" w:lineRule="auto" w:after="180"/>
-      </w:pPr>
-      <w:r>
-        <w:rPr>
-          <w:b/>
-        </w:rPr>
-        <w:t>Dataset shift</w:t>
-      </w:r>
-      <w:r>
-        <w:rPr>
-          <w:b w:val="0"/>
-        </w:rPr>
-        <w:t xml:space="preserve"> concerns changes in the data encountered, including </w:t>
-      </w:r>
-      <w:r>
-        <w:rPr>
-          <w:b/>
-        </w:rPr>
-        <w:t>input</w:t>
-      </w:r>
-      <w:r>
-        <w:rPr>
-          <w:b w:val="0"/>
-        </w:rPr>
-        <w:t xml:space="preserve">s, label frequencies or the relationship between </w:t>
-      </w:r>
-      <w:r>
-        <w:rPr>
-          <w:b/>
-        </w:rPr>
-        <w:t>input</w:t>
-      </w:r>
-      <w:r>
-        <w:rPr>
-          <w:b w:val="0"/>
-        </w:rPr>
-        <w:t>s and labels.</w:t>
-      </w:r>
-    </w:p>
-    <w:p>
-      <w:pPr>
-        <w:spacing w:line="336" w:lineRule="auto" w:after="180"/>
-      </w:pPr>
-      <w:r>
-        <w:rPr>
-          <w:b w:val="0"/>
-        </w:rPr>
-        <w:t>A shift does not always reduce accuracy, and an accuracy change alone does not identify its cause.</w:t>
-      </w:r>
-    </w:p>
-    <w:p>
-      <w:pPr>
-        <w:spacing w:line="336" w:lineRule="auto" w:after="180"/>
-      </w:pPr>
-      <w:r>
-        <w:rPr>
-          <w:b w:val="0"/>
-        </w:rPr>
-        <w:t>Use the fictional audit below. Clear and dim are disjoint groups defined before the audit, and every case belongs to exactly one group. The same model checkpoint, pre</w:t>
-      </w:r>
-      <w:r>
-        <w:rPr>
-          <w:b/>
-        </w:rPr>
-        <w:t>process</w:t>
-      </w:r>
-      <w:r>
-        <w:rPr>
-          <w:b w:val="0"/>
-        </w:rPr>
-        <w:t xml:space="preserve">ing and </w:t>
-      </w:r>
-      <w:r>
-        <w:rPr>
-          <w:b/>
-        </w:rPr>
-        <w:t>prediction</w:t>
-      </w:r>
-      <w:r>
-        <w:rPr>
-          <w:b w:val="0"/>
-        </w:rPr>
-        <w:t xml:space="preserve"> threshold are used throughout.</w:t>
-      </w:r>
-    </w:p>
-    <w:p>
-      <w:pPr>
-        <w:spacing w:line="336" w:lineRule="auto" w:after="180"/>
-      </w:pPr>
-      <w:r>
-        <w:rPr>
-          <w:b w:val="0"/>
-        </w:rPr>
-        <w:t>Counts are constructed teaching data, not results from a deployed model. Both cohorts have checked reference labels.</w:t>
+        <w:pStyle w:val="ListBullet"/>
+      </w:pPr>
+      <w:r>
+        <w:t>A neural image classifier developed using mostly clear pictures may later receive mostly dim pictures. Its learned weights can stay unchanged while its overall results change. Dataset shift concerns changes in the data encountered, including inputs, label frequencies or the relationship between inputs and labels. A shift does not always reduce accuracy, and an accuracy change alone does not identify its cause.</w:t>
+      </w:r>
+    </w:p>
+    <w:p>
+      <w:pPr>
+        <w:pStyle w:val="ListBullet"/>
+      </w:pPr>
+      <w:r>
+        <w:t>Use the fictional audit below. Clear and dim are disjoint groups defined before the audit, and every case belongs to exactly one group. The same model checkpoint, preprocessing and prediction threshold are used throughout. Counts are constructed teaching data, not results from a deployed model. Both cohorts have checked reference labels.</w:t>
       </w:r>
     </w:p>
     <w:tbl>
@@ -527,24 +444,10 @@
     </w:tbl>
     <w:p>
       <w:pPr>
-        <w:spacing w:line="336" w:lineRule="auto" w:after="180"/>
-      </w:pPr>
-      <w:r>
-        <w:rPr>
-          <w:b w:val="0"/>
-        </w:rPr>
-        <w:t>Clear accuracy is 72 / 80 = 90 percent in development and 18 / 20 = 90 percent in new use. Dim accuracy is 10 / 20 = 50 percent and 40 / 80 = 50 percent.</w:t>
-      </w:r>
-    </w:p>
-    <w:p>
-      <w:pPr>
-        <w:spacing w:line="336" w:lineRule="auto" w:after="180"/>
-      </w:pPr>
-      <w:r>
-        <w:rPr>
-          <w:b w:val="0"/>
-        </w:rPr>
-        <w:t>The observed group rates are unchanged, but the group proportions are different.</w:t>
+        <w:pStyle w:val="ListBullet"/>
+      </w:pPr>
+      <w:r>
+        <w:t>Clear accuracy is 72 / 80 = 90 percent in development and 18 / 20 = 90 percent in new use. Dim accuracy is 10 / 20 = 50 percent and 40 / 80 = 50 percent. The observed group rates are unchanged, but the group proportions are different.</w:t>
       </w:r>
     </w:p>
     <w:p>
@@ -552,135 +455,44 @@
         <w:pStyle w:val="Heading1"/>
       </w:pPr>
       <w:r>
-        <w:t>02. Practise with fading help</w:t>
-      </w:r>
-    </w:p>
-    <w:p>
-      <w:r>
-        <w:t>Complete the supported Dataset shift in neural models trace and record the first step you can explain without help.</w:t>
-      </w:r>
-    </w:p>
-    <w:p>
-      <w:pPr>
-        <w:spacing w:line="336" w:lineRule="auto" w:after="180"/>
-      </w:pPr>
-      <w:r>
-        <w:rPr>
-          <w:b w:val="0"/>
-        </w:rPr>
-        <w:t xml:space="preserve">Use W2: Use the right denominator for </w:t>
-      </w:r>
-      <w:r>
-        <w:rPr>
-          <w:b/>
-        </w:rPr>
-        <w:t>Dataset shift</w:t>
-      </w:r>
-      <w:r>
-        <w:rPr>
-          <w:b w:val="0"/>
-        </w:rPr>
-        <w:t xml:space="preserve"> in neural models. Record the answer once; the lesson and workbook refer to the same attempt.</w:t>
-      </w:r>
-    </w:p>
-    <w:tbl>
-      <w:tblPr>
-        <w:tblStyle w:val="LightShading-Accent1"/>
-        <w:tblW w:type="auto" w:w="0"/>
-        <w:tblLook w:firstColumn="1" w:firstRow="1" w:lastColumn="0" w:lastRow="0" w:noHBand="0" w:noVBand="1" w:val="04A0"/>
-      </w:tblPr>
-      <w:tblGrid>
-        <w:gridCol w:w="2556"/>
-        <w:gridCol w:w="2556"/>
-        <w:gridCol w:w="2556"/>
-        <w:gridCol w:w="2556"/>
-      </w:tblGrid>
-      <w:tr>
-        <w:trPr>
-          <w:tblHeader/>
-        </w:trPr>
-        <w:tc>
-          <w:tcPr>
-            <w:tcW w:type="dxa" w:w="2556"/>
-          </w:tcPr>
-          <w:p>
-            <w:r>
-              <w:t>Given inputs</w:t>
-            </w:r>
-          </w:p>
-        </w:tc>
-        <w:tc>
-          <w:tcPr>
-            <w:tcW w:type="dxa" w:w="2556"/>
-          </w:tcPr>
-          <w:p>
-            <w:r>
-              <w:t>Procedure I chose</w:t>
-            </w:r>
-          </w:p>
-        </w:tc>
-        <w:tc>
-          <w:tcPr>
-            <w:tcW w:type="dxa" w:w="2556"/>
-          </w:tcPr>
-          <w:p>
-            <w:r>
-              <w:t>Middle steps</w:t>
-            </w:r>
-          </w:p>
-        </w:tc>
-        <w:tc>
-          <w:tcPr>
-            <w:tcW w:type="dxa" w:w="2556"/>
-          </w:tcPr>
-          <w:p>
-            <w:r>
-              <w:t>Result and check</w:t>
-            </w:r>
-          </w:p>
-        </w:tc>
-      </w:tr>
-      <w:tr>
-        <w:tc>
-          <w:tcPr>
-            <w:tcW w:type="dxa" w:w="2556"/>
-          </w:tcPr>
-          <w:p>
-            <w:r/>
-          </w:p>
-        </w:tc>
-        <w:tc>
-          <w:tcPr>
-            <w:tcW w:type="dxa" w:w="2556"/>
-          </w:tcPr>
-          <w:p>
-            <w:r/>
-          </w:p>
-        </w:tc>
-        <w:tc>
-          <w:tcPr>
-            <w:tcW w:type="dxa" w:w="2556"/>
-          </w:tcPr>
-          <w:p>
-            <w:r/>
-          </w:p>
-        </w:tc>
-        <w:tc>
-          <w:tcPr>
-            <w:tcW w:type="dxa" w:w="2556"/>
-          </w:tcPr>
-          <w:p>
-            <w:r/>
-          </w:p>
-        </w:tc>
-      </w:tr>
-    </w:tbl>
+        <w:t>05. W1 · Explain the current example</w:t>
+      </w:r>
+    </w:p>
+    <w:p>
+      <w:r>
+        <w:t>Keep this task’s inputs,rule and response together.</w:t>
+      </w:r>
+    </w:p>
+    <w:p>
+      <w:pPr>
+        <w:pStyle w:val="Heading2"/>
+      </w:pPr>
+      <w:r>
+        <w:t>Complete task and evidence</w:t>
+      </w:r>
+    </w:p>
+    <w:p>
+      <w:pPr>
+        <w:pStyle w:val="ListBullet"/>
+      </w:pPr>
+      <w:r>
+        <w:t>Main constructed disjoint groups, unchanged model/preprocessing: development clear 80 cases/72 correct, dim 20/10; new use clear 20/18, dim 80/40. Clear rate 90% and dim 50% in both cohorts. Development correct 82/100, errors 18; new correct 58/100, errors 42. Drop 24 percentage points. Weighted development .8×.9 + .2×.5 = .82; new .2×.9 + .8×.5 = .58. Equal-sized 50/50 under these exact assumed rates gives 45+25 = 70 correct of 100. Separate picture: old bright 40/32, dim 10/5 gives 37/50 = 74%; new bright 10/8, dim 40/20 gives 28/50 = 56%. Bright rate is 80%, dim 50%; restoring the old picture mix restores 74% under the same rates. Do not mix the two examples. Without checked new labels, input mix can be monitored but current accuracy is unavailable. Check versions and label definitions; use new source-group-separated comparisons, preserve the original model and reserve final evaluation after changes. No causal lighting effect is established.</w:t>
+      </w:r>
+    </w:p>
+    <w:p>
+      <w:pPr>
+        <w:pStyle w:val="ListBullet"/>
+      </w:pPr>
+      <w:r>
+        <w:t>From the table, calculate clear and dim accuracy in each cohort and the clear/dim proportions. Which observed quantities change, and which remain the same?</w:t>
+      </w:r>
+    </w:p>
     <w:p>
       <w:pPr>
         <w:pStyle w:val="Heading3"/>
       </w:pPr>
       <w:r>
-        <w:t>The step I completed without help, and the hint I needed</w:t>
+        <w:t>My reasoning and evidence</w:t>
       </w:r>
     </w:p>
     <w:p>
@@ -699,50 +511,55 @@
       </w:r>
     </w:p>
     <w:p>
+      <w:r>
+        <w:t>________________________________________________________________</w:t>
+      </w:r>
+    </w:p>
+    <w:p>
+      <w:r>
+        <w:t>________________________________________________________________</w:t>
+      </w:r>
+    </w:p>
+    <w:p>
+      <w:r>
+        <w:t>________________________________________________________________</w:t>
+      </w:r>
+    </w:p>
+    <w:p>
       <w:pPr>
         <w:pStyle w:val="Heading1"/>
       </w:pPr>
       <w:r>
-        <w:t>03. Individual reasoning check</w:t>
-      </w:r>
-    </w:p>
-    <w:p>
-      <w:r>
-        <w:t>Check the proposed Dataset shift in neural models explanation against the supplied facts before discussing it.</w:t>
-      </w:r>
-    </w:p>
-    <w:p>
-      <w:pPr>
-        <w:spacing w:line="336" w:lineRule="auto" w:after="180"/>
-      </w:pPr>
-      <w:r>
-        <w:rPr>
-          <w:b w:val="0"/>
-        </w:rPr>
-        <w:t xml:space="preserve">Use the worked case for </w:t>
-      </w:r>
-      <w:r>
-        <w:rPr>
-          <w:b/>
-        </w:rPr>
-        <w:t>Dataset shift</w:t>
-      </w:r>
-      <w:r>
-        <w:rPr>
-          <w:b w:val="0"/>
-        </w:rPr>
-        <w:t xml:space="preserve"> in neural models. Proposed explanation: “Average the percentages regardless of group sizes”. Decide whether this explanation is supported.</w:t>
-      </w:r>
-    </w:p>
-    <w:p>
-      <w:pPr>
-        <w:spacing w:line="336" w:lineRule="auto" w:after="180"/>
-      </w:pPr>
-      <w:r>
-        <w:rPr>
-          <w:b w:val="0"/>
-        </w:rPr>
-        <w:t>Point to the step or supplied fact that decides; explain your repair if needed.</w:t>
+        <w:t>06. W2 · Trace the calculation</w:t>
+      </w:r>
+    </w:p>
+    <w:p>
+      <w:r>
+        <w:t>Keep this task’s inputs,rule and response together.</w:t>
+      </w:r>
+    </w:p>
+    <w:p>
+      <w:pPr>
+        <w:pStyle w:val="Heading2"/>
+      </w:pPr>
+      <w:r>
+        <w:t>Complete task and evidence</w:t>
+      </w:r>
+    </w:p>
+    <w:p>
+      <w:pPr>
+        <w:pStyle w:val="ListBullet"/>
+      </w:pPr>
+      <w:r>
+        <w:t>Main constructed disjoint groups, unchanged model/preprocessing: development clear 80 cases/72 correct, dim 20/10; new use clear 20/18, dim 80/40. Clear rate 90% and dim 50% in both cohorts. Development correct 82/100, errors 18; new correct 58/100, errors 42. Drop 24 percentage points. Weighted development .8×.9 + .2×.5 = .82; new .2×.9 + .8×.5 = .58. Equal-sized 50/50 under these exact assumed rates gives 45+25 = 70 correct of 100. Separate picture: old bright 40/32, dim 10/5 gives 37/50 = 74%; new bright 10/8, dim 40/20 gives 28/50 = 56%. Bright rate is 80%, dim 50%; restoring the old picture mix restores 74% under the same rates. Do not mix the two examples. Without checked new labels, input mix can be monitored but current accuracy is unavailable. Check versions and label definitions; use new source-group-separated comparisons, preserve the original model and reserve final evaluation after changes. No causal lighting effect is established.</w:t>
+      </w:r>
+    </w:p>
+    <w:p>
+      <w:pPr>
+        <w:pStyle w:val="ListBullet"/>
+      </w:pPr>
+      <w:r>
+        <w:t>Calculate overall correct counts, accuracy and errors in both cohorts, plus the percentage-point drop. Explain why averaging 90 percent and 50 percent without weights gives the wrong overall result here.</w:t>
       </w:r>
     </w:p>
     <w:p>
@@ -750,7 +567,7 @@
         <w:pStyle w:val="Heading3"/>
       </w:pPr>
       <w:r>
-        <w:t>My explanation before partner discussion</w:t>
+        <w:t>My reasoning and evidence</w:t>
       </w:r>
     </w:p>
     <w:p>
@@ -774,16 +591,50 @@
       </w:r>
     </w:p>
     <w:p>
+      <w:r>
+        <w:t>________________________________________________________________</w:t>
+      </w:r>
+    </w:p>
+    <w:p>
+      <w:r>
+        <w:t>________________________________________________________________</w:t>
+      </w:r>
+    </w:p>
+    <w:p>
       <w:pPr>
         <w:pStyle w:val="Heading1"/>
       </w:pPr>
       <w:r>
-        <w:t>04. Independent transfer case</w:t>
-      </w:r>
-    </w:p>
-    <w:p>
-      <w:r>
-        <w:t>Write one first attempt at the reserved independent case before feedback. Repeated copies of that case refer to the same recorded attempt.</w:t>
+        <w:t>07. W3 · Repair a misconception</w:t>
+      </w:r>
+    </w:p>
+    <w:p>
+      <w:r>
+        <w:t>Keep this task’s inputs,rule and response together.</w:t>
+      </w:r>
+    </w:p>
+    <w:p>
+      <w:pPr>
+        <w:pStyle w:val="Heading2"/>
+      </w:pPr>
+      <w:r>
+        <w:t>Complete task and evidence</w:t>
+      </w:r>
+    </w:p>
+    <w:p>
+      <w:pPr>
+        <w:pStyle w:val="ListBullet"/>
+      </w:pPr>
+      <w:r>
+        <w:t>Main constructed disjoint groups, unchanged model/preprocessing: development clear 80 cases/72 correct, dim 20/10; new use clear 20/18, dim 80/40. Clear rate 90% and dim 50% in both cohorts. Development correct 82/100, errors 18; new correct 58/100, errors 42. Drop 24 percentage points. Weighted development .8×.9 + .2×.5 = .82; new .2×.9 + .8×.5 = .58. Equal-sized 50/50 under these exact assumed rates gives 45+25 = 70 correct of 100. Separate picture: old bright 40/32, dim 10/5 gives 37/50 = 74%; new bright 10/8, dim 40/20 gives 28/50 = 56%. Bright rate is 80%, dim 50%; restoring the old picture mix restores 74% under the same rates. Do not mix the two examples. Without checked new labels, input mix can be monitored but current accuracy is unavailable. Check versions and label definitions; use new source-group-separated comparisons, preserve the original model and reserve final evaluation after changes. No causal lighting effect is established.</w:t>
+      </w:r>
+    </w:p>
+    <w:p>
+      <w:pPr>
+        <w:pStyle w:val="ListBullet"/>
+      </w:pPr>
+      <w:r>
+        <w:t>New-use monitoring shows more dim images but reference labels have not arrived. What can you report now, what can you not calculate, and what checks should precede blaming the neural network?</w:t>
       </w:r>
     </w:p>
     <w:p>
@@ -791,29 +642,149 @@
         <w:pStyle w:val="Heading3"/>
       </w:pPr>
       <w:r>
+        <w:t>My reasoning and evidence</w:t>
+      </w:r>
+    </w:p>
+    <w:p>
+      <w:r>
+        <w:t>________________________________________________________________</w:t>
+      </w:r>
+    </w:p>
+    <w:p>
+      <w:r>
+        <w:t>________________________________________________________________</w:t>
+      </w:r>
+    </w:p>
+    <w:p>
+      <w:r>
+        <w:t>________________________________________________________________</w:t>
+      </w:r>
+    </w:p>
+    <w:p>
+      <w:r>
+        <w:t>________________________________________________________________</w:t>
+      </w:r>
+    </w:p>
+    <w:p>
+      <w:r>
+        <w:t>________________________________________________________________</w:t>
+      </w:r>
+    </w:p>
+    <w:p>
+      <w:r>
+        <w:t>________________________________________________________________</w:t>
+      </w:r>
+    </w:p>
+    <w:p>
+      <w:pPr>
+        <w:pStyle w:val="Heading1"/>
+      </w:pPr>
+      <w:r>
+        <w:t>09. W5 · Explain the limitation</w:t>
+      </w:r>
+    </w:p>
+    <w:p>
+      <w:r>
+        <w:t>Keep this task’s inputs,rule and response together.</w:t>
+      </w:r>
+    </w:p>
+    <w:p>
+      <w:pPr>
+        <w:pStyle w:val="Heading2"/>
+      </w:pPr>
+      <w:r>
+        <w:t>Complete task and evidence</w:t>
+      </w:r>
+    </w:p>
+    <w:p>
+      <w:pPr>
+        <w:pStyle w:val="ListBullet"/>
+      </w:pPr>
+      <w:r>
+        <w:t>Main constructed disjoint groups, unchanged model/preprocessing: development clear 80 cases/72 correct, dim 20/10; new use clear 20/18, dim 80/40. Clear rate 90% and dim 50% in both cohorts. Development correct 82/100, errors 18; new correct 58/100, errors 42. Drop 24 percentage points. Weighted development .8×.9 + .2×.5 = .82; new .2×.9 + .8×.5 = .58. Equal-sized 50/50 under these exact assumed rates gives 45+25 = 70 correct of 100. Separate picture: old bright 40/32, dim 10/5 gives 37/50 = 74%; new bright 10/8, dim 40/20 gives 28/50 = 56%. Bright rate is 80%, dim 50%; restoring the old picture mix restores 74% under the same rates. Do not mix the two examples. Without checked new labels, input mix can be monitored but current accuracy is unavailable. Check versions and label definitions; use new source-group-separated comparisons, preserve the original model and reserve final evaluation after changes. No causal lighting effect is established.</w:t>
+      </w:r>
+    </w:p>
+    <w:p>
+      <w:pPr>
+        <w:pStyle w:val="ListBullet"/>
+      </w:pPr>
+      <w:r>
+        <w:t>A team retrains using new-use errors, then evaluates on those same images and their brightened copies. Explain why the score is not independent evidence and propose a comparison that includes the original model.</w:t>
+      </w:r>
+    </w:p>
+    <w:p>
+      <w:pPr>
+        <w:pStyle w:val="Heading3"/>
+      </w:pPr>
+      <w:r>
+        <w:t>My reasoning and evidence</w:t>
+      </w:r>
+    </w:p>
+    <w:p>
+      <w:r>
+        <w:t>________________________________________________________________</w:t>
+      </w:r>
+    </w:p>
+    <w:p>
+      <w:r>
+        <w:t>________________________________________________________________</w:t>
+      </w:r>
+    </w:p>
+    <w:p>
+      <w:r>
+        <w:t>________________________________________________________________</w:t>
+      </w:r>
+    </w:p>
+    <w:p>
+      <w:r>
+        <w:t>________________________________________________________________</w:t>
+      </w:r>
+    </w:p>
+    <w:p>
+      <w:r>
+        <w:t>________________________________________________________________</w:t>
+      </w:r>
+    </w:p>
+    <w:p>
+      <w:r>
+        <w:t>________________________________________________________________</w:t>
+      </w:r>
+    </w:p>
+    <w:p>
+      <w:pPr>
+        <w:pStyle w:val="Heading1"/>
+      </w:pPr>
+      <w:r>
+        <w:t>04. Try alone · Selected transfer</w:t>
+      </w:r>
+    </w:p>
+    <w:p>
+      <w:r>
+        <w:t>Keep this task’s inputs,rule and response together.</w:t>
+      </w:r>
+    </w:p>
+    <w:p>
+      <w:pPr>
+        <w:pStyle w:val="Heading2"/>
+      </w:pPr>
+      <w:r>
+        <w:t>Complete task and evidence</w:t>
+      </w:r>
+    </w:p>
+    <w:p>
+      <w:pPr>
+        <w:pStyle w:val="Heading3"/>
+      </w:pPr>
+      <w:r>
         <w:t>Independent case: Analyse a new mixture independently</w:t>
       </w:r>
     </w:p>
     <w:p>
       <w:pPr>
-        <w:spacing w:line="336" w:lineRule="auto" w:after="180"/>
-      </w:pPr>
-      <w:r>
-        <w:rPr>
-          <w:b w:val="0"/>
-        </w:rPr>
-        <w:t>A separate audit has development groups P: 60 cases, 48 correct and Q: 40 cases, 20 correct. New-use groups are P: 20 cases, 16 correct and Q: 80 cases, 40 correct.</w:t>
-      </w:r>
-    </w:p>
-    <w:p>
-      <w:pPr>
-        <w:spacing w:line="336" w:lineRule="auto" w:after="180"/>
-      </w:pPr>
-      <w:r>
-        <w:rPr>
-          <w:b w:val="0"/>
-        </w:rPr>
-        <w:t>Compute each group rate, both overall accuracies, and the percentage-point change. Under the same group rates, what accuracy would equal-sized P and Q groups have?</w:t>
+        <w:pStyle w:val="ListBullet"/>
+      </w:pPr>
+      <w:r>
+        <w:t>A separate audit has development groups P: 60 cases, 48 correct and Q: 40 cases, 20 correct. New-use groups are P: 20 cases, 16 correct and Q: 80 cases, 40 correct. Compute each group rate, both overall accuracies, and the percentage-point change. Under the same group rates, what accuracy would equal-sized P and Q groups have?</w:t>
       </w:r>
     </w:p>
     <w:p>
@@ -861,12 +832,9 @@
     </w:p>
     <w:p>
       <w:pPr>
-        <w:spacing w:line="336" w:lineRule="auto" w:after="180"/>
-      </w:pPr>
-      <w:r>
-        <w:rPr>
-          <w:b w:val="0"/>
-        </w:rPr>
+        <w:pStyle w:val="ListBullet"/>
+      </w:pPr>
+      <w:r>
         <w:t>Attempt this case before feedback. Record any help. Earlier examples below are further practice; a case already practised with feedback cannot establish fresh transfer.</w:t>
       </w:r>
     </w:p>
@@ -875,24 +843,28 @@
         <w:pStyle w:val="Heading1"/>
       </w:pPr>
       <w:r>
-        <w:t>05. W1 Audit the two cohorts</w:t>
-      </w:r>
-    </w:p>
-    <w:p>
-      <w:r>
-        <w:t>Audit the two cohorts. Apply the supplied Dataset shift in neural models facts and keep your reasoning.</w:t>
-      </w:r>
-    </w:p>
-    <w:p>
-      <w:pPr>
-        <w:spacing w:line="336" w:lineRule="auto" w:after="180"/>
-        <w:shd w:fill="F5F1FB"/>
-      </w:pPr>
-      <w:r>
-        <w:rPr>
-          <w:b w:val="0"/>
-        </w:rPr>
-        <w:t>From the table, calculate clear and dim accuracy in each cohort and the clear/dim proportions. Which observed quantities change, and which remain the same?</w:t>
+        <w:t>10. Project · Keep the mathematical evidence</w:t>
+      </w:r>
+    </w:p>
+    <w:p>
+      <w:r>
+        <w:t>Keep this task’s inputs,rule and response together.</w:t>
+      </w:r>
+    </w:p>
+    <w:p>
+      <w:pPr>
+        <w:pStyle w:val="Heading2"/>
+      </w:pPr>
+      <w:r>
+        <w:t>Complete task and evidence</w:t>
+      </w:r>
+    </w:p>
+    <w:p>
+      <w:pPr>
+        <w:pStyle w:val="ListBullet"/>
+      </w:pPr>
+      <w:r>
+        <w:t>Add a labelled dataset shift in neural models evidence sheet to Image-pattern Network Investigation. Show how you can explain how a changed input mix can change overall accuracy. Use the supplied fictional case and keep its inputs, intermediate steps, calculation or prediction, and limitation. Connect this record to last week’s record; a matching answer without a trace is insufficient.</w:t>
       </w:r>
     </w:p>
     <w:p>
@@ -900,7 +872,7 @@
         <w:pStyle w:val="Heading3"/>
       </w:pPr>
       <w:r>
-        <w:t>My reasoning and evidence</w:t>
+        <w:t>My project change, supporting evidence and remaining limit</w:t>
       </w:r>
     </w:p>
     <w:p>
@@ -938,439 +910,20 @@
         <w:pStyle w:val="Heading1"/>
       </w:pPr>
       <w:r>
-        <w:t>06. W2 Use the right denominator</w:t>
-      </w:r>
-    </w:p>
-    <w:p>
-      <w:r>
-        <w:t>Use the right denominator. Apply the supplied Dataset shift in neural models facts and keep your reasoning.</w:t>
-      </w:r>
-    </w:p>
-    <w:p>
-      <w:pPr>
-        <w:spacing w:line="336" w:lineRule="auto" w:after="180"/>
-      </w:pPr>
-      <w:r>
-        <w:rPr>
-          <w:b w:val="0"/>
-        </w:rPr>
-        <w:t>Calculate overall correct counts, accuracy and errors in both cohorts, plus the percentage-point drop. Explain why averaging 90 percent and 50 percent without weights gives the wrong overall result here.</w:t>
-      </w:r>
-    </w:p>
-    <w:p>
-      <w:pPr>
-        <w:pStyle w:val="Heading3"/>
-      </w:pPr>
-      <w:r>
-        <w:t>My reasoning and evidence</w:t>
-      </w:r>
-    </w:p>
-    <w:p>
-      <w:r>
-        <w:t>________________________________________________________________</w:t>
-      </w:r>
-    </w:p>
-    <w:p>
-      <w:r>
-        <w:t>________________________________________________________________</w:t>
-      </w:r>
-    </w:p>
-    <w:p>
-      <w:r>
-        <w:t>________________________________________________________________</w:t>
-      </w:r>
-    </w:p>
-    <w:p>
-      <w:r>
-        <w:t>________________________________________________________________</w:t>
-      </w:r>
-    </w:p>
-    <w:p>
-      <w:r>
-        <w:t>________________________________________________________________</w:t>
-      </w:r>
-    </w:p>
-    <w:p>
-      <w:r>
-        <w:t>________________________________________________________________</w:t>
-      </w:r>
-    </w:p>
-    <w:p>
-      <w:pPr>
-        <w:pStyle w:val="Heading1"/>
-      </w:pPr>
-      <w:r>
-        <w:t>07. W3 Separate an alert from an outcome</w:t>
-      </w:r>
-    </w:p>
-    <w:p>
-      <w:r>
-        <w:t>Separate an alert from an outcome. Apply the supplied Dataset shift in neural models facts and keep your reasoning.</w:t>
-      </w:r>
-    </w:p>
-    <w:p>
-      <w:pPr>
-        <w:spacing w:line="336" w:lineRule="auto" w:after="180"/>
-        <w:shd w:fill="F5F1FB"/>
-      </w:pPr>
-      <w:r>
-        <w:rPr>
-          <w:b w:val="0"/>
-        </w:rPr>
-        <w:t xml:space="preserve">New-use </w:t>
-      </w:r>
-      <w:r>
-        <w:rPr>
-          <w:b/>
-        </w:rPr>
-        <w:t>monitoring</w:t>
-      </w:r>
-      <w:r>
-        <w:rPr>
-          <w:b w:val="0"/>
-        </w:rPr>
-        <w:t xml:space="preserve"> shows more dim images but reference labels have not arrived. What can you report now, what can you not calculate, and what checks should precede blaming the neural network?</w:t>
-      </w:r>
-    </w:p>
-    <w:p>
-      <w:pPr>
-        <w:pStyle w:val="Heading3"/>
-      </w:pPr>
-      <w:r>
-        <w:t>My reasoning and evidence</w:t>
-      </w:r>
-    </w:p>
-    <w:p>
-      <w:r>
-        <w:t>________________________________________________________________</w:t>
-      </w:r>
-    </w:p>
-    <w:p>
-      <w:r>
-        <w:t>________________________________________________________________</w:t>
-      </w:r>
-    </w:p>
-    <w:p>
-      <w:r>
-        <w:t>________________________________________________________________</w:t>
-      </w:r>
-    </w:p>
-    <w:p>
-      <w:r>
-        <w:t>________________________________________________________________</w:t>
-      </w:r>
-    </w:p>
-    <w:p>
-      <w:r>
-        <w:t>________________________________________________________________</w:t>
-      </w:r>
-    </w:p>
-    <w:p>
-      <w:r>
-        <w:t>________________________________________________________________</w:t>
-      </w:r>
-    </w:p>
-    <w:p>
-      <w:pPr>
-        <w:pStyle w:val="Heading1"/>
-      </w:pPr>
-      <w:r>
-        <w:t>08. W4 Analyse a new mixture independently</w:t>
-      </w:r>
-    </w:p>
-    <w:p>
-      <w:r>
-        <w:t>Attempt before feedback. If this repeats the selected independent case, reuse that first attempt; otherwise keep a separate record. Analyse a new mixture independently. Apply the supplied Dataset shift in neural models facts and keep your reasoning.</w:t>
-      </w:r>
-    </w:p>
-    <w:p>
-      <w:pPr>
-        <w:spacing w:line="336" w:lineRule="auto" w:after="180"/>
-      </w:pPr>
-      <w:r>
-        <w:rPr>
-          <w:b w:val="0"/>
-        </w:rPr>
-        <w:t>A separate audit has development groups P: 60 cases, 48 correct and Q: 40 cases, 20 correct. New-use groups are P: 20 cases, 16 correct and Q: 80 cases, 40 correct.</w:t>
-      </w:r>
-    </w:p>
-    <w:p>
-      <w:pPr>
-        <w:spacing w:line="336" w:lineRule="auto" w:after="180"/>
-      </w:pPr>
-      <w:r>
-        <w:rPr>
-          <w:b w:val="0"/>
-        </w:rPr>
-        <w:t>Compute each group rate, both overall accuracies, and the percentage-point change. Under the same group rates, what accuracy would equal-sized P and Q groups have?</w:t>
-      </w:r>
-    </w:p>
-    <w:p>
-      <w:pPr>
-        <w:pStyle w:val="Heading3"/>
-      </w:pPr>
-      <w:r>
-        <w:t>My reasoning and evidence</w:t>
-      </w:r>
-    </w:p>
-    <w:p>
-      <w:r>
-        <w:t>________________________________________________________________</w:t>
-      </w:r>
-    </w:p>
-    <w:p>
-      <w:r>
-        <w:t>________________________________________________________________</w:t>
-      </w:r>
-    </w:p>
-    <w:p>
-      <w:r>
-        <w:t>________________________________________________________________</w:t>
-      </w:r>
-    </w:p>
-    <w:p>
-      <w:r>
-        <w:t>________________________________________________________________</w:t>
-      </w:r>
-    </w:p>
-    <w:p>
-      <w:r>
-        <w:t>________________________________________________________________</w:t>
-      </w:r>
-    </w:p>
-    <w:p>
-      <w:r>
-        <w:t>________________________________________________________________</w:t>
-      </w:r>
-    </w:p>
-    <w:p>
-      <w:r>
-        <w:t>________________________________________________________________</w:t>
-      </w:r>
-    </w:p>
-    <w:p>
-      <w:r>
-        <w:t>________________________________________________________________</w:t>
-      </w:r>
-    </w:p>
-    <w:p>
-      <w:pPr>
-        <w:pStyle w:val="Heading1"/>
-      </w:pPr>
-      <w:r>
-        <w:t>09. W5 Protect the comparison</w:t>
-      </w:r>
-    </w:p>
-    <w:p>
-      <w:r>
-        <w:t>Protect the comparison. Apply the supplied Dataset shift in neural models facts and keep your reasoning.</w:t>
-      </w:r>
-    </w:p>
-    <w:p>
-      <w:pPr>
-        <w:spacing w:line="336" w:lineRule="auto" w:after="180"/>
-      </w:pPr>
-      <w:r>
-        <w:rPr>
-          <w:b w:val="0"/>
-        </w:rPr>
-        <w:t xml:space="preserve">A team retrains using new-use errors, then evaluates on those same images and their brightened copies. Explain why the score is not independent </w:t>
-      </w:r>
-      <w:r>
-        <w:rPr>
-          <w:b/>
-        </w:rPr>
-        <w:t>evidence</w:t>
-      </w:r>
-      <w:r>
-        <w:rPr>
-          <w:b w:val="0"/>
-        </w:rPr>
-        <w:t xml:space="preserve"> and propose a comparison that includes the original model.</w:t>
-      </w:r>
-    </w:p>
-    <w:p>
-      <w:pPr>
-        <w:pStyle w:val="Heading3"/>
-      </w:pPr>
-      <w:r>
-        <w:t>My reasoning and evidence</w:t>
-      </w:r>
-    </w:p>
-    <w:p>
-      <w:r>
-        <w:t>________________________________________________________________</w:t>
-      </w:r>
-    </w:p>
-    <w:p>
-      <w:r>
-        <w:t>________________________________________________________________</w:t>
-      </w:r>
-    </w:p>
-    <w:p>
-      <w:r>
-        <w:t>________________________________________________________________</w:t>
-      </w:r>
-    </w:p>
-    <w:p>
-      <w:r>
-        <w:t>________________________________________________________________</w:t>
-      </w:r>
-    </w:p>
-    <w:p>
-      <w:r>
-        <w:t>________________________________________________________________</w:t>
-      </w:r>
-    </w:p>
-    <w:p>
-      <w:r>
-        <w:t>________________________________________________________________</w:t>
-      </w:r>
-    </w:p>
-    <w:p>
-      <w:pPr>
-        <w:pStyle w:val="Heading1"/>
-      </w:pPr>
-      <w:r>
-        <w:t>10. Project checkpoint and reflection</w:t>
-      </w:r>
-    </w:p>
-    <w:p>
-      <w:r>
-        <w:t>Connect Dataset shift in neural models to Image-pattern Network Investigation, identify a limit and choose the next useful test.</w:t>
-      </w:r>
-    </w:p>
-    <w:p>
-      <w:pPr>
-        <w:spacing w:line="336" w:lineRule="auto" w:after="180"/>
-      </w:pPr>
-      <w:r>
-        <w:rPr>
-          <w:b w:val="0"/>
-        </w:rPr>
-        <w:t xml:space="preserve">Add a labelled </w:t>
-      </w:r>
-      <w:r>
-        <w:rPr>
-          <w:b/>
-        </w:rPr>
-        <w:t>dataset shift</w:t>
-      </w:r>
-      <w:r>
-        <w:rPr>
-          <w:b w:val="0"/>
-        </w:rPr>
-        <w:t xml:space="preserve"> in neural models </w:t>
-      </w:r>
-      <w:r>
-        <w:rPr>
-          <w:b/>
-        </w:rPr>
-        <w:t>evidence</w:t>
-      </w:r>
-      <w:r>
-        <w:rPr>
-          <w:b w:val="0"/>
-        </w:rPr>
-        <w:t xml:space="preserve"> sheet to Image-pattern Network Investigation. Show how you can explain how a changed </w:t>
-      </w:r>
-      <w:r>
-        <w:rPr>
-          <w:b/>
-        </w:rPr>
-        <w:t>input</w:t>
-      </w:r>
-      <w:r>
-        <w:rPr>
-          <w:b w:val="0"/>
-        </w:rPr>
-        <w:t xml:space="preserve"> mix can change overall accuracy.</w:t>
-      </w:r>
-    </w:p>
-    <w:p>
-      <w:pPr>
-        <w:spacing w:line="336" w:lineRule="auto" w:after="180"/>
-      </w:pPr>
-      <w:r>
-        <w:rPr>
-          <w:b w:val="0"/>
-        </w:rPr>
-        <w:t xml:space="preserve">Use the supplied fictional case and keep its </w:t>
-      </w:r>
-      <w:r>
-        <w:rPr>
-          <w:b/>
-        </w:rPr>
-        <w:t>input</w:t>
-      </w:r>
-      <w:r>
-        <w:rPr>
-          <w:b w:val="0"/>
-        </w:rPr>
-        <w:t xml:space="preserve">s, intermediate steps, calculation or </w:t>
-      </w:r>
-      <w:r>
-        <w:rPr>
-          <w:b/>
-        </w:rPr>
-        <w:t>prediction</w:t>
-      </w:r>
-      <w:r>
-        <w:rPr>
-          <w:b w:val="0"/>
-        </w:rPr>
-        <w:t>, and limitation. Connect this record to last week’s record; a matching answer without a trace is insufficient.</w:t>
-      </w:r>
-    </w:p>
-    <w:p>
-      <w:pPr>
-        <w:pStyle w:val="Heading3"/>
-      </w:pPr>
-      <w:r>
-        <w:t>My project change, supporting evidence and remaining limit</w:t>
-      </w:r>
-    </w:p>
-    <w:p>
-      <w:r>
-        <w:t>________________________________________________________________</w:t>
-      </w:r>
-    </w:p>
-    <w:p>
-      <w:r>
-        <w:t>________________________________________________________________</w:t>
-      </w:r>
-    </w:p>
-    <w:p>
-      <w:r>
-        <w:t>________________________________________________________________</w:t>
-      </w:r>
-    </w:p>
-    <w:p>
-      <w:r>
-        <w:t>________________________________________________________________</w:t>
-      </w:r>
-    </w:p>
-    <w:p>
-      <w:r>
-        <w:t>________________________________________________________________</w:t>
-      </w:r>
-    </w:p>
-    <w:p>
-      <w:r>
-        <w:t>________________________________________________________________</w:t>
-      </w:r>
-    </w:p>
-    <w:p>
-      <w:pPr>
-        <w:pStyle w:val="Heading1"/>
-      </w:pPr>
-      <w:r>
-        <w:t>11. Feedback, return check and learning record</w:t>
-      </w:r>
-    </w:p>
-    <w:p>
-      <w:r>
-        <w:t>Record the first repaired step and a different case to revisit after a delay.</w:t>
+        <w:t>11. Feedback · Repair and return</w:t>
+      </w:r>
+    </w:p>
+    <w:p>
+      <w:r>
+        <w:t>Keep this task’s inputs,rule and response together.</w:t>
+      </w:r>
+    </w:p>
+    <w:p>
+      <w:pPr>
+        <w:pStyle w:val="Heading2"/>
+      </w:pPr>
+      <w:r>
+        <w:t>Complete task and evidence</w:t>
       </w:r>
     </w:p>
     <w:tbl>
@@ -1511,12 +1064,9 @@
     </w:tbl>
     <w:p>
       <w:pPr>
-        <w:spacing w:line="336" w:lineRule="auto" w:after="180"/>
-      </w:pPr>
-      <w:r>
-        <w:rPr>
-          <w:b w:val="0"/>
-        </w:rPr>
+        <w:pStyle w:val="ListBullet"/>
+      </w:pPr>
+      <w:r>
         <w:t>Revisit this idea with your teacher after a delay. Familiarity is different from explaining and using it on a changed case.</w:t>
       </w:r>
     </w:p>
@@ -1525,57 +1075,330 @@
         <w:pStyle w:val="Heading1"/>
       </w:pPr>
       <w:r>
-        <w:t>12. Pictorial case practice: Dataset shift in neural models</w:t>
-      </w:r>
-    </w:p>
-    <w:p>
-      <w:r>
-        <w:t>Separate within-setting performance from changing setting proportions. Explain the labelled step before checking the changed condition.</w:t>
-      </w:r>
-    </w:p>
-    <w:p>
-      <w:pPr>
-        <w:spacing w:line="336" w:lineRule="auto" w:after="180"/>
-      </w:pPr>
-      <w:r>
-        <w:rPr>
-          <w:b w:val="0"/>
-        </w:rPr>
+        <w:t>Reference bank and extra practice</w:t>
+      </w:r>
+    </w:p>
+    <w:p>
+      <w:pPr>
+        <w:pStyle w:val="Heading1"/>
+      </w:pPr>
+      <w:r>
+        <w:t>02. Reference · Supported W2 record</w:t>
+      </w:r>
+    </w:p>
+    <w:p>
+      <w:r>
+        <w:t>Keep this task’s inputs,rule and response together.</w:t>
+      </w:r>
+    </w:p>
+    <w:p>
+      <w:pPr>
+        <w:pStyle w:val="Heading2"/>
+      </w:pPr>
+      <w:r>
+        <w:t>Complete task and evidence</w:t>
+      </w:r>
+    </w:p>
+    <w:p>
+      <w:pPr>
+        <w:pStyle w:val="ListBullet"/>
+      </w:pPr>
+      <w:r>
+        <w:t>Use W2: Use the right denominator for Dataset shift in neural models. Record the answer once; the lesson and workbook refer to the same attempt.</w:t>
+      </w:r>
+    </w:p>
+    <w:tbl>
+      <w:tblPr>
+        <w:tblStyle w:val="LightShading-Accent1"/>
+        <w:tblW w:type="auto" w:w="0"/>
+        <w:tblLook w:firstColumn="1" w:firstRow="1" w:lastColumn="0" w:lastRow="0" w:noHBand="0" w:noVBand="1" w:val="04A0"/>
+      </w:tblPr>
+      <w:tblGrid>
+        <w:gridCol w:w="2556"/>
+        <w:gridCol w:w="2556"/>
+        <w:gridCol w:w="2556"/>
+        <w:gridCol w:w="2556"/>
+      </w:tblGrid>
+      <w:tr>
+        <w:trPr>
+          <w:tblHeader/>
+        </w:trPr>
+        <w:tc>
+          <w:tcPr>
+            <w:tcW w:type="dxa" w:w="2556"/>
+          </w:tcPr>
+          <w:p>
+            <w:r>
+              <w:t>Given inputs</w:t>
+            </w:r>
+          </w:p>
+        </w:tc>
+        <w:tc>
+          <w:tcPr>
+            <w:tcW w:type="dxa" w:w="2556"/>
+          </w:tcPr>
+          <w:p>
+            <w:r>
+              <w:t>Procedure I chose</w:t>
+            </w:r>
+          </w:p>
+        </w:tc>
+        <w:tc>
+          <w:tcPr>
+            <w:tcW w:type="dxa" w:w="2556"/>
+          </w:tcPr>
+          <w:p>
+            <w:r>
+              <w:t>Middle steps</w:t>
+            </w:r>
+          </w:p>
+        </w:tc>
+        <w:tc>
+          <w:tcPr>
+            <w:tcW w:type="dxa" w:w="2556"/>
+          </w:tcPr>
+          <w:p>
+            <w:r>
+              <w:t>Result and check</w:t>
+            </w:r>
+          </w:p>
+        </w:tc>
+      </w:tr>
+      <w:tr>
+        <w:tc>
+          <w:tcPr>
+            <w:tcW w:type="dxa" w:w="2556"/>
+          </w:tcPr>
+          <w:p>
+            <w:r/>
+          </w:p>
+        </w:tc>
+        <w:tc>
+          <w:tcPr>
+            <w:tcW w:type="dxa" w:w="2556"/>
+          </w:tcPr>
+          <w:p>
+            <w:r/>
+          </w:p>
+        </w:tc>
+        <w:tc>
+          <w:tcPr>
+            <w:tcW w:type="dxa" w:w="2556"/>
+          </w:tcPr>
+          <w:p>
+            <w:r/>
+          </w:p>
+        </w:tc>
+        <w:tc>
+          <w:tcPr>
+            <w:tcW w:type="dxa" w:w="2556"/>
+          </w:tcPr>
+          <w:p>
+            <w:r/>
+          </w:p>
+        </w:tc>
+      </w:tr>
+    </w:tbl>
+    <w:p>
+      <w:pPr>
+        <w:pStyle w:val="Heading3"/>
+      </w:pPr>
+      <w:r>
+        <w:t>The step I completed without help, and the hint I needed</w:t>
+      </w:r>
+    </w:p>
+    <w:p>
+      <w:r>
+        <w:t>________________________________________________________________</w:t>
+      </w:r>
+    </w:p>
+    <w:p>
+      <w:r>
+        <w:t>________________________________________________________________</w:t>
+      </w:r>
+    </w:p>
+    <w:p>
+      <w:r>
+        <w:t>________________________________________________________________</w:t>
+      </w:r>
+    </w:p>
+    <w:p>
+      <w:pPr>
+        <w:pStyle w:val="Heading1"/>
+      </w:pPr>
+      <w:r>
+        <w:t>03. Extra practice · Individual reasoning check</w:t>
+      </w:r>
+    </w:p>
+    <w:p>
+      <w:r>
+        <w:t>Keep this task’s inputs,rule and response together.</w:t>
+      </w:r>
+    </w:p>
+    <w:p>
+      <w:pPr>
+        <w:pStyle w:val="Heading2"/>
+      </w:pPr>
+      <w:r>
+        <w:t>Complete task and evidence</w:t>
+      </w:r>
+    </w:p>
+    <w:p>
+      <w:pPr>
+        <w:pStyle w:val="ListBullet"/>
+      </w:pPr>
+      <w:r>
+        <w:t>Use the worked case for Dataset shift in neural models. Proposed explanation: “Average the percentages regardless of group sizes”. Decide whether this explanation is supported. Point to the step or supplied fact that decides; explain your repair if needed.</w:t>
+      </w:r>
+    </w:p>
+    <w:p>
+      <w:pPr>
+        <w:pStyle w:val="Heading3"/>
+      </w:pPr>
+      <w:r>
+        <w:t>My explanation before partner discussion</w:t>
+      </w:r>
+    </w:p>
+    <w:p>
+      <w:r>
+        <w:t>________________________________________________________________</w:t>
+      </w:r>
+    </w:p>
+    <w:p>
+      <w:r>
+        <w:t>________________________________________________________________</w:t>
+      </w:r>
+    </w:p>
+    <w:p>
+      <w:r>
+        <w:t>________________________________________________________________</w:t>
+      </w:r>
+    </w:p>
+    <w:p>
+      <w:r>
+        <w:t>________________________________________________________________</w:t>
+      </w:r>
+    </w:p>
+    <w:p>
+      <w:pPr>
+        <w:pStyle w:val="Heading1"/>
+      </w:pPr>
+      <w:r>
+        <w:t>08. Reference · Earlier W4 response copy</w:t>
+      </w:r>
+    </w:p>
+    <w:p>
+      <w:r>
+        <w:t>Keep this task’s inputs,rule and response together.</w:t>
+      </w:r>
+    </w:p>
+    <w:p>
+      <w:pPr>
+        <w:pStyle w:val="Heading2"/>
+      </w:pPr>
+      <w:r>
+        <w:t>Complete task and evidence</w:t>
+      </w:r>
+    </w:p>
+    <w:p>
+      <w:pPr>
+        <w:pStyle w:val="ListBullet"/>
+      </w:pPr>
+      <w:r>
+        <w:t>A separate audit has development groups P: 60 cases, 48 correct and Q: 40 cases, 20 correct. New-use groups are P: 20 cases, 16 correct and Q: 80 cases, 40 correct. Compute each group rate, both overall accuracies, and the percentage-point change. Under the same group rates, what accuracy would equal-sized P and Q groups have?</w:t>
+      </w:r>
+    </w:p>
+    <w:p>
+      <w:pPr>
+        <w:pStyle w:val="Heading3"/>
+      </w:pPr>
+      <w:r>
+        <w:t>My reasoning and evidence</w:t>
+      </w:r>
+    </w:p>
+    <w:p>
+      <w:r>
+        <w:t>________________________________________________________________</w:t>
+      </w:r>
+    </w:p>
+    <w:p>
+      <w:r>
+        <w:t>________________________________________________________________</w:t>
+      </w:r>
+    </w:p>
+    <w:p>
+      <w:r>
+        <w:t>________________________________________________________________</w:t>
+      </w:r>
+    </w:p>
+    <w:p>
+      <w:r>
+        <w:t>________________________________________________________________</w:t>
+      </w:r>
+    </w:p>
+    <w:p>
+      <w:r>
+        <w:t>________________________________________________________________</w:t>
+      </w:r>
+    </w:p>
+    <w:p>
+      <w:r>
+        <w:t>________________________________________________________________</w:t>
+      </w:r>
+    </w:p>
+    <w:p>
+      <w:r>
+        <w:t>________________________________________________________________</w:t>
+      </w:r>
+    </w:p>
+    <w:p>
+      <w:r>
+        <w:t>________________________________________________________________</w:t>
+      </w:r>
+    </w:p>
+    <w:p>
+      <w:pPr>
+        <w:pStyle w:val="Heading1"/>
+      </w:pPr>
+      <w:r>
+        <w:t>12. Extra practice · Pictured case</w:t>
+      </w:r>
+    </w:p>
+    <w:p>
+      <w:r>
+        <w:t>Keep this task’s inputs,rule and response together.</w:t>
+      </w:r>
+    </w:p>
+    <w:p>
+      <w:pPr>
+        <w:pStyle w:val="Heading2"/>
+      </w:pPr>
+      <w:r>
+        <w:t>Complete task and evidence</w:t>
+      </w:r>
+    </w:p>
+    <w:p>
+      <w:pPr>
+        <w:pStyle w:val="ListBullet"/>
+      </w:pPr>
+      <w:r>
         <w:t>Separate within-setting performance from changing setting proportions.</w:t>
       </w:r>
     </w:p>
     <w:p>
       <w:pPr>
-        <w:spacing w:line="336" w:lineRule="auto" w:after="180"/>
-      </w:pPr>
-      <w:r>
-        <w:rPr>
-          <w:b w:val="0"/>
-        </w:rPr>
+        <w:pStyle w:val="ListBullet"/>
+      </w:pPr>
+      <w:r>
         <w:t>Toy old-use mix: bright 40 cases 32 correct; dim 10 cases 5 correct. New-use mix: bright 10 cases 8 correct; dim 40 cases 20 correct.</w:t>
       </w:r>
     </w:p>
     <w:p>
       <w:pPr>
-        <w:spacing w:line="336" w:lineRule="auto" w:after="180"/>
-      </w:pPr>
-      <w:r>
-        <w:rPr>
-          <w:b w:val="0"/>
-        </w:rPr>
-        <w:t xml:space="preserve">All </w:t>
-      </w:r>
-      <w:r>
-        <w:rPr>
-          <w:b/>
-        </w:rPr>
-        <w:t>input</w:t>
-      </w:r>
-      <w:r>
-        <w:rPr>
-          <w:b w:val="0"/>
-        </w:rPr>
-        <w:t>s and outcomes in this worked example are invented classroom data; no real model run is claimed.</w:t>
+        <w:pStyle w:val="ListBullet"/>
+      </w:pPr>
+      <w:r>
+        <w:t>All inputs and outcomes in this worked example are invented classroom data; no real model run is claimed.</w:t>
       </w:r>
     </w:p>
     <w:p>
@@ -1652,25 +1475,10 @@
     </w:p>
     <w:p>
       <w:pPr>
-        <w:spacing w:line="336" w:lineRule="auto" w:after="180"/>
-      </w:pPr>
-      <w:r>
-        <w:rPr>
-          <w:b w:val="0"/>
-        </w:rPr>
-        <w:t xml:space="preserve">Did the supplied model’s dim-light accuracy deteriorate? Point to the relevant step in the picture, then write the changed result and the rule or </w:t>
-      </w:r>
-      <w:r>
-        <w:rPr>
-          <w:b/>
-        </w:rPr>
-        <w:t>evidence</w:t>
-      </w:r>
-      <w:r>
-        <w:rPr>
-          <w:b w:val="0"/>
-        </w:rPr>
-        <w:t xml:space="preserve"> that supports it.</w:t>
+        <w:pStyle w:val="ListBullet"/>
+      </w:pPr>
+      <w:r>
+        <w:t>Did the supplied model’s dim-light accuracy deteriorate? Point to the relevant step in the picture, then write the changed result and the rule or evidence that supports it.</w:t>
       </w:r>
     </w:p>
     <w:p>
@@ -1713,68 +1521,18 @@
     </w:p>
     <w:p>
       <w:pPr>
-        <w:pStyle w:val="Heading3"/>
-      </w:pPr>
-      <w:r>
-        <w:t>Record the help used</w:t>
-      </w:r>
-    </w:p>
-    <w:p>
-      <w:pPr>
-        <w:spacing w:line="336" w:lineRule="auto" w:after="180"/>
-        <w:shd w:fill="F1F6F8"/>
-      </w:pPr>
-      <w:r>
-        <w:rPr>
-          <w:b w:val="0"/>
-        </w:rPr>
-        <w:t xml:space="preserve">Support used: alone / hint / worked example. This record is practice </w:t>
-      </w:r>
-      <w:r>
-        <w:rPr>
-          <w:b/>
-        </w:rPr>
-        <w:t>evidence</w:t>
-      </w:r>
-      <w:r>
-        <w:rPr>
-          <w:b w:val="0"/>
-        </w:rPr>
-        <w:t>.</w:t>
-      </w:r>
-    </w:p>
-    <w:p>
-      <w:pPr>
-        <w:spacing w:line="336" w:lineRule="auto" w:after="180"/>
-      </w:pPr>
-      <w:r>
-        <w:rPr>
-          <w:b w:val="0"/>
-        </w:rPr>
-        <w:t xml:space="preserve">Project connection: For your Image-pattern Network Investigation, save the </w:t>
-      </w:r>
-      <w:r>
-        <w:rPr>
-          <w:b/>
-        </w:rPr>
-        <w:t>input</w:t>
-      </w:r>
-      <w:r>
-        <w:rPr>
-          <w:b w:val="0"/>
-        </w:rPr>
-        <w:t>, procedure, observed result and limitation of this check.</w:t>
-      </w:r>
-    </w:p>
-    <w:p>
-      <w:pPr>
-        <w:spacing w:line="336" w:lineRule="auto" w:after="180"/>
-      </w:pPr>
-      <w:r>
-        <w:rPr>
-          <w:b w:val="0"/>
-        </w:rPr>
-        <w:t>Label this worked example as practice; use a different, previously unreviewed case when checking independent understanding.</w:t>
+        <w:pStyle w:val="ListBullet"/>
+      </w:pPr>
+      <w:r>
+        <w:t>Support used: alone / hint / worked example. This record is practice evidence.</w:t>
+      </w:r>
+    </w:p>
+    <w:p>
+      <w:pPr>
+        <w:pStyle w:val="ListBullet"/>
+      </w:pPr>
+      <w:r>
+        <w:t>Project connection: For your Image-pattern Network Investigation, save the input, procedure, observed result and limitation of this check. Label this worked example as practice; use a different, previously unreviewed case when checking independent understanding.</w:t>
       </w:r>
     </w:p>
     <w:p>
@@ -1782,80 +1540,44 @@
         <w:pStyle w:val="Heading1"/>
       </w:pPr>
       <w:r>
-        <w:t>13. Project portfolio milestone</w:t>
-      </w:r>
-    </w:p>
-    <w:p>
-      <w:r>
-        <w:t>Keep this week’s input, deciding step, result and limit together in the Image-pattern Network Investigation record.</w:t>
-      </w:r>
-    </w:p>
-    <w:p>
-      <w:pPr>
-        <w:spacing w:line="336" w:lineRule="auto" w:after="180"/>
-      </w:pPr>
-      <w:r>
-        <w:rPr>
-          <w:b w:val="0"/>
-        </w:rPr>
+        <w:t>13. Reference · Project milestone</w:t>
+      </w:r>
+    </w:p>
+    <w:p>
+      <w:r>
+        <w:t>Keep this task’s inputs,rule and response together.</w:t>
+      </w:r>
+    </w:p>
+    <w:p>
+      <w:pPr>
+        <w:pStyle w:val="Heading2"/>
+      </w:pPr>
+      <w:r>
+        <w:t>Complete task and evidence</w:t>
+      </w:r>
+    </w:p>
+    <w:p>
+      <w:pPr>
+        <w:pStyle w:val="ListBullet"/>
+      </w:pPr>
+      <w:r>
         <w:t>Project: Image-pattern Network Investigation</w:t>
       </w:r>
     </w:p>
     <w:p>
       <w:pPr>
-        <w:spacing w:line="336" w:lineRule="auto" w:after="180"/>
-      </w:pPr>
-      <w:r>
-        <w:rPr>
-          <w:b w:val="0"/>
-        </w:rPr>
-        <w:t xml:space="preserve">Current milestone: Prepare the demonstration. Gather reproducible instructions, </w:t>
-      </w:r>
-      <w:r>
-        <w:rPr>
-          <w:b/>
-        </w:rPr>
-        <w:t>evidence</w:t>
-      </w:r>
-      <w:r>
-        <w:rPr>
-          <w:b w:val="0"/>
-        </w:rPr>
-        <w:t>, access checks and remaining limitations.</w:t>
-      </w:r>
-    </w:p>
-    <w:p>
-      <w:pPr>
-        <w:spacing w:line="336" w:lineRule="auto" w:after="180"/>
-      </w:pPr>
-      <w:r>
-        <w:rPr>
-          <w:b w:val="0"/>
-        </w:rPr>
-        <w:t xml:space="preserve">For your Image-pattern Network Investigation, save the </w:t>
-      </w:r>
-      <w:r>
-        <w:rPr>
-          <w:b/>
-        </w:rPr>
-        <w:t>input</w:t>
-      </w:r>
-      <w:r>
-        <w:rPr>
-          <w:b w:val="0"/>
-        </w:rPr>
-        <w:t>, procedure, observed result and limitation of this check.</w:t>
-      </w:r>
-    </w:p>
-    <w:p>
-      <w:pPr>
-        <w:spacing w:line="336" w:lineRule="auto" w:after="180"/>
-      </w:pPr>
-      <w:r>
-        <w:rPr>
-          <w:b w:val="0"/>
-        </w:rPr>
-        <w:t>Label this worked example as practice; use a different, previously unreviewed case when checking independent understanding.</w:t>
+        <w:pStyle w:val="ListBullet"/>
+      </w:pPr>
+      <w:r>
+        <w:t>Current milestone: Prepare the demonstration. Gather reproducible instructions, evidence, access checks and remaining limitations.</w:t>
+      </w:r>
+    </w:p>
+    <w:p>
+      <w:pPr>
+        <w:pStyle w:val="ListBullet"/>
+      </w:pPr>
+      <w:r>
+        <w:t>For your Image-pattern Network Investigation, save the input, procedure, observed result and limitation of this check. Label this worked example as practice; use a different, previously unreviewed case when checking independent understanding.</w:t>
       </w:r>
     </w:p>
     <w:tbl>
@@ -2012,12 +1734,501 @@
         <w:pStyle w:val="Heading1"/>
       </w:pPr>
       <w:r>
-        <w:t>14. Supported practice and learning evidence</w:t>
-      </w:r>
-    </w:p>
-    <w:p>
-      <w:r>
-        <w:t>Try the supported questions before comparing with hints and feedback. Record what you repaired and the evidence you retained.</w:t>
+        <w:t>14. Extra practice · Predict,check and repair</w:t>
+      </w:r>
+    </w:p>
+    <w:p>
+      <w:r>
+        <w:t>Keep supported feedback separate from the independent case.</w:t>
+      </w:r>
+    </w:p>
+    <w:p>
+      <w:pPr>
+        <w:pStyle w:val="Heading2"/>
+      </w:pPr>
+      <w:r>
+        <w:t>First supported question and optional hint</w:t>
+      </w:r>
+    </w:p>
+    <w:p>
+      <w:pPr>
+        <w:pStyle w:val="ListBullet"/>
+      </w:pPr>
+      <w:r>
+        <w:t>Separate within-setting performance from changing setting proportions.</w:t>
+      </w:r>
+    </w:p>
+    <w:p>
+      <w:pPr>
+        <w:pStyle w:val="Heading3"/>
+      </w:pPr>
+      <w:r>
+        <w:t>Practice 1: explain the deciding evidence</w:t>
+      </w:r>
+    </w:p>
+    <w:p>
+      <w:pPr>
+        <w:pStyle w:val="ListBullet"/>
+      </w:pPr>
+      <w:r>
+        <w:t>Which labelled step matches this detail? New accuracy 28/50=56%; more use now occurs in the harder dim setting.</w:t>
+      </w:r>
+    </w:p>
+    <w:p>
+      <w:pPr>
+        <w:pStyle w:val="ListBullet"/>
+      </w:pPr>
+      <w:r>
+        <w:t>1. New pooled rate</w:t>
+      </w:r>
+    </w:p>
+    <w:p>
+      <w:pPr>
+        <w:pStyle w:val="ListBullet"/>
+      </w:pPr>
+      <w:r>
+        <w:t>2. Keep slice rates</w:t>
+      </w:r>
+    </w:p>
+    <w:p>
+      <w:pPr>
+        <w:pStyle w:val="ListBullet"/>
+      </w:pPr>
+      <w:r>
+        <w:t>3. Old pooled rate</w:t>
+      </w:r>
+    </w:p>
+    <w:p>
+      <w:pPr>
+        <w:pStyle w:val="Heading3"/>
+      </w:pPr>
+      <w:r>
+        <w:t>My selected conclusion, deciding fact and explanation</w:t>
+      </w:r>
+    </w:p>
+    <w:p>
+      <w:r>
+        <w:t>________________________________________________________________</w:t>
+      </w:r>
+    </w:p>
+    <w:p>
+      <w:r>
+        <w:t>________________________________________________________________</w:t>
+      </w:r>
+    </w:p>
+    <w:p>
+      <w:r>
+        <w:t>________________________________________________________________</w:t>
+      </w:r>
+    </w:p>
+    <w:p>
+      <w:r>
+        <w:t>________________________________________________________________</w:t>
+      </w:r>
+    </w:p>
+    <w:p>
+      <w:r>
+        <w:t>________________________________________________________________</w:t>
+      </w:r>
+    </w:p>
+    <w:p>
+      <w:pPr>
+        <w:pStyle w:val="ListBullet"/>
+      </w:pPr>
+      <w:r>
+        <w:t>Hint if needed: Read the steps in the pictorial case. Match the supplied detail to the stage that performs or records it.</w:t>
+      </w:r>
+    </w:p>
+    <w:p>
+      <w:pPr>
+        <w:pStyle w:val="Heading2"/>
+      </w:pPr>
+      <w:r>
+        <w:t>Check after the first attempt · reference / check after trying</w:t>
+      </w:r>
+    </w:p>
+    <w:p>
+      <w:pPr>
+        <w:spacing w:line="336" w:lineRule="auto" w:after="180"/>
+      </w:pPr>
+      <w:r>
+        <w:rPr>
+          <w:b w:val="0"/>
+        </w:rPr>
+        <w:t>After your attempt, compare with the supported explanation: New pooled rate New accuracy 28/50=56%; more use now occurs in the harder dim setting.</w:t>
+      </w:r>
+    </w:p>
+    <w:p>
+      <w:pPr>
+        <w:spacing w:line="336" w:lineRule="auto" w:after="180"/>
+      </w:pPr>
+      <w:r>
+        <w:rPr>
+          <w:b w:val="0"/>
+        </w:rPr>
+        <w:t>A pooled rate depends on how often each condition appears as well as performance within that condition. Bright and dim accuracy stay fixed in this example. The new use contains more dim cases, so its pooled accuracy falls.</w:t>
+      </w:r>
+    </w:p>
+    <w:p>
+      <w:pPr>
+        <w:spacing w:line="336" w:lineRule="auto" w:after="180"/>
+      </w:pPr>
+      <w:r>
+        <w:rPr>
+          <w:b w:val="0"/>
+        </w:rPr>
+        <w:t>Report both group counts and group rates before concluding that the network itself deteriorated.</w:t>
+      </w:r>
+    </w:p>
+    <w:p>
+      <w:pPr>
+        <w:pStyle w:val="Heading2"/>
+      </w:pPr>
+      <w:r>
+        <w:t>Changed-case question and optional hint</w:t>
+      </w:r>
+    </w:p>
+    <w:p>
+      <w:pPr>
+        <w:pStyle w:val="Heading3"/>
+      </w:pPr>
+      <w:r>
+        <w:t>Practice 2: explain the deciding evidence</w:t>
+      </w:r>
+    </w:p>
+    <w:p>
+      <w:pPr>
+        <w:pStyle w:val="ListBullet"/>
+      </w:pPr>
+      <w:r>
+        <w:t>Changed-case practice: New-use mix returns to40 bright and 10 dim with the same slice rates. Which conclusion is supported by the supplied facts?</w:t>
+      </w:r>
+    </w:p>
+    <w:p>
+      <w:pPr>
+        <w:pStyle w:val="ListBullet"/>
+      </w:pPr>
+      <w:r>
+        <w:t>1. This one example guarantees correct results for every future input.</w:t>
+      </w:r>
+    </w:p>
+    <w:p>
+      <w:pPr>
+        <w:pStyle w:val="ListBullet"/>
+      </w:pPr>
+      <w:r>
+        <w:t>2. Pooled accuracy returns to74%.</w:t>
+      </w:r>
+    </w:p>
+    <w:p>
+      <w:pPr>
+        <w:pStyle w:val="ListBullet"/>
+      </w:pPr>
+      <w:r>
+        <w:t>3. We can decide the result without examining the changed input or the procedure.</w:t>
+      </w:r>
+    </w:p>
+    <w:p>
+      <w:pPr>
+        <w:pStyle w:val="Heading3"/>
+      </w:pPr>
+      <w:r>
+        <w:t>My selected conclusion, deciding fact and explanation</w:t>
+      </w:r>
+    </w:p>
+    <w:p>
+      <w:r>
+        <w:t>________________________________________________________________</w:t>
+      </w:r>
+    </w:p>
+    <w:p>
+      <w:r>
+        <w:t>________________________________________________________________</w:t>
+      </w:r>
+    </w:p>
+    <w:p>
+      <w:r>
+        <w:t>________________________________________________________________</w:t>
+      </w:r>
+    </w:p>
+    <w:p>
+      <w:r>
+        <w:t>________________________________________________________________</w:t>
+      </w:r>
+    </w:p>
+    <w:p>
+      <w:r>
+        <w:t>________________________________________________________________</w:t>
+      </w:r>
+    </w:p>
+    <w:p>
+      <w:pPr>
+        <w:pStyle w:val="ListBullet"/>
+      </w:pPr>
+      <w:r>
+        <w:t>Hint if needed: Use the changed condition and the deciding step in the pictorial trace. The answer must say what follows from those facts.</w:t>
+      </w:r>
+    </w:p>
+    <w:p>
+      <w:pPr>
+        <w:pStyle w:val="Heading2"/>
+      </w:pPr>
+      <w:r>
+        <w:t>Check after the changed attempt · reference / check after trying</w:t>
+      </w:r>
+    </w:p>
+    <w:p>
+      <w:pPr>
+        <w:spacing w:line="336" w:lineRule="auto" w:after="180"/>
+      </w:pPr>
+      <w:r>
+        <w:rPr>
+          <w:b w:val="0"/>
+        </w:rPr>
+        <w:t>After your attempt, compare with the supported explanation: Pooled accuracy returns to74%. The mixture weights change, while each slice’s conditional performance stays fixed.</w:t>
+      </w:r>
+    </w:p>
+    <w:p>
+      <w:pPr>
+        <w:pStyle w:val="Heading2"/>
+      </w:pPr>
+      <w:r>
+        <w:t>Repair and retain the record</w:t>
+      </w:r>
+    </w:p>
+    <w:p>
+      <w:pPr>
+        <w:spacing w:line="336" w:lineRule="auto" w:after="180"/>
+      </w:pPr>
+      <w:r>
+        <w:rPr>
+          <w:b w:val="0"/>
+        </w:rPr>
+        <w:t>Review Uncertainty and failure analysis (ai-5/29). Goal: Distinguish a predicted class, confidence score and observed correctness. Short practice: What is C’s positive-class probability and chosen-label confidence?</w:t>
+      </w:r>
+    </w:p>
+    <w:p>
+      <w:pPr>
+        <w:spacing w:line="336" w:lineRule="auto" w:after="180"/>
+      </w:pPr>
+      <w:r>
+        <w:rPr>
+          <w:b w:val="0"/>
+        </w:rPr>
+        <w:t xml:space="preserve">Point to the relevant step in the picture, then write the changed result and the rule or </w:t>
+      </w:r>
+      <w:r>
+        <w:rPr>
+          <w:b/>
+        </w:rPr>
+        <w:t>evidence</w:t>
+      </w:r>
+      <w:r>
+        <w:rPr>
+          <w:b w:val="0"/>
+        </w:rPr>
+        <w:t xml:space="preserve"> that supports it.. Return to this week and explain what you changed.</w:t>
+      </w:r>
+    </w:p>
+    <w:p>
+      <w:pPr>
+        <w:spacing w:line="336" w:lineRule="auto" w:after="180"/>
+      </w:pPr>
+      <w:r>
+        <w:rPr>
+          <w:b w:val="0"/>
+        </w:rPr>
+        <w:t>Review Similarity and normalisation (ai-5/27). Goal: Calculate vector length and normalise a nonzero vector. Short practice: Why do the original two metrics select different winners?</w:t>
+      </w:r>
+    </w:p>
+    <w:p>
+      <w:pPr>
+        <w:spacing w:line="336" w:lineRule="auto" w:after="180"/>
+      </w:pPr>
+      <w:r>
+        <w:rPr>
+          <w:b w:val="0"/>
+        </w:rPr>
+        <w:t xml:space="preserve">Point to the relevant step in the picture, then write the changed result and the rule or </w:t>
+      </w:r>
+      <w:r>
+        <w:rPr>
+          <w:b/>
+        </w:rPr>
+        <w:t>evidence</w:t>
+      </w:r>
+      <w:r>
+        <w:rPr>
+          <w:b w:val="0"/>
+        </w:rPr>
+        <w:t xml:space="preserve"> that supports it.. Return to this week and explain what you changed.</w:t>
+      </w:r>
+    </w:p>
+    <w:p>
+      <w:pPr>
+        <w:spacing w:line="336" w:lineRule="auto" w:after="180"/>
+      </w:pPr>
+      <w:r>
+        <w:rPr>
+          <w:b w:val="0"/>
+        </w:rPr>
+        <w:t>Review Augmentation and leakage (ai-5/24). Goal: Check whether a transformation preserves the task label. Short practice: How many independent source groups are in the final test?</w:t>
+      </w:r>
+    </w:p>
+    <w:p>
+      <w:pPr>
+        <w:spacing w:line="336" w:lineRule="auto" w:after="180"/>
+      </w:pPr>
+      <w:r>
+        <w:rPr>
+          <w:b w:val="0"/>
+        </w:rPr>
+        <w:t xml:space="preserve">Point to the relevant step in the picture, then write the changed result and the rule or </w:t>
+      </w:r>
+      <w:r>
+        <w:rPr>
+          <w:b/>
+        </w:rPr>
+        <w:t>evidence</w:t>
+      </w:r>
+      <w:r>
+        <w:rPr>
+          <w:b w:val="0"/>
+        </w:rPr>
+        <w:t xml:space="preserve"> that supports it.. Return to this week and explain what you changed.</w:t>
+      </w:r>
+    </w:p>
+    <w:p>
+      <w:pPr>
+        <w:spacing w:line="336" w:lineRule="auto" w:after="180"/>
+      </w:pPr>
+      <w:r>
+        <w:rPr>
+          <w:b w:val="0"/>
+        </w:rPr>
+        <w:t xml:space="preserve">The browser lab lets you edit the supported Python examples already included in this lesson. Predict first, run, inspect the actual </w:t>
+      </w:r>
+      <w:r>
+        <w:rPr>
+          <w:b/>
+        </w:rPr>
+        <w:t>output</w:t>
+      </w:r>
+      <w:r>
+        <w:rPr>
+          <w:b w:val="0"/>
+        </w:rPr>
+        <w:t xml:space="preserve"> or error, change one </w:t>
+      </w:r>
+      <w:r>
+        <w:rPr>
+          <w:b/>
+        </w:rPr>
+        <w:t>input</w:t>
+      </w:r>
+      <w:r>
+        <w:rPr>
+          <w:b w:val="0"/>
+        </w:rPr>
+        <w:t>, then run again.</w:t>
+      </w:r>
+    </w:p>
+    <w:p>
+      <w:pPr>
+        <w:spacing w:line="336" w:lineRule="auto" w:after="180"/>
+      </w:pPr>
+      <w:r>
+        <w:rPr>
+          <w:b w:val="0"/>
+        </w:rPr>
+        <w:t xml:space="preserve">Keep code, </w:t>
+      </w:r>
+      <w:r>
+        <w:rPr>
+          <w:b/>
+        </w:rPr>
+        <w:t>prediction</w:t>
+      </w:r>
+      <w:r>
+        <w:rPr>
+          <w:b w:val="0"/>
+        </w:rPr>
+        <w:t>s, actual results and a reasoned revision together. On paper, label your result as a trace rather than an execution.</w:t>
+      </w:r>
+    </w:p>
+    <w:p>
+      <w:pPr>
+        <w:spacing w:line="336" w:lineRule="auto" w:after="180"/>
+      </w:pPr>
+      <w:r>
+        <w:rPr>
+          <w:b w:val="0"/>
+        </w:rPr>
+        <w:t xml:space="preserve">Use Download completed work in the hosted lesson to export your answers, reflections, practice feedback and code-run </w:t>
+      </w:r>
+      <w:r>
+        <w:rPr>
+          <w:b/>
+        </w:rPr>
+        <w:t>evidence</w:t>
+      </w:r>
+      <w:r>
+        <w:rPr>
+          <w:b w:val="0"/>
+        </w:rPr>
+        <w:t>. Open the HTML copy to read or print it.</w:t>
+      </w:r>
+    </w:p>
+    <w:p>
+      <w:pPr>
+        <w:spacing w:line="336" w:lineRule="auto" w:after="180"/>
+      </w:pPr>
+      <w:r>
+        <w:rPr>
+          <w:b w:val="0"/>
+        </w:rPr>
+        <w:t>Drafts stay in this browser when storage is available; clear drafts on a shared device.</w:t>
+      </w:r>
+    </w:p>
+    <w:p>
+      <w:pPr>
+        <w:pStyle w:val="Heading3"/>
+      </w:pPr>
+      <w:r>
+        <w:t>What I repaired, the evidence I kept and the next test</w:t>
+      </w:r>
+    </w:p>
+    <w:p>
+      <w:r>
+        <w:t>________________________________________________________________</w:t>
+      </w:r>
+    </w:p>
+    <w:p>
+      <w:r>
+        <w:t>________________________________________________________________</w:t>
+      </w:r>
+    </w:p>
+    <w:p>
+      <w:r>
+        <w:t>________________________________________________________________</w:t>
+      </w:r>
+    </w:p>
+    <w:p>
+      <w:r>
+        <w:t>________________________________________________________________</w:t>
+      </w:r>
+    </w:p>
+    <w:p>
+      <w:r>
+        <w:t>________________________________________________________________</w:t>
+      </w:r>
+    </w:p>
+    <w:p>
+      <w:pPr>
+        <w:pStyle w:val="Heading2"/>
+      </w:pPr>
+      <w:r>
+        <w:t>Earlier wording, alternatives and picture transcripts · reference / check after trying</w:t>
       </w:r>
     </w:p>
     <w:p>
@@ -2033,68 +2244,10 @@
     </w:p>
     <w:p>
       <w:pPr>
-        <w:spacing w:line="336" w:lineRule="auto" w:after="180"/>
-      </w:pPr>
-      <w:r>
-        <w:rPr>
-          <w:b w:val="0"/>
-        </w:rPr>
-        <w:t>Separate within-setting performance from changing setting proportions.</w:t>
-      </w:r>
-    </w:p>
-    <w:p>
-      <w:pPr>
         <w:pStyle w:val="Heading3"/>
       </w:pPr>
       <w:r>
-        <w:t>Practice 1: explain the deciding evidence</w:t>
-      </w:r>
-    </w:p>
-    <w:p>
-      <w:pPr>
-        <w:spacing w:line="336" w:lineRule="auto" w:after="180"/>
-      </w:pPr>
-      <w:r>
-        <w:rPr>
-          <w:b w:val="0"/>
-        </w:rPr>
-        <w:t>Which labelled step matches this detail? New accuracy 28/50=56%; more use now occurs in the harder dim setting.</w:t>
-      </w:r>
-    </w:p>
-    <w:p>
-      <w:pPr>
-        <w:spacing w:line="336" w:lineRule="auto" w:after="180"/>
-        <w:shd w:fill="F4F9FC"/>
-      </w:pPr>
-      <w:r>
-        <w:rPr>
-          <w:b w:val="0"/>
-        </w:rPr>
-        <w:t>1. New pooled rate</w:t>
-      </w:r>
-    </w:p>
-    <w:p>
-      <w:pPr>
-        <w:spacing w:line="336" w:lineRule="auto" w:after="180"/>
-        <w:shd w:fill="F4F9FC"/>
-      </w:pPr>
-      <w:r>
-        <w:rPr>
-          <w:b w:val="0"/>
-        </w:rPr>
-        <w:t>2. Keep slice rates</w:t>
-      </w:r>
-    </w:p>
-    <w:p>
-      <w:pPr>
-        <w:spacing w:line="336" w:lineRule="auto" w:after="180"/>
-        <w:shd w:fill="F4F9FC"/>
-      </w:pPr>
-      <w:r>
-        <w:rPr>
-          <w:b w:val="0"/>
-        </w:rPr>
-        <w:t>3. Old pooled rate</w:t>
+        <w:t>Repair a missing building block</w:t>
       </w:r>
     </w:p>
     <w:p>
@@ -2102,32 +2255,7 @@
         <w:pStyle w:val="Heading3"/>
       </w:pPr>
       <w:r>
-        <w:t>My selected conclusion, deciding fact and explanation</w:t>
-      </w:r>
-    </w:p>
-    <w:p>
-      <w:r>
-        <w:t>________________________________________________________________</w:t>
-      </w:r>
-    </w:p>
-    <w:p>
-      <w:r>
-        <w:t>________________________________________________________________</w:t>
-      </w:r>
-    </w:p>
-    <w:p>
-      <w:r>
-        <w:t>________________________________________________________________</w:t>
-      </w:r>
-    </w:p>
-    <w:p>
-      <w:r>
-        <w:t>________________________________________________________________</w:t>
-      </w:r>
-    </w:p>
-    <w:p>
-      <w:r>
-        <w:t>________________________________________________________________</w:t>
+        <w:t>Predict, run and debug</w:t>
       </w:r>
     </w:p>
     <w:p>
@@ -2135,493 +2263,25 @@
         <w:pStyle w:val="Heading3"/>
       </w:pPr>
       <w:r>
-        <w:t>Hint · try first</w:t>
-      </w:r>
-    </w:p>
-    <w:p>
-      <w:pPr>
-        <w:spacing w:line="336" w:lineRule="auto" w:after="180"/>
-        <w:shd w:fill="F1F6F8"/>
-      </w:pPr>
-      <w:r>
-        <w:rPr>
-          <w:b w:val="0"/>
-        </w:rPr>
-        <w:t>Hint if needed: Read the steps in the pictorial case. Match the supplied detail to the stage that performs or records it.</w:t>
-      </w:r>
-    </w:p>
-    <w:p>
-      <w:pPr>
-        <w:pStyle w:val="Heading3"/>
-      </w:pPr>
-      <w:r>
-        <w:t>Feedback · compare after trying</w:t>
-      </w:r>
-    </w:p>
-    <w:p>
-      <w:pPr>
-        <w:spacing w:line="336" w:lineRule="auto" w:after="180"/>
-        <w:shd w:fill="F1F6FC"/>
-      </w:pPr>
-      <w:r>
-        <w:rPr>
-          <w:b w:val="0"/>
-        </w:rPr>
-        <w:t>After your attempt, compare with the supported explanation: New pooled rate New accuracy 28/50=56%; more use now occurs in the harder dim setting.</w:t>
-      </w:r>
-    </w:p>
-    <w:p>
-      <w:pPr>
-        <w:spacing w:line="336" w:lineRule="auto" w:after="180"/>
-        <w:shd w:fill="F1F6FC"/>
-      </w:pPr>
-      <w:r>
-        <w:rPr>
-          <w:b w:val="0"/>
-        </w:rPr>
-        <w:t>A pooled rate depends on how often each condition appears as well as performance within that condition. Bright and dim accuracy stay fixed in this example. The new use contains more dim cases, so its pooled accuracy falls.</w:t>
-      </w:r>
-    </w:p>
-    <w:p>
-      <w:pPr>
-        <w:spacing w:line="336" w:lineRule="auto" w:after="180"/>
-        <w:shd w:fill="F1F6FC"/>
-      </w:pPr>
-      <w:r>
-        <w:rPr>
-          <w:b w:val="0"/>
-        </w:rPr>
-        <w:t>Report both group counts and group rates before concluding that the network itself deteriorated.</w:t>
-      </w:r>
-    </w:p>
-    <w:p>
-      <w:pPr>
-        <w:pStyle w:val="Heading3"/>
-      </w:pPr>
-      <w:r>
-        <w:t>Practice 2: explain the deciding evidence</w:t>
-      </w:r>
-    </w:p>
-    <w:p>
-      <w:pPr>
-        <w:pStyle w:val="Heading3"/>
-      </w:pPr>
-      <w:r>
-        <w:t>Changed case · predict first</w:t>
-      </w:r>
-    </w:p>
-    <w:p>
-      <w:pPr>
-        <w:spacing w:line="336" w:lineRule="auto" w:after="180"/>
-        <w:shd w:fill="F5F1FB"/>
-      </w:pPr>
-      <w:r>
-        <w:rPr>
-          <w:b w:val="0"/>
-        </w:rPr>
-        <w:t>Changed-case practice: New-use mix returns to40 bright and 10 dim with the same slice rates. Which conclusion is supported by the supplied facts?</w:t>
-      </w:r>
-    </w:p>
-    <w:p>
-      <w:pPr>
-        <w:spacing w:line="336" w:lineRule="auto" w:after="180"/>
-        <w:shd w:fill="F4F9FC"/>
-      </w:pPr>
-      <w:r>
-        <w:rPr>
-          <w:b w:val="0"/>
-        </w:rPr>
-        <w:t xml:space="preserve">1. This one example guarantees correct results for every future </w:t>
-      </w:r>
-      <w:r>
-        <w:rPr>
-          <w:b/>
-        </w:rPr>
-        <w:t>input</w:t>
-      </w:r>
-      <w:r>
-        <w:rPr>
-          <w:b w:val="0"/>
-        </w:rPr>
-        <w:t>.</w:t>
-      </w:r>
-    </w:p>
-    <w:p>
-      <w:pPr>
-        <w:spacing w:line="336" w:lineRule="auto" w:after="180"/>
-        <w:shd w:fill="F4F9FC"/>
-      </w:pPr>
-      <w:r>
-        <w:rPr>
-          <w:b w:val="0"/>
-        </w:rPr>
-        <w:t>2. Pooled accuracy returns to74%.</w:t>
-      </w:r>
-    </w:p>
-    <w:p>
-      <w:pPr>
-        <w:spacing w:line="336" w:lineRule="auto" w:after="180"/>
-        <w:shd w:fill="F4F9FC"/>
-      </w:pPr>
-      <w:r>
-        <w:rPr>
-          <w:b w:val="0"/>
-        </w:rPr>
-        <w:t xml:space="preserve">3. We can decide the result without examining the changed </w:t>
-      </w:r>
-      <w:r>
-        <w:rPr>
-          <w:b/>
-        </w:rPr>
-        <w:t>input</w:t>
-      </w:r>
-      <w:r>
-        <w:rPr>
-          <w:b w:val="0"/>
-        </w:rPr>
-        <w:t xml:space="preserve"> or the procedure.</w:t>
-      </w:r>
-    </w:p>
-    <w:p>
-      <w:pPr>
-        <w:pStyle w:val="Heading3"/>
-      </w:pPr>
-      <w:r>
-        <w:t>My selected conclusion, deciding fact and explanation</w:t>
-      </w:r>
-    </w:p>
-    <w:p>
-      <w:r>
-        <w:t>________________________________________________________________</w:t>
-      </w:r>
-    </w:p>
-    <w:p>
-      <w:r>
-        <w:t>________________________________________________________________</w:t>
-      </w:r>
-    </w:p>
-    <w:p>
-      <w:r>
-        <w:t>________________________________________________________________</w:t>
-      </w:r>
-    </w:p>
-    <w:p>
-      <w:r>
-        <w:t>________________________________________________________________</w:t>
-      </w:r>
-    </w:p>
-    <w:p>
-      <w:r>
-        <w:t>________________________________________________________________</w:t>
-      </w:r>
-    </w:p>
-    <w:p>
-      <w:pPr>
-        <w:pStyle w:val="Heading3"/>
-      </w:pPr>
-      <w:r>
-        <w:t>Hint · try first</w:t>
-      </w:r>
-    </w:p>
-    <w:p>
-      <w:pPr>
-        <w:spacing w:line="336" w:lineRule="auto" w:after="180"/>
-        <w:shd w:fill="F1F6F8"/>
-      </w:pPr>
-      <w:r>
-        <w:rPr>
-          <w:b w:val="0"/>
-        </w:rPr>
-        <w:t>Hint if needed: Use the changed condition and the deciding step in the pictorial trace. The answer must say what follows from those facts.</w:t>
-      </w:r>
-    </w:p>
-    <w:p>
-      <w:pPr>
-        <w:pStyle w:val="Heading3"/>
-      </w:pPr>
-      <w:r>
-        <w:t>Feedback · compare after trying</w:t>
-      </w:r>
-    </w:p>
-    <w:p>
-      <w:pPr>
-        <w:spacing w:line="336" w:lineRule="auto" w:after="180"/>
-        <w:shd w:fill="F1F6FC"/>
-      </w:pPr>
-      <w:r>
-        <w:rPr>
-          <w:b w:val="0"/>
-        </w:rPr>
-        <w:t>After your attempt, compare with the supported explanation: Pooled accuracy returns to74%. The mixture weights change, while each slice’s conditional performance stays fixed.</w:t>
-      </w:r>
-    </w:p>
-    <w:p>
-      <w:pPr>
-        <w:pStyle w:val="Heading3"/>
-      </w:pPr>
-      <w:r>
-        <w:t>Repair a missing building block</w:t>
-      </w:r>
-    </w:p>
-    <w:p>
-      <w:pPr>
-        <w:spacing w:line="336" w:lineRule="auto" w:after="180"/>
-      </w:pPr>
-      <w:r>
-        <w:rPr>
-          <w:b w:val="0"/>
-        </w:rPr>
-        <w:t>Review Uncertainty and failure analysis (ai-5/29). Goal: Distinguish a predicted class, confidence score and observed correctness. Short practice: What is C’s positive-class probability and chosen-label confidence?</w:t>
-      </w:r>
-    </w:p>
-    <w:p>
-      <w:pPr>
-        <w:spacing w:line="336" w:lineRule="auto" w:after="180"/>
-      </w:pPr>
-      <w:r>
-        <w:rPr>
-          <w:b w:val="0"/>
-        </w:rPr>
-        <w:t xml:space="preserve">Point to the relevant step in the picture, then write the changed result and the rule or </w:t>
-      </w:r>
-      <w:r>
-        <w:rPr>
-          <w:b/>
-        </w:rPr>
-        <w:t>evidence</w:t>
-      </w:r>
-      <w:r>
-        <w:rPr>
-          <w:b w:val="0"/>
-        </w:rPr>
-        <w:t xml:space="preserve"> that supports it.. Return to this week and explain what you changed.</w:t>
-      </w:r>
-    </w:p>
-    <w:p>
-      <w:pPr>
-        <w:spacing w:line="336" w:lineRule="auto" w:after="180"/>
-      </w:pPr>
-      <w:r>
-        <w:rPr>
-          <w:b w:val="0"/>
-        </w:rPr>
-        <w:t>Review Similarity and normalisation (ai-5/27). Goal: Calculate vector length and normalise a nonzero vector. Short practice: Why do the original two metrics select different winners?</w:t>
-      </w:r>
-    </w:p>
-    <w:p>
-      <w:pPr>
-        <w:spacing w:line="336" w:lineRule="auto" w:after="180"/>
-      </w:pPr>
-      <w:r>
-        <w:rPr>
-          <w:b w:val="0"/>
-        </w:rPr>
-        <w:t xml:space="preserve">Point to the relevant step in the picture, then write the changed result and the rule or </w:t>
-      </w:r>
-      <w:r>
-        <w:rPr>
-          <w:b/>
-        </w:rPr>
-        <w:t>evidence</w:t>
-      </w:r>
-      <w:r>
-        <w:rPr>
-          <w:b w:val="0"/>
-        </w:rPr>
-        <w:t xml:space="preserve"> that supports it.. Return to this week and explain what you changed.</w:t>
-      </w:r>
-    </w:p>
-    <w:p>
-      <w:pPr>
-        <w:spacing w:line="336" w:lineRule="auto" w:after="180"/>
-      </w:pPr>
-      <w:r>
-        <w:rPr>
-          <w:b w:val="0"/>
-        </w:rPr>
-        <w:t>Review Augmentation and leakage (ai-5/24). Goal: Check whether a transformation preserves the task label. Short practice: How many independent source groups are in the final test?</w:t>
-      </w:r>
-    </w:p>
-    <w:p>
-      <w:pPr>
-        <w:spacing w:line="336" w:lineRule="auto" w:after="180"/>
-      </w:pPr>
-      <w:r>
-        <w:rPr>
-          <w:b w:val="0"/>
-        </w:rPr>
-        <w:t xml:space="preserve">Point to the relevant step in the picture, then write the changed result and the rule or </w:t>
-      </w:r>
-      <w:r>
-        <w:rPr>
-          <w:b/>
-        </w:rPr>
-        <w:t>evidence</w:t>
-      </w:r>
-      <w:r>
-        <w:rPr>
-          <w:b w:val="0"/>
-        </w:rPr>
-        <w:t xml:space="preserve"> that supports it.. Return to this week and explain what you changed.</w:t>
-      </w:r>
-    </w:p>
-    <w:p>
-      <w:pPr>
-        <w:pStyle w:val="Heading3"/>
-      </w:pPr>
-      <w:r>
-        <w:t>Predict, run and debug</w:t>
-      </w:r>
-    </w:p>
-    <w:p>
-      <w:pPr>
-        <w:spacing w:line="336" w:lineRule="auto" w:after="180"/>
-      </w:pPr>
-      <w:r>
-        <w:rPr>
-          <w:b w:val="0"/>
-        </w:rPr>
-        <w:t xml:space="preserve">The browser lab lets you edit the supported Python examples already included in this lesson. Predict first, run, inspect the actual </w:t>
-      </w:r>
-      <w:r>
-        <w:rPr>
-          <w:b/>
-        </w:rPr>
-        <w:t>output</w:t>
-      </w:r>
-      <w:r>
-        <w:rPr>
-          <w:b w:val="0"/>
-        </w:rPr>
-        <w:t xml:space="preserve"> or error, change one </w:t>
-      </w:r>
-      <w:r>
-        <w:rPr>
-          <w:b/>
-        </w:rPr>
-        <w:t>input</w:t>
-      </w:r>
-      <w:r>
-        <w:rPr>
-          <w:b w:val="0"/>
-        </w:rPr>
-        <w:t>, then run again.</w:t>
-      </w:r>
-    </w:p>
-    <w:p>
-      <w:pPr>
-        <w:spacing w:line="336" w:lineRule="auto" w:after="180"/>
-      </w:pPr>
-      <w:r>
-        <w:rPr>
-          <w:b w:val="0"/>
-        </w:rPr>
-        <w:t xml:space="preserve">Keep code, </w:t>
-      </w:r>
-      <w:r>
-        <w:rPr>
-          <w:b/>
-        </w:rPr>
-        <w:t>prediction</w:t>
-      </w:r>
-      <w:r>
-        <w:rPr>
-          <w:b w:val="0"/>
-        </w:rPr>
-        <w:t>s, actual results and a reasoned revision together. On paper, label your result as a trace rather than an execution.</w:t>
-      </w:r>
-    </w:p>
-    <w:p>
-      <w:pPr>
-        <w:pStyle w:val="Heading3"/>
-      </w:pPr>
-      <w:r>
         <w:t>Keep your completed work</w:t>
       </w:r>
     </w:p>
     <w:p>
       <w:pPr>
-        <w:spacing w:line="336" w:lineRule="auto" w:after="180"/>
-      </w:pPr>
-      <w:r>
-        <w:rPr>
-          <w:b w:val="0"/>
-        </w:rPr>
-        <w:t xml:space="preserve">Use Download completed work in the hosted lesson to export your answers, reflections, practice feedback and code-run </w:t>
-      </w:r>
-      <w:r>
-        <w:rPr>
-          <w:b/>
-        </w:rPr>
-        <w:t>evidence</w:t>
-      </w:r>
-      <w:r>
-        <w:rPr>
-          <w:b w:val="0"/>
-        </w:rPr>
-        <w:t>. Open the HTML copy to read or print it.</w:t>
-      </w:r>
-    </w:p>
-    <w:p>
-      <w:pPr>
-        <w:spacing w:line="336" w:lineRule="auto" w:after="180"/>
-      </w:pPr>
-      <w:r>
-        <w:rPr>
-          <w:b w:val="0"/>
-        </w:rPr>
-        <w:t>Drafts stay in this browser when storage is available; clear drafts on a shared device.</w:t>
-      </w:r>
-    </w:p>
-    <w:p>
-      <w:pPr>
-        <w:pStyle w:val="Heading3"/>
-      </w:pPr>
-      <w:r>
-        <w:t>What I repaired, the evidence I kept and the next test</w:t>
-      </w:r>
-    </w:p>
-    <w:p>
-      <w:r>
-        <w:t>________________________________________________________________</w:t>
-      </w:r>
-    </w:p>
-    <w:p>
-      <w:r>
-        <w:t>________________________________________________________________</w:t>
-      </w:r>
-    </w:p>
-    <w:p>
-      <w:r>
-        <w:t>________________________________________________________________</w:t>
-      </w:r>
-    </w:p>
-    <w:p>
-      <w:r>
-        <w:t>________________________________________________________________</w:t>
-      </w:r>
-    </w:p>
-    <w:p>
-      <w:r>
-        <w:t>________________________________________________________________</w:t>
-      </w:r>
-    </w:p>
-    <w:p>
-      <w:pPr>
         <w:pStyle w:val="Heading1"/>
       </w:pPr>
       <w:r>
-        <w:t>15. Visual concept journey</w:t>
-      </w:r>
-    </w:p>
-    <w:p>
-      <w:r>
-        <w:t>Explain each Dataset shift in neural models picture from its labels, then record a relevant limit.</w:t>
-      </w:r>
-    </w:p>
-    <w:p>
-      <w:pPr>
-        <w:pStyle w:val="Heading3"/>
+        <w:t>15. Reference · Six-picture response sheets</w:t>
+      </w:r>
+    </w:p>
+    <w:p>
+      <w:r>
+        <w:t>Choose the picture that helps explain the current step.</w:t>
+      </w:r>
+    </w:p>
+    <w:p>
+      <w:pPr>
+        <w:pStyle w:val="Heading2"/>
       </w:pPr>
       <w:r>
         <w:t>01. Dataset shift in neural models: the case</w:t>
@@ -2700,7 +2360,6 @@
     <w:p>
       <w:pPr>
         <w:spacing w:line="336" w:lineRule="auto" w:after="180"/>
-        <w:shd w:fill="F5F1FB"/>
       </w:pPr>
       <w:r>
         <w:rPr>
@@ -2739,7 +2398,7 @@
     </w:p>
     <w:p>
       <w:pPr>
-        <w:pStyle w:val="Heading3"/>
+        <w:pStyle w:val="Heading2"/>
       </w:pPr>
       <w:r>
         <w:t>02. Follow the deciding steps</w:t>
@@ -2807,7 +2466,6 @@
     <w:p>
       <w:pPr>
         <w:spacing w:line="336" w:lineRule="auto" w:after="180"/>
-        <w:shd w:fill="F5F1FB"/>
       </w:pPr>
       <w:r>
         <w:rPr>
@@ -2858,7 +2516,7 @@
     </w:p>
     <w:p>
       <w:pPr>
-        <w:pStyle w:val="Heading3"/>
+        <w:pStyle w:val="Heading2"/>
       </w:pPr>
       <w:r>
         <w:t>03. Fixed slice rates, changed pooled accuracy</w:t>
@@ -2914,7 +2572,6 @@
     <w:p>
       <w:pPr>
         <w:spacing w:line="336" w:lineRule="auto" w:after="180"/>
-        <w:shd w:fill="F5F1FB"/>
       </w:pPr>
       <w:r>
         <w:rPr>
@@ -2953,7 +2610,7 @@
     </w:p>
     <w:p>
       <w:pPr>
-        <w:pStyle w:val="Heading3"/>
+        <w:pStyle w:val="Heading2"/>
       </w:pPr>
       <w:r>
         <w:t>04. Change one thing. Trace what follows.</w:t>
@@ -3020,7 +2677,6 @@
     <w:p>
       <w:pPr>
         <w:spacing w:line="336" w:lineRule="auto" w:after="180"/>
-        <w:shd w:fill="F5F1FB"/>
       </w:pPr>
       <w:r>
         <w:rPr>
@@ -3059,7 +2715,7 @@
     </w:p>
     <w:p>
       <w:pPr>
-        <w:pStyle w:val="Heading3"/>
+        <w:pStyle w:val="Heading2"/>
       </w:pPr>
       <w:r>
         <w:t>05. Connect the explanation to its limit</w:t>
@@ -3137,7 +2793,6 @@
     <w:p>
       <w:pPr>
         <w:spacing w:line="336" w:lineRule="auto" w:after="180"/>
-        <w:shd w:fill="F5F1FB"/>
       </w:pPr>
       <w:r>
         <w:rPr>
@@ -3176,7 +2831,7 @@
     </w:p>
     <w:p>
       <w:pPr>
-        <w:pStyle w:val="Heading3"/>
+        <w:pStyle w:val="Heading2"/>
       </w:pPr>
       <w:r>
         <w:t>06. Make the idea visible in your project</w:t>
@@ -3290,7 +2945,6 @@
     <w:p>
       <w:pPr>
         <w:spacing w:line="336" w:lineRule="auto" w:after="180"/>
-        <w:shd w:fill="F5F1FB"/>
       </w:pPr>
       <w:r>
         <w:rPr>
@@ -3337,6 +2991,62 @@
     <w:p>
       <w:r>
         <w:t>________________________________________________________________</w:t>
+      </w:r>
+    </w:p>
+    <w:p>
+      <w:pPr>
+        <w:pStyle w:val="Heading2"/>
+      </w:pPr>
+      <w:r>
+        <w:t>Earlier wording, alternatives and picture transcripts · reference / check after trying</w:t>
+      </w:r>
+    </w:p>
+    <w:p>
+      <w:pPr>
+        <w:pStyle w:val="Heading3"/>
+      </w:pPr>
+      <w:r>
+        <w:t>01. Dataset shift in neural models: the case</w:t>
+      </w:r>
+    </w:p>
+    <w:p>
+      <w:pPr>
+        <w:pStyle w:val="Heading3"/>
+      </w:pPr>
+      <w:r>
+        <w:t>02. Follow the deciding steps</w:t>
+      </w:r>
+    </w:p>
+    <w:p>
+      <w:pPr>
+        <w:pStyle w:val="Heading3"/>
+      </w:pPr>
+      <w:r>
+        <w:t>03. Fixed slice rates, changed pooled accuracy</w:t>
+      </w:r>
+    </w:p>
+    <w:p>
+      <w:pPr>
+        <w:pStyle w:val="Heading3"/>
+      </w:pPr>
+      <w:r>
+        <w:t>04. Change one thing. Trace what follows.</w:t>
+      </w:r>
+    </w:p>
+    <w:p>
+      <w:pPr>
+        <w:pStyle w:val="Heading3"/>
+      </w:pPr>
+      <w:r>
+        <w:t>05. Connect the explanation to its limit</w:t>
+      </w:r>
+    </w:p>
+    <w:p>
+      <w:pPr>
+        <w:pStyle w:val="Heading3"/>
+      </w:pPr>
+      <w:r>
+        <w:t>06. Make the idea visible in your project</w:t>
       </w:r>
     </w:p>
     <w:sectPr>
